--- a/docs/arquitectura/arquitectura-y-diseno-jerarquico.docx
+++ b/docs/arquitectura/arquitectura-y-diseno-jerarquico.docx
@@ -19,7 +19,7 @@
               <a:graphicData uri="http://schemas.openxmlformats.org/drawingml/2006/picture">
                 <pic:pic>
                   <pic:nvPicPr>
-                    <pic:cNvPr id="0" name="image1.png"/>
+                    <pic:cNvPr id="0" name="logo.png"/>
                     <pic:cNvPicPr/>
                   </pic:nvPicPr>
                   <pic:blipFill>
@@ -125,7 +125,7 @@
           <w:b w:val="0"/>
           <w:sz w:val="22"/>
         </w:rPr>
-        <w:t>Versión 2.0 · Alineado con el ERS Rev. 0.4 · ISO/IEC/IEEE 42010</w:t>
+        <w:t>Versión 2.1 · Alineado con el ERS Rev. 0.4.1 · ISO/IEC/IEEE 42010</w:t>
       </w:r>
     </w:p>
     <w:p>
@@ -307,9 +307,9 @@
         <w:tblLayout w:type="fixed"/>
       </w:tblPr>
       <w:tblGrid>
-        <w:gridCol w:w="1039"/>
-        <w:gridCol w:w="1905"/>
-        <w:gridCol w:w="6460"/>
+        <w:gridCol w:w="1022"/>
+        <w:gridCol w:w="1813"/>
+        <w:gridCol w:w="6569"/>
       </w:tblGrid>
       <w:tr>
         <w:trPr>
@@ -318,7 +318,7 @@
         </w:trPr>
         <w:tc>
           <w:tcPr>
-            <w:tcW w:type="dxa" w:w="1040"/>
+            <w:tcW w:type="dxa" w:w="1022"/>
             <w:tcBorders>
               <w:top w:val="single" w:sz="4" w:color="808080"/>
               <w:left w:val="single" w:sz="4" w:color="808080"/>
@@ -345,7 +345,7 @@
         </w:tc>
         <w:tc>
           <w:tcPr>
-            <w:tcW w:type="dxa" w:w="1905"/>
+            <w:tcW w:type="dxa" w:w="1814"/>
             <w:tcBorders>
               <w:top w:val="single" w:sz="4" w:color="808080"/>
               <w:left w:val="single" w:sz="4" w:color="808080"/>
@@ -372,7 +372,7 @@
         </w:tc>
         <w:tc>
           <w:tcPr>
-            <w:tcW w:type="dxa" w:w="6460"/>
+            <w:tcW w:type="dxa" w:w="6570"/>
             <w:tcBorders>
               <w:top w:val="single" w:sz="4" w:color="808080"/>
               <w:left w:val="single" w:sz="4" w:color="808080"/>
@@ -401,7 +401,7 @@
       <w:tr>
         <w:tc>
           <w:tcPr>
-            <w:tcW w:type="dxa" w:w="1040"/>
+            <w:tcW w:type="dxa" w:w="1022"/>
             <w:tcBorders>
               <w:top w:val="single" w:sz="4" w:color="808080"/>
               <w:left w:val="single" w:sz="4" w:color="808080"/>
@@ -426,7 +426,7 @@
         </w:tc>
         <w:tc>
           <w:tcPr>
-            <w:tcW w:type="dxa" w:w="1905"/>
+            <w:tcW w:type="dxa" w:w="1814"/>
             <w:tcBorders>
               <w:top w:val="single" w:sz="4" w:color="808080"/>
               <w:left w:val="single" w:sz="4" w:color="808080"/>
@@ -451,7 +451,7 @@
         </w:tc>
         <w:tc>
           <w:tcPr>
-            <w:tcW w:type="dxa" w:w="6460"/>
+            <w:tcW w:type="dxa" w:w="6570"/>
             <w:tcBorders>
               <w:top w:val="single" w:sz="4" w:color="808080"/>
               <w:left w:val="single" w:sz="4" w:color="808080"/>
@@ -478,7 +478,7 @@
       <w:tr>
         <w:tc>
           <w:tcPr>
-            <w:tcW w:type="dxa" w:w="1040"/>
+            <w:tcW w:type="dxa" w:w="1022"/>
             <w:tcBorders>
               <w:top w:val="single" w:sz="4" w:color="808080"/>
               <w:left w:val="single" w:sz="4" w:color="808080"/>
@@ -503,7 +503,7 @@
         </w:tc>
         <w:tc>
           <w:tcPr>
-            <w:tcW w:type="dxa" w:w="1905"/>
+            <w:tcW w:type="dxa" w:w="1814"/>
             <w:tcBorders>
               <w:top w:val="single" w:sz="4" w:color="808080"/>
               <w:left w:val="single" w:sz="4" w:color="808080"/>
@@ -528,7 +528,7 @@
         </w:tc>
         <w:tc>
           <w:tcPr>
-            <w:tcW w:type="dxa" w:w="6460"/>
+            <w:tcW w:type="dxa" w:w="6570"/>
             <w:tcBorders>
               <w:top w:val="single" w:sz="4" w:color="808080"/>
               <w:left w:val="single" w:sz="4" w:color="808080"/>
@@ -548,6 +548,170 @@
                 <w:sz w:val="17"/>
               </w:rPr>
               <w:t xml:space="preserve">HIPO de los 14 módulos de la Rev. 0.4; vistas de contenedores, componentes, dinámica, datos, seguridad y despliegue; ADR-0006 a ADR-0012; aceptación de ADR-0003 y ADR-0005.</w:t>
+            </w:r>
+          </w:p>
+        </w:tc>
+      </w:tr>
+      <w:tr>
+        <w:tc>
+          <w:tcPr>
+            <w:tcW w:type="dxa" w:w="1022"/>
+            <w:tcBorders>
+              <w:top w:val="single" w:sz="4" w:color="808080"/>
+              <w:left w:val="single" w:sz="4" w:color="808080"/>
+              <w:bottom w:val="single" w:sz="4" w:color="808080"/>
+              <w:right w:val="single" w:sz="4" w:color="808080"/>
+            </w:tcBorders>
+          </w:tcPr>
+          <w:p>
+            <w:pPr>
+              <w:pStyle w:val="Compact"/>
+              <w:spacing w:after="20" w:before="20"/>
+              <w:jc w:val="left"/>
+            </w:pPr>
+            <w:r>
+              <w:rPr>
+                <w:rFonts w:ascii="Arial" w:hAnsi="Arial"/>
+                <w:sz w:val="17"/>
+              </w:rPr>
+              <w:t xml:space="preserve">2.1</w:t>
+            </w:r>
+          </w:p>
+        </w:tc>
+        <w:tc>
+          <w:tcPr>
+            <w:tcW w:type="dxa" w:w="1814"/>
+            <w:tcBorders>
+              <w:top w:val="single" w:sz="4" w:color="808080"/>
+              <w:left w:val="single" w:sz="4" w:color="808080"/>
+              <w:bottom w:val="single" w:sz="4" w:color="808080"/>
+              <w:right w:val="single" w:sz="4" w:color="808080"/>
+            </w:tcBorders>
+          </w:tcPr>
+          <w:p>
+            <w:pPr>
+              <w:pStyle w:val="Compact"/>
+              <w:spacing w:after="20" w:before="20"/>
+              <w:jc w:val="left"/>
+            </w:pPr>
+            <w:r>
+              <w:rPr>
+                <w:rFonts w:ascii="Arial" w:hAnsi="Arial"/>
+                <w:sz w:val="17"/>
+              </w:rPr>
+              <w:t xml:space="preserve">20 de octubre de 2026</w:t>
+            </w:r>
+          </w:p>
+        </w:tc>
+        <w:tc>
+          <w:tcPr>
+            <w:tcW w:type="dxa" w:w="6570"/>
+            <w:tcBorders>
+              <w:top w:val="single" w:sz="4" w:color="808080"/>
+              <w:left w:val="single" w:sz="4" w:color="808080"/>
+              <w:bottom w:val="single" w:sz="4" w:color="808080"/>
+              <w:right w:val="single" w:sz="4" w:color="808080"/>
+            </w:tcBorders>
+          </w:tcPr>
+          <w:p>
+            <w:pPr>
+              <w:pStyle w:val="Compact"/>
+              <w:spacing w:after="20" w:before="20"/>
+              <w:jc w:val="left"/>
+            </w:pPr>
+            <w:r>
+              <w:rPr>
+                <w:rFonts w:ascii="Arial" w:hAnsi="Arial"/>
+                <w:sz w:val="17"/>
+              </w:rPr>
+              <w:t xml:space="preserve">Documentos e imágenes en AWS S3 (ADR-0013, reemplaza ADR-0008); esquema</w:t>
+            </w:r>
+            <w:r>
+              <w:rPr>
+                <w:rFonts w:ascii="Arial" w:hAnsi="Arial"/>
+                <w:sz w:val="17"/>
+              </w:rPr>
+              <w:t xml:space="preserve"> </w:t>
+            </w:r>
+            <w:r>
+              <w:rPr>
+                <w:rStyle w:val="VerbatimChar"/>
+                <w:rFonts w:ascii="Arial" w:hAnsi="Arial"/>
+                <w:sz w:val="17"/>
+              </w:rPr>
+              <w:t xml:space="preserve">siglim</w:t>
+            </w:r>
+            <w:r>
+              <w:rPr>
+                <w:rFonts w:ascii="Arial" w:hAnsi="Arial"/>
+                <w:sz w:val="17"/>
+              </w:rPr>
+              <w:t xml:space="preserve"> </w:t>
+            </w:r>
+            <w:r>
+              <w:rPr>
+                <w:rFonts w:ascii="Arial" w:hAnsi="Arial"/>
+                <w:sz w:val="17"/>
+              </w:rPr>
+              <w:t xml:space="preserve">y roles</w:t>
+            </w:r>
+            <w:r>
+              <w:rPr>
+                <w:rFonts w:ascii="Arial" w:hAnsi="Arial"/>
+                <w:sz w:val="17"/>
+              </w:rPr>
+              <w:t xml:space="preserve"> </w:t>
+            </w:r>
+            <w:r>
+              <w:rPr>
+                <w:rStyle w:val="VerbatimChar"/>
+                <w:rFonts w:ascii="Arial" w:hAnsi="Arial"/>
+                <w:sz w:val="17"/>
+              </w:rPr>
+              <w:t xml:space="preserve">siglim_app</w:t>
+            </w:r>
+            <w:r>
+              <w:rPr>
+                <w:rFonts w:ascii="Arial" w:hAnsi="Arial"/>
+                <w:sz w:val="17"/>
+              </w:rPr>
+              <w:t xml:space="preserve"> </w:t>
+            </w:r>
+            <w:r>
+              <w:rPr>
+                <w:rFonts w:ascii="Arial" w:hAnsi="Arial"/>
+                <w:sz w:val="17"/>
+              </w:rPr>
+              <w:t xml:space="preserve">y</w:t>
+            </w:r>
+            <w:r>
+              <w:rPr>
+                <w:rFonts w:ascii="Arial" w:hAnsi="Arial"/>
+                <w:sz w:val="17"/>
+              </w:rPr>
+              <w:t xml:space="preserve"> </w:t>
+            </w:r>
+            <w:r>
+              <w:rPr>
+                <w:rStyle w:val="VerbatimChar"/>
+                <w:rFonts w:ascii="Arial" w:hAnsi="Arial"/>
+                <w:sz w:val="17"/>
+              </w:rPr>
+              <w:t xml:space="preserve">siglim_publico</w:t>
+            </w:r>
+            <w:r>
+              <w:rPr>
+                <w:rFonts w:ascii="Arial" w:hAnsi="Arial"/>
+                <w:sz w:val="17"/>
+              </w:rPr>
+              <w:t xml:space="preserve"> </w:t>
+            </w:r>
+            <w:r>
+              <w:rPr>
+                <w:rFonts w:ascii="Arial" w:hAnsi="Arial"/>
+                <w:sz w:val="17"/>
+              </w:rPr>
+              <w:t xml:space="preserve">(ADR-0014); proveedor de correo pendiente (PEN-034).</w:t>
             </w:r>
           </w:p>
         </w:tc>
@@ -4445,7 +4609,7 @@
                 <w:rFonts w:ascii="Arial" w:hAnsi="Arial"/>
                 <w:sz w:val="17"/>
               </w:rPr>
-              <w:t xml:space="preserve">Resguardo privado de documentos y fotos; validación por el Secretario (ADR-0008).</w:t>
+              <w:t xml:space="preserve">Resguardo privado de documentos y fotos; validación por el Secretario (ADR-0013).</w:t>
             </w:r>
           </w:p>
         </w:tc>
@@ -10798,7 +10962,7 @@
       <w:r>
         <w:drawing>
           <wp:inline>
-            <wp:extent cx="5972400" cy="5308209"/>
+            <wp:extent cx="5972400" cy="5248939"/>
             <wp:effectExtent b="0" l="0" r="0" t="0"/>
             <wp:docPr descr="" title="" id="64" name="Picture"/>
             <a:graphic>
@@ -10819,7 +10983,7 @@
                   <pic:spPr bwMode="auto">
                     <a:xfrm>
                       <a:off x="0" y="0"/>
-                      <a:ext cx="5972400" cy="5308209"/>
+                      <a:ext cx="5972400" cy="5248939"/>
                     </a:xfrm>
                     <a:prstGeom prst="rect">
                       <a:avLst/>
@@ -10861,9 +11025,9 @@
         <w:tblLayout w:type="fixed"/>
       </w:tblPr>
       <w:tblGrid>
-        <w:gridCol w:w="1458"/>
-        <w:gridCol w:w="2543"/>
-        <w:gridCol w:w="3774"/>
+        <w:gridCol w:w="1413"/>
+        <w:gridCol w:w="2468"/>
+        <w:gridCol w:w="3893"/>
         <w:gridCol w:w="1629"/>
       </w:tblGrid>
       <w:tr>
@@ -10873,7 +11037,7 @@
         </w:trPr>
         <w:tc>
           <w:tcPr>
-            <w:tcW w:type="dxa" w:w="1459"/>
+            <w:tcW w:type="dxa" w:w="1414"/>
             <w:tcBorders>
               <w:top w:val="single" w:sz="4" w:color="808080"/>
               <w:left w:val="single" w:sz="4" w:color="808080"/>
@@ -10900,7 +11064,7 @@
         </w:tc>
         <w:tc>
           <w:tcPr>
-            <w:tcW w:type="dxa" w:w="2543"/>
+            <w:tcW w:type="dxa" w:w="2469"/>
             <w:tcBorders>
               <w:top w:val="single" w:sz="4" w:color="808080"/>
               <w:left w:val="single" w:sz="4" w:color="808080"/>
@@ -10927,7 +11091,7 @@
         </w:tc>
         <w:tc>
           <w:tcPr>
-            <w:tcW w:type="dxa" w:w="3774"/>
+            <w:tcW w:type="dxa" w:w="3893"/>
             <w:tcBorders>
               <w:top w:val="single" w:sz="4" w:color="808080"/>
               <w:left w:val="single" w:sz="4" w:color="808080"/>
@@ -10954,7 +11118,7 @@
         </w:tc>
         <w:tc>
           <w:tcPr>
-            <w:tcW w:type="dxa" w:w="1630"/>
+            <w:tcW w:type="dxa" w:w="1629"/>
             <w:tcBorders>
               <w:top w:val="single" w:sz="4" w:color="808080"/>
               <w:left w:val="single" w:sz="4" w:color="808080"/>
@@ -10983,7 +11147,7 @@
       <w:tr>
         <w:tc>
           <w:tcPr>
-            <w:tcW w:type="dxa" w:w="1459"/>
+            <w:tcW w:type="dxa" w:w="1414"/>
             <w:tcBorders>
               <w:top w:val="single" w:sz="4" w:color="808080"/>
               <w:left w:val="single" w:sz="4" w:color="808080"/>
@@ -11008,7 +11172,7 @@
         </w:tc>
         <w:tc>
           <w:tcPr>
-            <w:tcW w:type="dxa" w:w="2543"/>
+            <w:tcW w:type="dxa" w:w="2469"/>
             <w:tcBorders>
               <w:top w:val="single" w:sz="4" w:color="808080"/>
               <w:left w:val="single" w:sz="4" w:color="808080"/>
@@ -11033,7 +11197,7 @@
         </w:tc>
         <w:tc>
           <w:tcPr>
-            <w:tcW w:type="dxa" w:w="3774"/>
+            <w:tcW w:type="dxa" w:w="3893"/>
             <w:tcBorders>
               <w:top w:val="single" w:sz="4" w:color="808080"/>
               <w:left w:val="single" w:sz="4" w:color="808080"/>
@@ -11088,7 +11252,7 @@
         </w:tc>
         <w:tc>
           <w:tcPr>
-            <w:tcW w:type="dxa" w:w="1630"/>
+            <w:tcW w:type="dxa" w:w="1629"/>
             <w:tcBorders>
               <w:top w:val="single" w:sz="4" w:color="808080"/>
               <w:left w:val="single" w:sz="4" w:color="808080"/>
@@ -11115,7 +11279,7 @@
       <w:tr>
         <w:tc>
           <w:tcPr>
-            <w:tcW w:type="dxa" w:w="1459"/>
+            <w:tcW w:type="dxa" w:w="1414"/>
             <w:tcBorders>
               <w:top w:val="single" w:sz="4" w:color="808080"/>
               <w:left w:val="single" w:sz="4" w:color="808080"/>
@@ -11140,7 +11304,7 @@
         </w:tc>
         <w:tc>
           <w:tcPr>
-            <w:tcW w:type="dxa" w:w="2543"/>
+            <w:tcW w:type="dxa" w:w="2469"/>
             <w:tcBorders>
               <w:top w:val="single" w:sz="4" w:color="808080"/>
               <w:left w:val="single" w:sz="4" w:color="808080"/>
@@ -11165,7 +11329,7 @@
         </w:tc>
         <w:tc>
           <w:tcPr>
-            <w:tcW w:type="dxa" w:w="3774"/>
+            <w:tcW w:type="dxa" w:w="3893"/>
             <w:tcBorders>
               <w:top w:val="single" w:sz="4" w:color="808080"/>
               <w:left w:val="single" w:sz="4" w:color="808080"/>
@@ -11190,26 +11354,26 @@
         </w:tc>
         <w:tc>
           <w:tcPr>
-            <w:tcW w:type="dxa" w:w="1630"/>
-            <w:tcBorders>
-              <w:top w:val="single" w:sz="4" w:color="808080"/>
-              <w:left w:val="single" w:sz="4" w:color="808080"/>
-              <w:bottom w:val="single" w:sz="4" w:color="808080"/>
-              <w:right w:val="single" w:sz="4" w:color="808080"/>
-            </w:tcBorders>
-          </w:tcPr>
-          <w:p>
-            <w:pPr>
-              <w:pStyle w:val="Compact"/>
-              <w:spacing w:after="20" w:before="20"/>
-              <w:jc w:val="left"/>
-            </w:pPr>
-            <w:r>
-              <w:rPr>
-                <w:rFonts w:ascii="Arial" w:hAnsi="Arial"/>
-                <w:sz w:val="17"/>
-              </w:rPr>
-              <w:t xml:space="preserve">ADR-0002, ADR-0005 a ADR-0012</w:t>
+            <w:tcW w:type="dxa" w:w="1629"/>
+            <w:tcBorders>
+              <w:top w:val="single" w:sz="4" w:color="808080"/>
+              <w:left w:val="single" w:sz="4" w:color="808080"/>
+              <w:bottom w:val="single" w:sz="4" w:color="808080"/>
+              <w:right w:val="single" w:sz="4" w:color="808080"/>
+            </w:tcBorders>
+          </w:tcPr>
+          <w:p>
+            <w:pPr>
+              <w:pStyle w:val="Compact"/>
+              <w:spacing w:after="20" w:before="20"/>
+              <w:jc w:val="left"/>
+            </w:pPr>
+            <w:r>
+              <w:rPr>
+                <w:rFonts w:ascii="Arial" w:hAnsi="Arial"/>
+                <w:sz w:val="17"/>
+              </w:rPr>
+              <w:t xml:space="preserve">ADR-0002, ADR-0005 a ADR-0014</w:t>
             </w:r>
           </w:p>
         </w:tc>
@@ -11217,7 +11381,7 @@
       <w:tr>
         <w:tc>
           <w:tcPr>
-            <w:tcW w:type="dxa" w:w="1459"/>
+            <w:tcW w:type="dxa" w:w="1414"/>
             <w:tcBorders>
               <w:top w:val="single" w:sz="4" w:color="808080"/>
               <w:left w:val="single" w:sz="4" w:color="808080"/>
@@ -11242,7 +11406,7 @@
         </w:tc>
         <w:tc>
           <w:tcPr>
-            <w:tcW w:type="dxa" w:w="2543"/>
+            <w:tcW w:type="dxa" w:w="2469"/>
             <w:tcBorders>
               <w:top w:val="single" w:sz="4" w:color="808080"/>
               <w:left w:val="single" w:sz="4" w:color="808080"/>
@@ -11267,7 +11431,7 @@
         </w:tc>
         <w:tc>
           <w:tcPr>
-            <w:tcW w:type="dxa" w:w="3774"/>
+            <w:tcW w:type="dxa" w:w="3893"/>
             <w:tcBorders>
               <w:top w:val="single" w:sz="4" w:color="808080"/>
               <w:left w:val="single" w:sz="4" w:color="808080"/>
@@ -11292,7 +11456,7 @@
         </w:tc>
         <w:tc>
           <w:tcPr>
-            <w:tcW w:type="dxa" w:w="1630"/>
+            <w:tcW w:type="dxa" w:w="1629"/>
             <w:tcBorders>
               <w:top w:val="single" w:sz="4" w:color="808080"/>
               <w:left w:val="single" w:sz="4" w:color="808080"/>
@@ -11319,7 +11483,7 @@
       <w:tr>
         <w:tc>
           <w:tcPr>
-            <w:tcW w:type="dxa" w:w="1459"/>
+            <w:tcW w:type="dxa" w:w="1414"/>
             <w:tcBorders>
               <w:top w:val="single" w:sz="4" w:color="808080"/>
               <w:left w:val="single" w:sz="4" w:color="808080"/>
@@ -11344,76 +11508,105 @@
         </w:tc>
         <w:tc>
           <w:tcPr>
-            <w:tcW w:type="dxa" w:w="2543"/>
-            <w:tcBorders>
-              <w:top w:val="single" w:sz="4" w:color="808080"/>
-              <w:left w:val="single" w:sz="4" w:color="808080"/>
-              <w:bottom w:val="single" w:sz="4" w:color="808080"/>
-              <w:right w:val="single" w:sz="4" w:color="808080"/>
-            </w:tcBorders>
-          </w:tcPr>
-          <w:p>
-            <w:pPr>
-              <w:pStyle w:val="Compact"/>
-              <w:spacing w:after="20" w:before="20"/>
-              <w:jc w:val="left"/>
-            </w:pPr>
-            <w:r>
-              <w:rPr>
-                <w:rFonts w:ascii="Arial" w:hAnsi="Arial"/>
-                <w:sz w:val="17"/>
-              </w:rPr>
-              <w:t xml:space="preserve">Supabase (PostgreSQL)</w:t>
-            </w:r>
-          </w:p>
-        </w:tc>
-        <w:tc>
-          <w:tcPr>
-            <w:tcW w:type="dxa" w:w="3774"/>
-            <w:tcBorders>
-              <w:top w:val="single" w:sz="4" w:color="808080"/>
-              <w:left w:val="single" w:sz="4" w:color="808080"/>
-              <w:bottom w:val="single" w:sz="4" w:color="808080"/>
-              <w:right w:val="single" w:sz="4" w:color="808080"/>
-            </w:tcBorders>
-          </w:tcPr>
-          <w:p>
-            <w:pPr>
-              <w:pStyle w:val="Compact"/>
-              <w:spacing w:after="20" w:before="20"/>
-              <w:jc w:val="left"/>
-            </w:pPr>
-            <w:r>
-              <w:rPr>
-                <w:rFonts w:ascii="Arial" w:hAnsi="Arial"/>
-                <w:sz w:val="17"/>
-              </w:rPr>
-              <w:t xml:space="preserve">Datos, restricciones, triggers de historial, función de tabla, vistas de datos publicados y RLS.</w:t>
-            </w:r>
-          </w:p>
-        </w:tc>
-        <w:tc>
-          <w:tcPr>
-            <w:tcW w:type="dxa" w:w="1630"/>
-            <w:tcBorders>
-              <w:top w:val="single" w:sz="4" w:color="808080"/>
-              <w:left w:val="single" w:sz="4" w:color="808080"/>
-              <w:bottom w:val="single" w:sz="4" w:color="808080"/>
-              <w:right w:val="single" w:sz="4" w:color="808080"/>
-            </w:tcBorders>
-          </w:tcPr>
-          <w:p>
-            <w:pPr>
-              <w:pStyle w:val="Compact"/>
-              <w:spacing w:after="20" w:before="20"/>
-              <w:jc w:val="left"/>
-            </w:pPr>
-            <w:r>
-              <w:rPr>
-                <w:rFonts w:ascii="Arial" w:hAnsi="Arial"/>
-                <w:sz w:val="17"/>
-              </w:rPr>
-              <w:t xml:space="preserve">ADR-0004, ADR-0007, ADR-0011</w:t>
+            <w:tcW w:type="dxa" w:w="2469"/>
+            <w:tcBorders>
+              <w:top w:val="single" w:sz="4" w:color="808080"/>
+              <w:left w:val="single" w:sz="4" w:color="808080"/>
+              <w:bottom w:val="single" w:sz="4" w:color="808080"/>
+              <w:right w:val="single" w:sz="4" w:color="808080"/>
+            </w:tcBorders>
+          </w:tcPr>
+          <w:p>
+            <w:pPr>
+              <w:pStyle w:val="Compact"/>
+              <w:spacing w:after="20" w:before="20"/>
+              <w:jc w:val="left"/>
+            </w:pPr>
+            <w:r>
+              <w:rPr>
+                <w:rFonts w:ascii="Arial" w:hAnsi="Arial"/>
+                <w:sz w:val="17"/>
+              </w:rPr>
+              <w:t xml:space="preserve">Supabase (PostgreSQL), esquema</w:t>
+            </w:r>
+            <w:r>
+              <w:rPr>
+                <w:rFonts w:ascii="Arial" w:hAnsi="Arial"/>
+                <w:sz w:val="17"/>
+              </w:rPr>
+              <w:t xml:space="preserve"> </w:t>
+            </w:r>
+            <w:r>
+              <w:rPr>
+                <w:rStyle w:val="VerbatimChar"/>
+                <w:rFonts w:ascii="Arial" w:hAnsi="Arial"/>
+                <w:sz w:val="17"/>
+              </w:rPr>
+              <w:t xml:space="preserve">siglim</w:t>
+            </w:r>
+            <w:r>
+              <w:rPr>
+                <w:rFonts w:ascii="Arial" w:hAnsi="Arial"/>
+                <w:sz w:val="17"/>
+              </w:rPr>
+              <w:t xml:space="preserve"> </w:t>
+            </w:r>
+            <w:r>
+              <w:rPr>
+                <w:rFonts w:ascii="Arial" w:hAnsi="Arial"/>
+                <w:sz w:val="17"/>
+              </w:rPr>
+              <w:t xml:space="preserve">no expuesto</w:t>
+            </w:r>
+          </w:p>
+        </w:tc>
+        <w:tc>
+          <w:tcPr>
+            <w:tcW w:type="dxa" w:w="3893"/>
+            <w:tcBorders>
+              <w:top w:val="single" w:sz="4" w:color="808080"/>
+              <w:left w:val="single" w:sz="4" w:color="808080"/>
+              <w:bottom w:val="single" w:sz="4" w:color="808080"/>
+              <w:right w:val="single" w:sz="4" w:color="808080"/>
+            </w:tcBorders>
+          </w:tcPr>
+          <w:p>
+            <w:pPr>
+              <w:pStyle w:val="Compact"/>
+              <w:spacing w:after="20" w:before="20"/>
+              <w:jc w:val="left"/>
+            </w:pPr>
+            <w:r>
+              <w:rPr>
+                <w:rFonts w:ascii="Arial" w:hAnsi="Arial"/>
+                <w:sz w:val="17"/>
+              </w:rPr>
+              <w:t xml:space="preserve">Datos, restricciones, triggers de historial, función de tabla, vistas de datos publicados, RLS y la referencia (bucket, clave y URL) de cada documento.</w:t>
+            </w:r>
+          </w:p>
+        </w:tc>
+        <w:tc>
+          <w:tcPr>
+            <w:tcW w:type="dxa" w:w="1629"/>
+            <w:tcBorders>
+              <w:top w:val="single" w:sz="4" w:color="808080"/>
+              <w:left w:val="single" w:sz="4" w:color="808080"/>
+              <w:bottom w:val="single" w:sz="4" w:color="808080"/>
+              <w:right w:val="single" w:sz="4" w:color="808080"/>
+            </w:tcBorders>
+          </w:tcPr>
+          <w:p>
+            <w:pPr>
+              <w:pStyle w:val="Compact"/>
+              <w:spacing w:after="20" w:before="20"/>
+              <w:jc w:val="left"/>
+            </w:pPr>
+            <w:r>
+              <w:rPr>
+                <w:rFonts w:ascii="Arial" w:hAnsi="Arial"/>
+                <w:sz w:val="17"/>
+              </w:rPr>
+              <w:t xml:space="preserve">ADR-0004, ADR-0007, ADR-0011, ADR-0014</w:t>
             </w:r>
           </w:p>
         </w:tc>
@@ -11421,101 +11614,101 @@
       <w:tr>
         <w:tc>
           <w:tcPr>
-            <w:tcW w:type="dxa" w:w="1459"/>
-            <w:tcBorders>
-              <w:top w:val="single" w:sz="4" w:color="808080"/>
-              <w:left w:val="single" w:sz="4" w:color="808080"/>
-              <w:bottom w:val="single" w:sz="4" w:color="808080"/>
-              <w:right w:val="single" w:sz="4" w:color="808080"/>
-            </w:tcBorders>
-          </w:tcPr>
-          <w:p>
-            <w:pPr>
-              <w:pStyle w:val="Compact"/>
-              <w:spacing w:after="20" w:before="20"/>
-              <w:jc w:val="left"/>
-            </w:pPr>
-            <w:r>
-              <w:rPr>
-                <w:rFonts w:ascii="Arial" w:hAnsi="Arial"/>
-                <w:sz w:val="17"/>
-              </w:rPr>
-              <w:t xml:space="preserve">Storage</w:t>
-            </w:r>
-          </w:p>
-        </w:tc>
-        <w:tc>
-          <w:tcPr>
-            <w:tcW w:type="dxa" w:w="2543"/>
-            <w:tcBorders>
-              <w:top w:val="single" w:sz="4" w:color="808080"/>
-              <w:left w:val="single" w:sz="4" w:color="808080"/>
-              <w:bottom w:val="single" w:sz="4" w:color="808080"/>
-              <w:right w:val="single" w:sz="4" w:color="808080"/>
-            </w:tcBorders>
-          </w:tcPr>
-          <w:p>
-            <w:pPr>
-              <w:pStyle w:val="Compact"/>
-              <w:spacing w:after="20" w:before="20"/>
-              <w:jc w:val="left"/>
-            </w:pPr>
-            <w:r>
-              <w:rPr>
-                <w:rFonts w:ascii="Arial" w:hAnsi="Arial"/>
-                <w:sz w:val="17"/>
-              </w:rPr>
-              <w:t xml:space="preserve">Supabase Storage</w:t>
-            </w:r>
-          </w:p>
-        </w:tc>
-        <w:tc>
-          <w:tcPr>
-            <w:tcW w:type="dxa" w:w="3774"/>
-            <w:tcBorders>
-              <w:top w:val="single" w:sz="4" w:color="808080"/>
-              <w:left w:val="single" w:sz="4" w:color="808080"/>
-              <w:bottom w:val="single" w:sz="4" w:color="808080"/>
-              <w:right w:val="single" w:sz="4" w:color="808080"/>
-            </w:tcBorders>
-          </w:tcPr>
-          <w:p>
-            <w:pPr>
-              <w:pStyle w:val="Compact"/>
-              <w:spacing w:after="20" w:before="20"/>
-              <w:jc w:val="left"/>
-            </w:pPr>
-            <w:r>
-              <w:rPr>
-                <w:rFonts w:ascii="Arial" w:hAnsi="Arial"/>
-                <w:sz w:val="17"/>
-              </w:rPr>
-              <w:t xml:space="preserve">Documentos, fotos, evidencias y comprobantes en un bucket privado.</w:t>
-            </w:r>
-          </w:p>
-        </w:tc>
-        <w:tc>
-          <w:tcPr>
-            <w:tcW w:type="dxa" w:w="1630"/>
-            <w:tcBorders>
-              <w:top w:val="single" w:sz="4" w:color="808080"/>
-              <w:left w:val="single" w:sz="4" w:color="808080"/>
-              <w:bottom w:val="single" w:sz="4" w:color="808080"/>
-              <w:right w:val="single" w:sz="4" w:color="808080"/>
-            </w:tcBorders>
-          </w:tcPr>
-          <w:p>
-            <w:pPr>
-              <w:pStyle w:val="Compact"/>
-              <w:spacing w:after="20" w:before="20"/>
-              <w:jc w:val="left"/>
-            </w:pPr>
-            <w:r>
-              <w:rPr>
-                <w:rFonts w:ascii="Arial" w:hAnsi="Arial"/>
-                <w:sz w:val="17"/>
-              </w:rPr>
-              <w:t xml:space="preserve">ADR-0008</w:t>
+            <w:tcW w:type="dxa" w:w="1414"/>
+            <w:tcBorders>
+              <w:top w:val="single" w:sz="4" w:color="808080"/>
+              <w:left w:val="single" w:sz="4" w:color="808080"/>
+              <w:bottom w:val="single" w:sz="4" w:color="808080"/>
+              <w:right w:val="single" w:sz="4" w:color="808080"/>
+            </w:tcBorders>
+          </w:tcPr>
+          <w:p>
+            <w:pPr>
+              <w:pStyle w:val="Compact"/>
+              <w:spacing w:after="20" w:before="20"/>
+              <w:jc w:val="left"/>
+            </w:pPr>
+            <w:r>
+              <w:rPr>
+                <w:rFonts w:ascii="Arial" w:hAnsi="Arial"/>
+                <w:sz w:val="17"/>
+              </w:rPr>
+              <w:t xml:space="preserve">S3</w:t>
+            </w:r>
+          </w:p>
+        </w:tc>
+        <w:tc>
+          <w:tcPr>
+            <w:tcW w:type="dxa" w:w="2469"/>
+            <w:tcBorders>
+              <w:top w:val="single" w:sz="4" w:color="808080"/>
+              <w:left w:val="single" w:sz="4" w:color="808080"/>
+              <w:bottom w:val="single" w:sz="4" w:color="808080"/>
+              <w:right w:val="single" w:sz="4" w:color="808080"/>
+            </w:tcBorders>
+          </w:tcPr>
+          <w:p>
+            <w:pPr>
+              <w:pStyle w:val="Compact"/>
+              <w:spacing w:after="20" w:before="20"/>
+              <w:jc w:val="left"/>
+            </w:pPr>
+            <w:r>
+              <w:rPr>
+                <w:rFonts w:ascii="Arial" w:hAnsi="Arial"/>
+                <w:sz w:val="17"/>
+              </w:rPr>
+              <w:t xml:space="preserve">AWS S3</w:t>
+            </w:r>
+          </w:p>
+        </w:tc>
+        <w:tc>
+          <w:tcPr>
+            <w:tcW w:type="dxa" w:w="3893"/>
+            <w:tcBorders>
+              <w:top w:val="single" w:sz="4" w:color="808080"/>
+              <w:left w:val="single" w:sz="4" w:color="808080"/>
+              <w:bottom w:val="single" w:sz="4" w:color="808080"/>
+              <w:right w:val="single" w:sz="4" w:color="808080"/>
+            </w:tcBorders>
+          </w:tcPr>
+          <w:p>
+            <w:pPr>
+              <w:pStyle w:val="Compact"/>
+              <w:spacing w:after="20" w:before="20"/>
+              <w:jc w:val="left"/>
+            </w:pPr>
+            <w:r>
+              <w:rPr>
+                <w:rFonts w:ascii="Arial" w:hAnsi="Arial"/>
+                <w:sz w:val="17"/>
+              </w:rPr>
+              <w:t xml:space="preserve">Imágenes, documentos, evidencias y comprobantes en un bucket privado; se leen con URL prefirmadas.</w:t>
+            </w:r>
+          </w:p>
+        </w:tc>
+        <w:tc>
+          <w:tcPr>
+            <w:tcW w:type="dxa" w:w="1629"/>
+            <w:tcBorders>
+              <w:top w:val="single" w:sz="4" w:color="808080"/>
+              <w:left w:val="single" w:sz="4" w:color="808080"/>
+              <w:bottom w:val="single" w:sz="4" w:color="808080"/>
+              <w:right w:val="single" w:sz="4" w:color="808080"/>
+            </w:tcBorders>
+          </w:tcPr>
+          <w:p>
+            <w:pPr>
+              <w:pStyle w:val="Compact"/>
+              <w:spacing w:after="20" w:before="20"/>
+              <w:jc w:val="left"/>
+            </w:pPr>
+            <w:r>
+              <w:rPr>
+                <w:rFonts w:ascii="Arial" w:hAnsi="Arial"/>
+                <w:sz w:val="17"/>
+              </w:rPr>
+              <w:t xml:space="preserve">ADR-0013</w:t>
             </w:r>
           </w:p>
         </w:tc>
@@ -11523,7 +11716,7 @@
       <w:tr>
         <w:tc>
           <w:tcPr>
-            <w:tcW w:type="dxa" w:w="1459"/>
+            <w:tcW w:type="dxa" w:w="1414"/>
             <w:tcBorders>
               <w:top w:val="single" w:sz="4" w:color="808080"/>
               <w:left w:val="single" w:sz="4" w:color="808080"/>
@@ -11548,32 +11741,32 @@
         </w:tc>
         <w:tc>
           <w:tcPr>
-            <w:tcW w:type="dxa" w:w="2543"/>
-            <w:tcBorders>
-              <w:top w:val="single" w:sz="4" w:color="808080"/>
-              <w:left w:val="single" w:sz="4" w:color="808080"/>
-              <w:bottom w:val="single" w:sz="4" w:color="808080"/>
-              <w:right w:val="single" w:sz="4" w:color="808080"/>
-            </w:tcBorders>
-          </w:tcPr>
-          <w:p>
-            <w:pPr>
-              <w:pStyle w:val="Compact"/>
-              <w:spacing w:after="20" w:before="20"/>
-              <w:jc w:val="left"/>
-            </w:pPr>
-            <w:r>
-              <w:rPr>
-                <w:rFonts w:ascii="Arial" w:hAnsi="Arial"/>
-                <w:sz w:val="17"/>
-              </w:rPr>
-              <w:t xml:space="preserve">Brevo (demostración)</w:t>
-            </w:r>
-          </w:p>
-        </w:tc>
-        <w:tc>
-          <w:tcPr>
-            <w:tcW w:type="dxa" w:w="3774"/>
+            <w:tcW w:type="dxa" w:w="2469"/>
+            <w:tcBorders>
+              <w:top w:val="single" w:sz="4" w:color="808080"/>
+              <w:left w:val="single" w:sz="4" w:color="808080"/>
+              <w:bottom w:val="single" w:sz="4" w:color="808080"/>
+              <w:right w:val="single" w:sz="4" w:color="808080"/>
+            </w:tcBorders>
+          </w:tcPr>
+          <w:p>
+            <w:pPr>
+              <w:pStyle w:val="Compact"/>
+              <w:spacing w:after="20" w:before="20"/>
+              <w:jc w:val="left"/>
+            </w:pPr>
+            <w:r>
+              <w:rPr>
+                <w:rFonts w:ascii="Arial" w:hAnsi="Arial"/>
+                <w:sz w:val="17"/>
+              </w:rPr>
+              <w:t xml:space="preserve">Por definir (PEN-034, DEC-46)</w:t>
+            </w:r>
+          </w:p>
+        </w:tc>
+        <w:tc>
+          <w:tcPr>
+            <w:tcW w:type="dxa" w:w="3893"/>
             <w:tcBorders>
               <w:top w:val="single" w:sz="4" w:color="808080"/>
               <w:left w:val="single" w:sz="4" w:color="808080"/>
@@ -11598,7 +11791,7 @@
         </w:tc>
         <w:tc>
           <w:tcPr>
-            <w:tcW w:type="dxa" w:w="1630"/>
+            <w:tcW w:type="dxa" w:w="1629"/>
             <w:tcBorders>
               <w:top w:val="single" w:sz="4" w:color="808080"/>
               <w:left w:val="single" w:sz="4" w:color="808080"/>
@@ -13214,10 +13407,10 @@
         <w:tblLayout w:type="fixed"/>
       </w:tblPr>
       <w:tblGrid>
-        <w:gridCol w:w="1980"/>
-        <w:gridCol w:w="1913"/>
-        <w:gridCol w:w="3860"/>
-        <w:gridCol w:w="1651"/>
+        <w:gridCol w:w="1967"/>
+        <w:gridCol w:w="1902"/>
+        <w:gridCol w:w="3867"/>
+        <w:gridCol w:w="1667"/>
       </w:tblGrid>
       <w:tr>
         <w:trPr>
@@ -13226,7 +13419,7 @@
         </w:trPr>
         <w:tc>
           <w:tcPr>
-            <w:tcW w:type="dxa" w:w="1980"/>
+            <w:tcW w:type="dxa" w:w="1968"/>
             <w:tcBorders>
               <w:top w:val="single" w:sz="4" w:color="808080"/>
               <w:left w:val="single" w:sz="4" w:color="808080"/>
@@ -13253,7 +13446,7 @@
         </w:tc>
         <w:tc>
           <w:tcPr>
-            <w:tcW w:type="dxa" w:w="1913"/>
+            <w:tcW w:type="dxa" w:w="1903"/>
             <w:tcBorders>
               <w:top w:val="single" w:sz="4" w:color="808080"/>
               <w:left w:val="single" w:sz="4" w:color="808080"/>
@@ -13280,7 +13473,7 @@
         </w:tc>
         <w:tc>
           <w:tcPr>
-            <w:tcW w:type="dxa" w:w="3860"/>
+            <w:tcW w:type="dxa" w:w="3867"/>
             <w:tcBorders>
               <w:top w:val="single" w:sz="4" w:color="808080"/>
               <w:left w:val="single" w:sz="4" w:color="808080"/>
@@ -13307,7 +13500,7 @@
         </w:tc>
         <w:tc>
           <w:tcPr>
-            <w:tcW w:type="dxa" w:w="1652"/>
+            <w:tcW w:type="dxa" w:w="1667"/>
             <w:tcBorders>
               <w:top w:val="single" w:sz="4" w:color="808080"/>
               <w:left w:val="single" w:sz="4" w:color="808080"/>
@@ -13336,7 +13529,7 @@
       <w:tr>
         <w:tc>
           <w:tcPr>
-            <w:tcW w:type="dxa" w:w="1980"/>
+            <w:tcW w:type="dxa" w:w="1968"/>
             <w:tcBorders>
               <w:top w:val="single" w:sz="4" w:color="808080"/>
               <w:left w:val="single" w:sz="4" w:color="808080"/>
@@ -13361,7 +13554,7 @@
         </w:tc>
         <w:tc>
           <w:tcPr>
-            <w:tcW w:type="dxa" w:w="1913"/>
+            <w:tcW w:type="dxa" w:w="1903"/>
             <w:tcBorders>
               <w:top w:val="single" w:sz="4" w:color="808080"/>
               <w:left w:val="single" w:sz="4" w:color="808080"/>
@@ -13387,7 +13580,7 @@
         </w:tc>
         <w:tc>
           <w:tcPr>
-            <w:tcW w:type="dxa" w:w="3860"/>
+            <w:tcW w:type="dxa" w:w="3867"/>
             <w:tcBorders>
               <w:top w:val="single" w:sz="4" w:color="808080"/>
               <w:left w:val="single" w:sz="4" w:color="808080"/>
@@ -13412,7 +13605,7 @@
         </w:tc>
         <w:tc>
           <w:tcPr>
-            <w:tcW w:type="dxa" w:w="1652"/>
+            <w:tcW w:type="dxa" w:w="1667"/>
             <w:tcBorders>
               <w:top w:val="single" w:sz="4" w:color="808080"/>
               <w:left w:val="single" w:sz="4" w:color="808080"/>
@@ -13439,7 +13632,7 @@
       <w:tr>
         <w:tc>
           <w:tcPr>
-            <w:tcW w:type="dxa" w:w="1980"/>
+            <w:tcW w:type="dxa" w:w="1968"/>
             <w:tcBorders>
               <w:top w:val="single" w:sz="4" w:color="808080"/>
               <w:left w:val="single" w:sz="4" w:color="808080"/>
@@ -13464,7 +13657,7 @@
         </w:tc>
         <w:tc>
           <w:tcPr>
-            <w:tcW w:type="dxa" w:w="1913"/>
+            <w:tcW w:type="dxa" w:w="1903"/>
             <w:tcBorders>
               <w:top w:val="single" w:sz="4" w:color="808080"/>
               <w:left w:val="single" w:sz="4" w:color="808080"/>
@@ -13490,7 +13683,7 @@
         </w:tc>
         <w:tc>
           <w:tcPr>
-            <w:tcW w:type="dxa" w:w="3860"/>
+            <w:tcW w:type="dxa" w:w="3867"/>
             <w:tcBorders>
               <w:top w:val="single" w:sz="4" w:color="808080"/>
               <w:left w:val="single" w:sz="4" w:color="808080"/>
@@ -13538,6 +13731,57 @@
                 <w:rFonts w:ascii="Arial" w:hAnsi="Arial"/>
                 <w:sz w:val="17"/>
               </w:rPr>
+              <w:t xml:space="preserve">(con</w:t>
+            </w:r>
+            <w:r>
+              <w:rPr>
+                <w:rFonts w:ascii="Arial" w:hAnsi="Arial"/>
+                <w:sz w:val="17"/>
+              </w:rPr>
+              <w:t xml:space="preserve"> </w:t>
+            </w:r>
+            <w:r>
+              <w:rPr>
+                <w:rStyle w:val="VerbatimChar"/>
+                <w:rFonts w:ascii="Arial" w:hAnsi="Arial"/>
+                <w:sz w:val="17"/>
+              </w:rPr>
+              <w:t xml:space="preserve">perfil_id</w:t>
+            </w:r>
+            <w:r>
+              <w:rPr>
+                <w:rFonts w:ascii="Arial" w:hAnsi="Arial"/>
+                <w:sz w:val="17"/>
+              </w:rPr>
+              <w:t xml:space="preserve">),</w:t>
+            </w:r>
+            <w:r>
+              <w:rPr>
+                <w:rFonts w:ascii="Arial" w:hAnsi="Arial"/>
+                <w:sz w:val="17"/>
+              </w:rPr>
+              <w:t xml:space="preserve"> </w:t>
+            </w:r>
+            <w:r>
+              <w:rPr>
+                <w:rStyle w:val="VerbatimChar"/>
+                <w:rFonts w:ascii="Arial" w:hAnsi="Arial"/>
+                <w:sz w:val="17"/>
+              </w:rPr>
+              <w:t xml:space="preserve">siglim.motivo</w:t>
+            </w:r>
+            <w:r>
+              <w:rPr>
+                <w:rFonts w:ascii="Arial" w:hAnsi="Arial"/>
+                <w:sz w:val="17"/>
+              </w:rPr>
+              <w:t xml:space="preserve"> </w:t>
+            </w:r>
+            <w:r>
+              <w:rPr>
+                <w:rFonts w:ascii="Arial" w:hAnsi="Arial"/>
+                <w:sz w:val="17"/>
+              </w:rPr>
               <w:t xml:space="preserve">y el rol</w:t>
             </w:r>
             <w:r>
@@ -13553,7 +13797,7 @@
                 <w:rFonts w:ascii="Arial" w:hAnsi="Arial"/>
                 <w:sz w:val="17"/>
               </w:rPr>
-              <w:t xml:space="preserve">authenticated</w:t>
+              <w:t xml:space="preserve">siglim_app</w:t>
             </w:r>
             <w:r>
               <w:rPr>
@@ -13573,26 +13817,26 @@
         </w:tc>
         <w:tc>
           <w:tcPr>
-            <w:tcW w:type="dxa" w:w="1652"/>
-            <w:tcBorders>
-              <w:top w:val="single" w:sz="4" w:color="808080"/>
-              <w:left w:val="single" w:sz="4" w:color="808080"/>
-              <w:bottom w:val="single" w:sz="4" w:color="808080"/>
-              <w:right w:val="single" w:sz="4" w:color="808080"/>
-            </w:tcBorders>
-          </w:tcPr>
-          <w:p>
-            <w:pPr>
-              <w:pStyle w:val="Compact"/>
-              <w:spacing w:after="20" w:before="20"/>
-              <w:jc w:val="left"/>
-            </w:pPr>
-            <w:r>
-              <w:rPr>
-                <w:rFonts w:ascii="Arial" w:hAnsi="Arial"/>
-                <w:sz w:val="17"/>
-              </w:rPr>
-              <w:t xml:space="preserve">ADR-0005</w:t>
+            <w:tcW w:type="dxa" w:w="1667"/>
+            <w:tcBorders>
+              <w:top w:val="single" w:sz="4" w:color="808080"/>
+              <w:left w:val="single" w:sz="4" w:color="808080"/>
+              <w:bottom w:val="single" w:sz="4" w:color="808080"/>
+              <w:right w:val="single" w:sz="4" w:color="808080"/>
+            </w:tcBorders>
+          </w:tcPr>
+          <w:p>
+            <w:pPr>
+              <w:pStyle w:val="Compact"/>
+              <w:spacing w:after="20" w:before="20"/>
+              <w:jc w:val="left"/>
+            </w:pPr>
+            <w:r>
+              <w:rPr>
+                <w:rFonts w:ascii="Arial" w:hAnsi="Arial"/>
+                <w:sz w:val="17"/>
+              </w:rPr>
+              <w:t xml:space="preserve">ADR-0005, ADR-0014</w:t>
             </w:r>
           </w:p>
         </w:tc>
@@ -13600,7 +13844,7 @@
       <w:tr>
         <w:tc>
           <w:tcPr>
-            <w:tcW w:type="dxa" w:w="1980"/>
+            <w:tcW w:type="dxa" w:w="1968"/>
             <w:tcBorders>
               <w:top w:val="single" w:sz="4" w:color="808080"/>
               <w:left w:val="single" w:sz="4" w:color="808080"/>
@@ -13625,7 +13869,7 @@
         </w:tc>
         <w:tc>
           <w:tcPr>
-            <w:tcW w:type="dxa" w:w="1913"/>
+            <w:tcW w:type="dxa" w:w="1903"/>
             <w:tcBorders>
               <w:top w:val="single" w:sz="4" w:color="808080"/>
               <w:left w:val="single" w:sz="4" w:color="808080"/>
@@ -13651,7 +13895,7 @@
         </w:tc>
         <w:tc>
           <w:tcPr>
-            <w:tcW w:type="dxa" w:w="3860"/>
+            <w:tcW w:type="dxa" w:w="3867"/>
             <w:tcBorders>
               <w:top w:val="single" w:sz="4" w:color="808080"/>
               <w:left w:val="single" w:sz="4" w:color="808080"/>
@@ -13691,7 +13935,7 @@
         </w:tc>
         <w:tc>
           <w:tcPr>
-            <w:tcW w:type="dxa" w:w="1652"/>
+            <w:tcW w:type="dxa" w:w="1667"/>
             <w:tcBorders>
               <w:top w:val="single" w:sz="4" w:color="808080"/>
               <w:left w:val="single" w:sz="4" w:color="808080"/>
@@ -13718,7 +13962,7 @@
       <w:tr>
         <w:tc>
           <w:tcPr>
-            <w:tcW w:type="dxa" w:w="1980"/>
+            <w:tcW w:type="dxa" w:w="1968"/>
             <w:tcBorders>
               <w:top w:val="single" w:sz="4" w:color="808080"/>
               <w:left w:val="single" w:sz="4" w:color="808080"/>
@@ -13743,7 +13987,7 @@
         </w:tc>
         <w:tc>
           <w:tcPr>
-            <w:tcW w:type="dxa" w:w="1913"/>
+            <w:tcW w:type="dxa" w:w="1903"/>
             <w:tcBorders>
               <w:top w:val="single" w:sz="4" w:color="808080"/>
               <w:left w:val="single" w:sz="4" w:color="808080"/>
@@ -13769,7 +14013,7 @@
         </w:tc>
         <w:tc>
           <w:tcPr>
-            <w:tcW w:type="dxa" w:w="3860"/>
+            <w:tcW w:type="dxa" w:w="3867"/>
             <w:tcBorders>
               <w:top w:val="single" w:sz="4" w:color="808080"/>
               <w:left w:val="single" w:sz="4" w:color="808080"/>
@@ -13794,7 +14038,7 @@
         </w:tc>
         <w:tc>
           <w:tcPr>
-            <w:tcW w:type="dxa" w:w="1652"/>
+            <w:tcW w:type="dxa" w:w="1667"/>
             <w:tcBorders>
               <w:top w:val="single" w:sz="4" w:color="808080"/>
               <w:left w:val="single" w:sz="4" w:color="808080"/>
@@ -13821,7 +14065,7 @@
       <w:tr>
         <w:tc>
           <w:tcPr>
-            <w:tcW w:type="dxa" w:w="1980"/>
+            <w:tcW w:type="dxa" w:w="1968"/>
             <w:tcBorders>
               <w:top w:val="single" w:sz="4" w:color="808080"/>
               <w:left w:val="single" w:sz="4" w:color="808080"/>
@@ -13846,7 +14090,7 @@
         </w:tc>
         <w:tc>
           <w:tcPr>
-            <w:tcW w:type="dxa" w:w="1913"/>
+            <w:tcW w:type="dxa" w:w="1903"/>
             <w:tcBorders>
               <w:top w:val="single" w:sz="4" w:color="808080"/>
               <w:left w:val="single" w:sz="4" w:color="808080"/>
@@ -13886,7 +14130,7 @@
         </w:tc>
         <w:tc>
           <w:tcPr>
-            <w:tcW w:type="dxa" w:w="3860"/>
+            <w:tcW w:type="dxa" w:w="3867"/>
             <w:tcBorders>
               <w:top w:val="single" w:sz="4" w:color="808080"/>
               <w:left w:val="single" w:sz="4" w:color="808080"/>
@@ -13919,7 +14163,7 @@
         </w:tc>
         <w:tc>
           <w:tcPr>
-            <w:tcW w:type="dxa" w:w="1652"/>
+            <w:tcW w:type="dxa" w:w="1667"/>
             <w:tcBorders>
               <w:top w:val="single" w:sz="4" w:color="808080"/>
               <w:left w:val="single" w:sz="4" w:color="808080"/>
@@ -13946,7 +14190,7 @@
       <w:tr>
         <w:tc>
           <w:tcPr>
-            <w:tcW w:type="dxa" w:w="1980"/>
+            <w:tcW w:type="dxa" w:w="1968"/>
             <w:tcBorders>
               <w:top w:val="single" w:sz="4" w:color="808080"/>
               <w:left w:val="single" w:sz="4" w:color="808080"/>
@@ -13971,7 +14215,7 @@
         </w:tc>
         <w:tc>
           <w:tcPr>
-            <w:tcW w:type="dxa" w:w="1913"/>
+            <w:tcW w:type="dxa" w:w="1903"/>
             <w:tcBorders>
               <w:top w:val="single" w:sz="4" w:color="808080"/>
               <w:left w:val="single" w:sz="4" w:color="808080"/>
@@ -13996,7 +14240,7 @@
         </w:tc>
         <w:tc>
           <w:tcPr>
-            <w:tcW w:type="dxa" w:w="3860"/>
+            <w:tcW w:type="dxa" w:w="3867"/>
             <w:tcBorders>
               <w:top w:val="single" w:sz="4" w:color="808080"/>
               <w:left w:val="single" w:sz="4" w:color="808080"/>
@@ -14021,7 +14265,7 @@
         </w:tc>
         <w:tc>
           <w:tcPr>
-            <w:tcW w:type="dxa" w:w="1652"/>
+            <w:tcW w:type="dxa" w:w="1667"/>
             <w:tcBorders>
               <w:top w:val="single" w:sz="4" w:color="808080"/>
               <w:left w:val="single" w:sz="4" w:color="808080"/>
@@ -14048,7 +14292,7 @@
       <w:tr>
         <w:tc>
           <w:tcPr>
-            <w:tcW w:type="dxa" w:w="1980"/>
+            <w:tcW w:type="dxa" w:w="1968"/>
             <w:tcBorders>
               <w:top w:val="single" w:sz="4" w:color="808080"/>
               <w:left w:val="single" w:sz="4" w:color="808080"/>
@@ -14073,7 +14317,7 @@
         </w:tc>
         <w:tc>
           <w:tcPr>
-            <w:tcW w:type="dxa" w:w="1913"/>
+            <w:tcW w:type="dxa" w:w="1903"/>
             <w:tcBorders>
               <w:top w:val="single" w:sz="4" w:color="808080"/>
               <w:left w:val="single" w:sz="4" w:color="808080"/>
@@ -14099,51 +14343,51 @@
         </w:tc>
         <w:tc>
           <w:tcPr>
-            <w:tcW w:type="dxa" w:w="3860"/>
-            <w:tcBorders>
-              <w:top w:val="single" w:sz="4" w:color="808080"/>
-              <w:left w:val="single" w:sz="4" w:color="808080"/>
-              <w:bottom w:val="single" w:sz="4" w:color="808080"/>
-              <w:right w:val="single" w:sz="4" w:color="808080"/>
-            </w:tcBorders>
-          </w:tcPr>
-          <w:p>
-            <w:pPr>
-              <w:pStyle w:val="Compact"/>
-              <w:spacing w:after="20" w:before="20"/>
-              <w:jc w:val="left"/>
-            </w:pPr>
-            <w:r>
-              <w:rPr>
-                <w:rFonts w:ascii="Arial" w:hAnsi="Arial"/>
-                <w:sz w:val="17"/>
-              </w:rPr>
-              <w:t xml:space="preserve">Carga validada y URL firmadas de Supabase Storage.</w:t>
-            </w:r>
-          </w:p>
-        </w:tc>
-        <w:tc>
-          <w:tcPr>
-            <w:tcW w:type="dxa" w:w="1652"/>
-            <w:tcBorders>
-              <w:top w:val="single" w:sz="4" w:color="808080"/>
-              <w:left w:val="single" w:sz="4" w:color="808080"/>
-              <w:bottom w:val="single" w:sz="4" w:color="808080"/>
-              <w:right w:val="single" w:sz="4" w:color="808080"/>
-            </w:tcBorders>
-          </w:tcPr>
-          <w:p>
-            <w:pPr>
-              <w:pStyle w:val="Compact"/>
-              <w:spacing w:after="20" w:before="20"/>
-              <w:jc w:val="left"/>
-            </w:pPr>
-            <w:r>
-              <w:rPr>
-                <w:rFonts w:ascii="Arial" w:hAnsi="Arial"/>
-                <w:sz w:val="17"/>
-              </w:rPr>
-              <w:t xml:space="preserve">ADR-0008</w:t>
+            <w:tcW w:type="dxa" w:w="3867"/>
+            <w:tcBorders>
+              <w:top w:val="single" w:sz="4" w:color="808080"/>
+              <w:left w:val="single" w:sz="4" w:color="808080"/>
+              <w:bottom w:val="single" w:sz="4" w:color="808080"/>
+              <w:right w:val="single" w:sz="4" w:color="808080"/>
+            </w:tcBorders>
+          </w:tcPr>
+          <w:p>
+            <w:pPr>
+              <w:pStyle w:val="Compact"/>
+              <w:spacing w:after="20" w:before="20"/>
+              <w:jc w:val="left"/>
+            </w:pPr>
+            <w:r>
+              <w:rPr>
+                <w:rFonts w:ascii="Arial" w:hAnsi="Arial"/>
+                <w:sz w:val="17"/>
+              </w:rPr>
+              <w:t xml:space="preserve">Carga validada a S3 y URL prefirmadas de lectura.</w:t>
+            </w:r>
+          </w:p>
+        </w:tc>
+        <w:tc>
+          <w:tcPr>
+            <w:tcW w:type="dxa" w:w="1667"/>
+            <w:tcBorders>
+              <w:top w:val="single" w:sz="4" w:color="808080"/>
+              <w:left w:val="single" w:sz="4" w:color="808080"/>
+              <w:bottom w:val="single" w:sz="4" w:color="808080"/>
+              <w:right w:val="single" w:sz="4" w:color="808080"/>
+            </w:tcBorders>
+          </w:tcPr>
+          <w:p>
+            <w:pPr>
+              <w:pStyle w:val="Compact"/>
+              <w:spacing w:after="20" w:before="20"/>
+              <w:jc w:val="left"/>
+            </w:pPr>
+            <w:r>
+              <w:rPr>
+                <w:rFonts w:ascii="Arial" w:hAnsi="Arial"/>
+                <w:sz w:val="17"/>
+              </w:rPr>
+              <w:t xml:space="preserve">ADR-0013</w:t>
             </w:r>
           </w:p>
         </w:tc>
@@ -14151,7 +14395,7 @@
       <w:tr>
         <w:tc>
           <w:tcPr>
-            <w:tcW w:type="dxa" w:w="1980"/>
+            <w:tcW w:type="dxa" w:w="1968"/>
             <w:tcBorders>
               <w:top w:val="single" w:sz="4" w:color="808080"/>
               <w:left w:val="single" w:sz="4" w:color="808080"/>
@@ -14176,7 +14420,7 @@
         </w:tc>
         <w:tc>
           <w:tcPr>
-            <w:tcW w:type="dxa" w:w="1913"/>
+            <w:tcW w:type="dxa" w:w="1903"/>
             <w:tcBorders>
               <w:top w:val="single" w:sz="4" w:color="808080"/>
               <w:left w:val="single" w:sz="4" w:color="808080"/>
@@ -14202,7 +14446,7 @@
         </w:tc>
         <w:tc>
           <w:tcPr>
-            <w:tcW w:type="dxa" w:w="3860"/>
+            <w:tcW w:type="dxa" w:w="3867"/>
             <w:tcBorders>
               <w:top w:val="single" w:sz="4" w:color="808080"/>
               <w:left w:val="single" w:sz="4" w:color="808080"/>
@@ -14227,7 +14471,7 @@
         </w:tc>
         <w:tc>
           <w:tcPr>
-            <w:tcW w:type="dxa" w:w="1652"/>
+            <w:tcW w:type="dxa" w:w="1667"/>
             <w:tcBorders>
               <w:top w:val="single" w:sz="4" w:color="808080"/>
               <w:left w:val="single" w:sz="4" w:color="808080"/>
@@ -14254,7 +14498,7 @@
       <w:tr>
         <w:tc>
           <w:tcPr>
-            <w:tcW w:type="dxa" w:w="1980"/>
+            <w:tcW w:type="dxa" w:w="1968"/>
             <w:tcBorders>
               <w:top w:val="single" w:sz="4" w:color="808080"/>
               <w:left w:val="single" w:sz="4" w:color="808080"/>
@@ -14279,7 +14523,7 @@
         </w:tc>
         <w:tc>
           <w:tcPr>
-            <w:tcW w:type="dxa" w:w="1913"/>
+            <w:tcW w:type="dxa" w:w="1903"/>
             <w:tcBorders>
               <w:top w:val="single" w:sz="4" w:color="808080"/>
               <w:left w:val="single" w:sz="4" w:color="808080"/>
@@ -14305,7 +14549,7 @@
         </w:tc>
         <w:tc>
           <w:tcPr>
-            <w:tcW w:type="dxa" w:w="3860"/>
+            <w:tcW w:type="dxa" w:w="3867"/>
             <w:tcBorders>
               <w:top w:val="single" w:sz="4" w:color="808080"/>
               <w:left w:val="single" w:sz="4" w:color="808080"/>
@@ -14345,7 +14589,7 @@
         </w:tc>
         <w:tc>
           <w:tcPr>
-            <w:tcW w:type="dxa" w:w="1652"/>
+            <w:tcW w:type="dxa" w:w="1667"/>
             <w:tcBorders>
               <w:top w:val="single" w:sz="4" w:color="808080"/>
               <w:left w:val="single" w:sz="4" w:color="808080"/>
@@ -14372,7 +14616,7 @@
       <w:tr>
         <w:tc>
           <w:tcPr>
-            <w:tcW w:type="dxa" w:w="1980"/>
+            <w:tcW w:type="dxa" w:w="1968"/>
             <w:tcBorders>
               <w:top w:val="single" w:sz="4" w:color="808080"/>
               <w:left w:val="single" w:sz="4" w:color="808080"/>
@@ -14397,7 +14641,7 @@
         </w:tc>
         <w:tc>
           <w:tcPr>
-            <w:tcW w:type="dxa" w:w="1913"/>
+            <w:tcW w:type="dxa" w:w="1903"/>
             <w:tcBorders>
               <w:top w:val="single" w:sz="4" w:color="808080"/>
               <w:left w:val="single" w:sz="4" w:color="808080"/>
@@ -14423,7 +14667,7 @@
         </w:tc>
         <w:tc>
           <w:tcPr>
-            <w:tcW w:type="dxa" w:w="3860"/>
+            <w:tcW w:type="dxa" w:w="3867"/>
             <w:tcBorders>
               <w:top w:val="single" w:sz="4" w:color="808080"/>
               <w:left w:val="single" w:sz="4" w:color="808080"/>
@@ -14477,7 +14721,7 @@
         </w:tc>
         <w:tc>
           <w:tcPr>
-            <w:tcW w:type="dxa" w:w="1652"/>
+            <w:tcW w:type="dxa" w:w="1667"/>
             <w:tcBorders>
               <w:top w:val="single" w:sz="4" w:color="808080"/>
               <w:left w:val="single" w:sz="4" w:color="808080"/>
@@ -14504,7 +14748,7 @@
       <w:tr>
         <w:tc>
           <w:tcPr>
-            <w:tcW w:type="dxa" w:w="1980"/>
+            <w:tcW w:type="dxa" w:w="1968"/>
             <w:tcBorders>
               <w:top w:val="single" w:sz="4" w:color="808080"/>
               <w:left w:val="single" w:sz="4" w:color="808080"/>
@@ -14529,7 +14773,7 @@
         </w:tc>
         <w:tc>
           <w:tcPr>
-            <w:tcW w:type="dxa" w:w="1913"/>
+            <w:tcW w:type="dxa" w:w="1903"/>
             <w:tcBorders>
               <w:top w:val="single" w:sz="4" w:color="808080"/>
               <w:left w:val="single" w:sz="4" w:color="808080"/>
@@ -14555,7 +14799,7 @@
         </w:tc>
         <w:tc>
           <w:tcPr>
-            <w:tcW w:type="dxa" w:w="3860"/>
+            <w:tcW w:type="dxa" w:w="3867"/>
             <w:tcBorders>
               <w:top w:val="single" w:sz="4" w:color="808080"/>
               <w:left w:val="single" w:sz="4" w:color="808080"/>
@@ -14595,7 +14839,7 @@
         </w:tc>
         <w:tc>
           <w:tcPr>
-            <w:tcW w:type="dxa" w:w="1652"/>
+            <w:tcW w:type="dxa" w:w="1667"/>
             <w:tcBorders>
               <w:top w:val="single" w:sz="4" w:color="808080"/>
               <w:left w:val="single" w:sz="4" w:color="808080"/>
@@ -14754,7 +14998,7 @@
       <w:r>
         <w:drawing>
           <wp:inline>
-            <wp:extent cx="5972400" cy="2705703"/>
+            <wp:extent cx="5972400" cy="2809271"/>
             <wp:effectExtent b="0" l="0" r="0" t="0"/>
             <wp:docPr descr="" title="" id="79" name="Picture"/>
             <a:graphic>
@@ -14775,7 +15019,7 @@
                   <pic:spPr bwMode="auto">
                     <a:xfrm>
                       <a:off x="0" y="0"/>
-                      <a:ext cx="5972400" cy="2705703"/>
+                      <a:ext cx="5972400" cy="2809271"/>
                     </a:xfrm>
                     <a:prstGeom prst="rect">
                       <a:avLst/>
@@ -14813,7 +15057,7 @@
         <w:pStyle w:val="BodyText"/>
       </w:pPr>
       <w:r>
-        <w:t xml:space="preserve">Si la subida a Storage tiene éxito pero la transacción falla, queda un objeto sin fila; una tarea de</w:t>
+        <w:t xml:space="preserve">Si la subida a S3 tiene éxito pero la transacción falla, queda un objeto sin fila; una tarea de</w:t>
       </w:r>
       <w:r>
         <w:t xml:space="preserve"> </w:t>
@@ -14930,13 +15174,16 @@
         </w:r>
       </w:hyperlink>
       <w:r>
-        <w:t xml:space="preserve">, que se reescribe en el paso 4</w:t>
+        <w:t xml:space="preserve"> </w:t>
+      </w:r>
+      <w:r>
+        <w:t xml:space="preserve">v2.0, generado a partir de la nueva</w:t>
       </w:r>
       <w:r>
         <w:t xml:space="preserve"> </w:t>
       </w:r>
       <w:r>
-        <w:t xml:space="preserve">junto con la nueva migración inicial (DEC-42). La arquitectura le impone estos principios:</w:t>
+        <w:t xml:space="preserve">migración inicial (DEC-42). La arquitectura le impone estos principios:</w:t>
       </w:r>
     </w:p>
     <w:tbl>
@@ -16008,9 +16255,9 @@
         <w:tblLayout w:type="fixed"/>
       </w:tblPr>
       <w:tblGrid>
-        <w:gridCol w:w="2203"/>
-        <w:gridCol w:w="5363"/>
-        <w:gridCol w:w="1837"/>
+        <w:gridCol w:w="2268"/>
+        <w:gridCol w:w="5380"/>
+        <w:gridCol w:w="1756"/>
       </w:tblGrid>
       <w:tr>
         <w:trPr>
@@ -16019,7 +16266,7 @@
         </w:trPr>
         <w:tc>
           <w:tcPr>
-            <w:tcW w:type="dxa" w:w="2204"/>
+            <w:tcW w:type="dxa" w:w="2269"/>
             <w:tcBorders>
               <w:top w:val="single" w:sz="4" w:color="808080"/>
               <w:left w:val="single" w:sz="4" w:color="808080"/>
@@ -16046,7 +16293,7 @@
         </w:tc>
         <w:tc>
           <w:tcPr>
-            <w:tcW w:type="dxa" w:w="5364"/>
+            <w:tcW w:type="dxa" w:w="5381"/>
             <w:tcBorders>
               <w:top w:val="single" w:sz="4" w:color="808080"/>
               <w:left w:val="single" w:sz="4" w:color="808080"/>
@@ -16073,7 +16320,7 @@
         </w:tc>
         <w:tc>
           <w:tcPr>
-            <w:tcW w:type="dxa" w:w="1838"/>
+            <w:tcW w:type="dxa" w:w="1756"/>
             <w:tcBorders>
               <w:top w:val="single" w:sz="4" w:color="808080"/>
               <w:left w:val="single" w:sz="4" w:color="808080"/>
@@ -16102,7 +16349,7 @@
       <w:tr>
         <w:tc>
           <w:tcPr>
-            <w:tcW w:type="dxa" w:w="2204"/>
+            <w:tcW w:type="dxa" w:w="2269"/>
             <w:tcBorders>
               <w:top w:val="single" w:sz="4" w:color="808080"/>
               <w:left w:val="single" w:sz="4" w:color="808080"/>
@@ -16127,7 +16374,7 @@
         </w:tc>
         <w:tc>
           <w:tcPr>
-            <w:tcW w:type="dxa" w:w="5364"/>
+            <w:tcW w:type="dxa" w:w="5381"/>
             <w:tcBorders>
               <w:top w:val="single" w:sz="4" w:color="808080"/>
               <w:left w:val="single" w:sz="4" w:color="808080"/>
@@ -16152,7 +16399,7 @@
         </w:tc>
         <w:tc>
           <w:tcPr>
-            <w:tcW w:type="dxa" w:w="1838"/>
+            <w:tcW w:type="dxa" w:w="1756"/>
             <w:tcBorders>
               <w:top w:val="single" w:sz="4" w:color="808080"/>
               <w:left w:val="single" w:sz="4" w:color="808080"/>
@@ -16179,7 +16426,7 @@
       <w:tr>
         <w:tc>
           <w:tcPr>
-            <w:tcW w:type="dxa" w:w="2204"/>
+            <w:tcW w:type="dxa" w:w="2269"/>
             <w:tcBorders>
               <w:top w:val="single" w:sz="4" w:color="808080"/>
               <w:left w:val="single" w:sz="4" w:color="808080"/>
@@ -16204,32 +16451,32 @@
         </w:tc>
         <w:tc>
           <w:tcPr>
-            <w:tcW w:type="dxa" w:w="5364"/>
-            <w:tcBorders>
-              <w:top w:val="single" w:sz="4" w:color="808080"/>
-              <w:left w:val="single" w:sz="4" w:color="808080"/>
-              <w:bottom w:val="single" w:sz="4" w:color="808080"/>
-              <w:right w:val="single" w:sz="4" w:color="808080"/>
-            </w:tcBorders>
-          </w:tcPr>
-          <w:p>
-            <w:pPr>
-              <w:pStyle w:val="Compact"/>
-              <w:spacing w:after="20" w:before="20"/>
-              <w:jc w:val="left"/>
-            </w:pPr>
-            <w:r>
-              <w:rPr>
-                <w:rFonts w:ascii="Arial" w:hAnsi="Arial"/>
-                <w:sz w:val="17"/>
-              </w:rPr>
-              <w:t xml:space="preserve">Permiso y ámbito en cada servicio; RLS en tablas sensibles; nunca por nombre de rol; control dual de pares incompatibles.</w:t>
-            </w:r>
-          </w:p>
-        </w:tc>
-        <w:tc>
-          <w:tcPr>
-            <w:tcW w:type="dxa" w:w="1838"/>
+            <w:tcW w:type="dxa" w:w="5381"/>
+            <w:tcBorders>
+              <w:top w:val="single" w:sz="4" w:color="808080"/>
+              <w:left w:val="single" w:sz="4" w:color="808080"/>
+              <w:bottom w:val="single" w:sz="4" w:color="808080"/>
+              <w:right w:val="single" w:sz="4" w:color="808080"/>
+            </w:tcBorders>
+          </w:tcPr>
+          <w:p>
+            <w:pPr>
+              <w:pStyle w:val="Compact"/>
+              <w:spacing w:after="20" w:before="20"/>
+              <w:jc w:val="left"/>
+            </w:pPr>
+            <w:r>
+              <w:rPr>
+                <w:rFonts w:ascii="Arial" w:hAnsi="Arial"/>
+                <w:sz w:val="17"/>
+              </w:rPr>
+              <w:t xml:space="preserve">Permiso y ámbito en cada servicio; RLS por ámbito; nunca por nombre de rol; control dual de pares incompatibles.</w:t>
+            </w:r>
+          </w:p>
+        </w:tc>
+        <w:tc>
+          <w:tcPr>
+            <w:tcW w:type="dxa" w:w="1756"/>
             <w:tcBorders>
               <w:top w:val="single" w:sz="4" w:color="808080"/>
               <w:left w:val="single" w:sz="4" w:color="808080"/>
@@ -16256,76 +16503,207 @@
       <w:tr>
         <w:tc>
           <w:tcPr>
-            <w:tcW w:type="dxa" w:w="2204"/>
-            <w:tcBorders>
-              <w:top w:val="single" w:sz="4" w:color="808080"/>
-              <w:left w:val="single" w:sz="4" w:color="808080"/>
-              <w:bottom w:val="single" w:sz="4" w:color="808080"/>
-              <w:right w:val="single" w:sz="4" w:color="808080"/>
-            </w:tcBorders>
-          </w:tcPr>
-          <w:p>
-            <w:pPr>
-              <w:pStyle w:val="Compact"/>
-              <w:spacing w:after="20" w:before="20"/>
-              <w:jc w:val="left"/>
-            </w:pPr>
-            <w:r>
-              <w:rPr>
-                <w:rFonts w:ascii="Arial" w:hAnsi="Arial"/>
-                <w:sz w:val="17"/>
-              </w:rPr>
-              <w:t xml:space="preserve">Acceso a datos de otro club</w:t>
-            </w:r>
-          </w:p>
-        </w:tc>
-        <w:tc>
-          <w:tcPr>
-            <w:tcW w:type="dxa" w:w="5364"/>
-            <w:tcBorders>
-              <w:top w:val="single" w:sz="4" w:color="808080"/>
-              <w:left w:val="single" w:sz="4" w:color="808080"/>
-              <w:bottom w:val="single" w:sz="4" w:color="808080"/>
-              <w:right w:val="single" w:sz="4" w:color="808080"/>
-            </w:tcBorders>
-          </w:tcPr>
-          <w:p>
-            <w:pPr>
-              <w:pStyle w:val="Compact"/>
-              <w:spacing w:after="20" w:before="20"/>
-              <w:jc w:val="left"/>
-            </w:pPr>
-            <w:r>
-              <w:rPr>
-                <w:rFonts w:ascii="Arial" w:hAnsi="Arial"/>
-                <w:sz w:val="17"/>
-              </w:rPr>
-              <w:t xml:space="preserve">Listados filtrados por ámbito; 404 fuera de ámbito; RLS.</w:t>
-            </w:r>
-          </w:p>
-        </w:tc>
-        <w:tc>
-          <w:tcPr>
-            <w:tcW w:type="dxa" w:w="1838"/>
-            <w:tcBorders>
-              <w:top w:val="single" w:sz="4" w:color="808080"/>
-              <w:left w:val="single" w:sz="4" w:color="808080"/>
-              <w:bottom w:val="single" w:sz="4" w:color="808080"/>
-              <w:right w:val="single" w:sz="4" w:color="808080"/>
-            </w:tcBorders>
-          </w:tcPr>
-          <w:p>
-            <w:pPr>
-              <w:pStyle w:val="Compact"/>
-              <w:spacing w:after="20" w:before="20"/>
-              <w:jc w:val="left"/>
-            </w:pPr>
-            <w:r>
-              <w:rPr>
-                <w:rFonts w:ascii="Arial" w:hAnsi="Arial"/>
-                <w:sz w:val="17"/>
-              </w:rPr>
-              <w:t xml:space="preserve">RN-054, VAL-024</w:t>
+            <w:tcW w:type="dxa" w:w="2269"/>
+            <w:tcBorders>
+              <w:top w:val="single" w:sz="4" w:color="808080"/>
+              <w:left w:val="single" w:sz="4" w:color="808080"/>
+              <w:bottom w:val="single" w:sz="4" w:color="808080"/>
+              <w:right w:val="single" w:sz="4" w:color="808080"/>
+            </w:tcBorders>
+          </w:tcPr>
+          <w:p>
+            <w:pPr>
+              <w:pStyle w:val="Compact"/>
+              <w:spacing w:after="20" w:before="20"/>
+              <w:jc w:val="left"/>
+            </w:pPr>
+            <w:r>
+              <w:rPr>
+                <w:rFonts w:ascii="Arial" w:hAnsi="Arial"/>
+                <w:sz w:val="17"/>
+              </w:rPr>
+              <w:t xml:space="preserve">Acceso directo a la base con la llave pública de Supabase</w:t>
+            </w:r>
+          </w:p>
+        </w:tc>
+        <w:tc>
+          <w:tcPr>
+            <w:tcW w:type="dxa" w:w="5381"/>
+            <w:tcBorders>
+              <w:top w:val="single" w:sz="4" w:color="808080"/>
+              <w:left w:val="single" w:sz="4" w:color="808080"/>
+              <w:bottom w:val="single" w:sz="4" w:color="808080"/>
+              <w:right w:val="single" w:sz="4" w:color="808080"/>
+            </w:tcBorders>
+          </w:tcPr>
+          <w:p>
+            <w:pPr>
+              <w:pStyle w:val="Compact"/>
+              <w:spacing w:after="20" w:before="20"/>
+              <w:jc w:val="left"/>
+            </w:pPr>
+            <w:r>
+              <w:rPr>
+                <w:rFonts w:ascii="Arial" w:hAnsi="Arial"/>
+                <w:sz w:val="17"/>
+              </w:rPr>
+              <w:t xml:space="preserve">Esquema</w:t>
+            </w:r>
+            <w:r>
+              <w:rPr>
+                <w:rFonts w:ascii="Arial" w:hAnsi="Arial"/>
+                <w:sz w:val="17"/>
+              </w:rPr>
+              <w:t xml:space="preserve"> </w:t>
+            </w:r>
+            <w:r>
+              <w:rPr>
+                <w:rStyle w:val="VerbatimChar"/>
+                <w:rFonts w:ascii="Arial" w:hAnsi="Arial"/>
+                <w:sz w:val="17"/>
+              </w:rPr>
+              <w:t xml:space="preserve">siglim</w:t>
+            </w:r>
+            <w:r>
+              <w:rPr>
+                <w:rFonts w:ascii="Arial" w:hAnsi="Arial"/>
+                <w:sz w:val="17"/>
+              </w:rPr>
+              <w:t xml:space="preserve"> </w:t>
+            </w:r>
+            <w:r>
+              <w:rPr>
+                <w:rFonts w:ascii="Arial" w:hAnsi="Arial"/>
+                <w:sz w:val="17"/>
+              </w:rPr>
+              <w:t xml:space="preserve">no expuesto en la API de Supabase; sin privilegios para</w:t>
+            </w:r>
+            <w:r>
+              <w:rPr>
+                <w:rFonts w:ascii="Arial" w:hAnsi="Arial"/>
+                <w:sz w:val="17"/>
+              </w:rPr>
+              <w:t xml:space="preserve"> </w:t>
+            </w:r>
+            <w:r>
+              <w:rPr>
+                <w:rStyle w:val="VerbatimChar"/>
+                <w:rFonts w:ascii="Arial" w:hAnsi="Arial"/>
+                <w:sz w:val="17"/>
+              </w:rPr>
+              <w:t xml:space="preserve">anon</w:t>
+            </w:r>
+            <w:r>
+              <w:rPr>
+                <w:rFonts w:ascii="Arial" w:hAnsi="Arial"/>
+                <w:sz w:val="17"/>
+              </w:rPr>
+              <w:t xml:space="preserve"> </w:t>
+            </w:r>
+            <w:r>
+              <w:rPr>
+                <w:rFonts w:ascii="Arial" w:hAnsi="Arial"/>
+                <w:sz w:val="17"/>
+              </w:rPr>
+              <w:t xml:space="preserve">ni</w:t>
+            </w:r>
+            <w:r>
+              <w:rPr>
+                <w:rFonts w:ascii="Arial" w:hAnsi="Arial"/>
+                <w:sz w:val="17"/>
+              </w:rPr>
+              <w:t xml:space="preserve"> </w:t>
+            </w:r>
+            <w:r>
+              <w:rPr>
+                <w:rStyle w:val="VerbatimChar"/>
+                <w:rFonts w:ascii="Arial" w:hAnsi="Arial"/>
+                <w:sz w:val="17"/>
+              </w:rPr>
+              <w:t xml:space="preserve">authenticated</w:t>
+            </w:r>
+            <w:r>
+              <w:rPr>
+                <w:rFonts w:ascii="Arial" w:hAnsi="Arial"/>
+                <w:sz w:val="17"/>
+              </w:rPr>
+              <w:t xml:space="preserve">; roles propios</w:t>
+            </w:r>
+            <w:r>
+              <w:rPr>
+                <w:rFonts w:ascii="Arial" w:hAnsi="Arial"/>
+                <w:sz w:val="17"/>
+              </w:rPr>
+              <w:t xml:space="preserve"> </w:t>
+            </w:r>
+            <w:r>
+              <w:rPr>
+                <w:rStyle w:val="VerbatimChar"/>
+                <w:rFonts w:ascii="Arial" w:hAnsi="Arial"/>
+                <w:sz w:val="17"/>
+              </w:rPr>
+              <w:t xml:space="preserve">siglim_app</w:t>
+            </w:r>
+            <w:r>
+              <w:rPr>
+                <w:rFonts w:ascii="Arial" w:hAnsi="Arial"/>
+                <w:sz w:val="17"/>
+              </w:rPr>
+              <w:t xml:space="preserve"> </w:t>
+            </w:r>
+            <w:r>
+              <w:rPr>
+                <w:rFonts w:ascii="Arial" w:hAnsi="Arial"/>
+                <w:sz w:val="17"/>
+              </w:rPr>
+              <w:t xml:space="preserve">y</w:t>
+            </w:r>
+            <w:r>
+              <w:rPr>
+                <w:rFonts w:ascii="Arial" w:hAnsi="Arial"/>
+                <w:sz w:val="17"/>
+              </w:rPr>
+              <w:t xml:space="preserve"> </w:t>
+            </w:r>
+            <w:r>
+              <w:rPr>
+                <w:rStyle w:val="VerbatimChar"/>
+                <w:rFonts w:ascii="Arial" w:hAnsi="Arial"/>
+                <w:sz w:val="17"/>
+              </w:rPr>
+              <w:t xml:space="preserve">siglim_publico</w:t>
+            </w:r>
+            <w:r>
+              <w:rPr>
+                <w:rFonts w:ascii="Arial" w:hAnsi="Arial"/>
+                <w:sz w:val="17"/>
+              </w:rPr>
+              <w:t xml:space="preserve">.</w:t>
+            </w:r>
+          </w:p>
+        </w:tc>
+        <w:tc>
+          <w:tcPr>
+            <w:tcW w:type="dxa" w:w="1756"/>
+            <w:tcBorders>
+              <w:top w:val="single" w:sz="4" w:color="808080"/>
+              <w:left w:val="single" w:sz="4" w:color="808080"/>
+              <w:bottom w:val="single" w:sz="4" w:color="808080"/>
+              <w:right w:val="single" w:sz="4" w:color="808080"/>
+            </w:tcBorders>
+          </w:tcPr>
+          <w:p>
+            <w:pPr>
+              <w:pStyle w:val="Compact"/>
+              <w:spacing w:after="20" w:before="20"/>
+              <w:jc w:val="left"/>
+            </w:pPr>
+            <w:r>
+              <w:rPr>
+                <w:rFonts w:ascii="Arial" w:hAnsi="Arial"/>
+                <w:sz w:val="17"/>
+              </w:rPr>
+              <w:t xml:space="preserve">ADR-0014</w:t>
             </w:r>
           </w:p>
         </w:tc>
@@ -16333,76 +16711,76 @@
       <w:tr>
         <w:tc>
           <w:tcPr>
-            <w:tcW w:type="dxa" w:w="2204"/>
-            <w:tcBorders>
-              <w:top w:val="single" w:sz="4" w:color="808080"/>
-              <w:left w:val="single" w:sz="4" w:color="808080"/>
-              <w:bottom w:val="single" w:sz="4" w:color="808080"/>
-              <w:right w:val="single" w:sz="4" w:color="808080"/>
-            </w:tcBorders>
-          </w:tcPr>
-          <w:p>
-            <w:pPr>
-              <w:pStyle w:val="Compact"/>
-              <w:spacing w:after="20" w:before="20"/>
-              <w:jc w:val="left"/>
-            </w:pPr>
-            <w:r>
-              <w:rPr>
-                <w:rFonts w:ascii="Arial" w:hAnsi="Arial"/>
-                <w:sz w:val="17"/>
-              </w:rPr>
-              <w:t xml:space="preserve">Fuga de documentos</w:t>
-            </w:r>
-          </w:p>
-        </w:tc>
-        <w:tc>
-          <w:tcPr>
-            <w:tcW w:type="dxa" w:w="5364"/>
-            <w:tcBorders>
-              <w:top w:val="single" w:sz="4" w:color="808080"/>
-              <w:left w:val="single" w:sz="4" w:color="808080"/>
-              <w:bottom w:val="single" w:sz="4" w:color="808080"/>
-              <w:right w:val="single" w:sz="4" w:color="808080"/>
-            </w:tcBorders>
-          </w:tcPr>
-          <w:p>
-            <w:pPr>
-              <w:pStyle w:val="Compact"/>
-              <w:spacing w:after="20" w:before="20"/>
-              <w:jc w:val="left"/>
-            </w:pPr>
-            <w:r>
-              <w:rPr>
-                <w:rFonts w:ascii="Arial" w:hAnsi="Arial"/>
-                <w:sz w:val="17"/>
-              </w:rPr>
-              <w:t xml:space="preserve">Bucket privado sin acceso del cliente; URL firmadas de 60 s; rutas sin datos personales.</w:t>
-            </w:r>
-          </w:p>
-        </w:tc>
-        <w:tc>
-          <w:tcPr>
-            <w:tcW w:type="dxa" w:w="1838"/>
-            <w:tcBorders>
-              <w:top w:val="single" w:sz="4" w:color="808080"/>
-              <w:left w:val="single" w:sz="4" w:color="808080"/>
-              <w:bottom w:val="single" w:sz="4" w:color="808080"/>
-              <w:right w:val="single" w:sz="4" w:color="808080"/>
-            </w:tcBorders>
-          </w:tcPr>
-          <w:p>
-            <w:pPr>
-              <w:pStyle w:val="Compact"/>
-              <w:spacing w:after="20" w:before="20"/>
-              <w:jc w:val="left"/>
-            </w:pPr>
-            <w:r>
-              <w:rPr>
-                <w:rFonts w:ascii="Arial" w:hAnsi="Arial"/>
-                <w:sz w:val="17"/>
-              </w:rPr>
-              <w:t xml:space="preserve">ADR-0008, RNF-018</w:t>
+            <w:tcW w:type="dxa" w:w="2269"/>
+            <w:tcBorders>
+              <w:top w:val="single" w:sz="4" w:color="808080"/>
+              <w:left w:val="single" w:sz="4" w:color="808080"/>
+              <w:bottom w:val="single" w:sz="4" w:color="808080"/>
+              <w:right w:val="single" w:sz="4" w:color="808080"/>
+            </w:tcBorders>
+          </w:tcPr>
+          <w:p>
+            <w:pPr>
+              <w:pStyle w:val="Compact"/>
+              <w:spacing w:after="20" w:before="20"/>
+              <w:jc w:val="left"/>
+            </w:pPr>
+            <w:r>
+              <w:rPr>
+                <w:rFonts w:ascii="Arial" w:hAnsi="Arial"/>
+                <w:sz w:val="17"/>
+              </w:rPr>
+              <w:t xml:space="preserve">Acceso a datos de otro club</w:t>
+            </w:r>
+          </w:p>
+        </w:tc>
+        <w:tc>
+          <w:tcPr>
+            <w:tcW w:type="dxa" w:w="5381"/>
+            <w:tcBorders>
+              <w:top w:val="single" w:sz="4" w:color="808080"/>
+              <w:left w:val="single" w:sz="4" w:color="808080"/>
+              <w:bottom w:val="single" w:sz="4" w:color="808080"/>
+              <w:right w:val="single" w:sz="4" w:color="808080"/>
+            </w:tcBorders>
+          </w:tcPr>
+          <w:p>
+            <w:pPr>
+              <w:pStyle w:val="Compact"/>
+              <w:spacing w:after="20" w:before="20"/>
+              <w:jc w:val="left"/>
+            </w:pPr>
+            <w:r>
+              <w:rPr>
+                <w:rFonts w:ascii="Arial" w:hAnsi="Arial"/>
+                <w:sz w:val="17"/>
+              </w:rPr>
+              <w:t xml:space="preserve">Listados filtrados por ámbito; 404 fuera de ámbito; RLS.</w:t>
+            </w:r>
+          </w:p>
+        </w:tc>
+        <w:tc>
+          <w:tcPr>
+            <w:tcW w:type="dxa" w:w="1756"/>
+            <w:tcBorders>
+              <w:top w:val="single" w:sz="4" w:color="808080"/>
+              <w:left w:val="single" w:sz="4" w:color="808080"/>
+              <w:bottom w:val="single" w:sz="4" w:color="808080"/>
+              <w:right w:val="single" w:sz="4" w:color="808080"/>
+            </w:tcBorders>
+          </w:tcPr>
+          <w:p>
+            <w:pPr>
+              <w:pStyle w:val="Compact"/>
+              <w:spacing w:after="20" w:before="20"/>
+              <w:jc w:val="left"/>
+            </w:pPr>
+            <w:r>
+              <w:rPr>
+                <w:rFonts w:ascii="Arial" w:hAnsi="Arial"/>
+                <w:sz w:val="17"/>
+              </w:rPr>
+              <w:t xml:space="preserve">RN-054, VAL-024</w:t>
             </w:r>
           </w:p>
         </w:tc>
@@ -16410,76 +16788,99 @@
       <w:tr>
         <w:tc>
           <w:tcPr>
-            <w:tcW w:type="dxa" w:w="2204"/>
-            <w:tcBorders>
-              <w:top w:val="single" w:sz="4" w:color="808080"/>
-              <w:left w:val="single" w:sz="4" w:color="808080"/>
-              <w:bottom w:val="single" w:sz="4" w:color="808080"/>
-              <w:right w:val="single" w:sz="4" w:color="808080"/>
-            </w:tcBorders>
-          </w:tcPr>
-          <w:p>
-            <w:pPr>
-              <w:pStyle w:val="Compact"/>
-              <w:spacing w:after="20" w:before="20"/>
-              <w:jc w:val="left"/>
-            </w:pPr>
-            <w:r>
-              <w:rPr>
-                <w:rFonts w:ascii="Arial" w:hAnsi="Arial"/>
-                <w:sz w:val="17"/>
-              </w:rPr>
-              <w:t xml:space="preserve">Exposición en el portal</w:t>
-            </w:r>
-          </w:p>
-        </w:tc>
-        <w:tc>
-          <w:tcPr>
-            <w:tcW w:type="dxa" w:w="5364"/>
-            <w:tcBorders>
-              <w:top w:val="single" w:sz="4" w:color="808080"/>
-              <w:left w:val="single" w:sz="4" w:color="808080"/>
-              <w:bottom w:val="single" w:sz="4" w:color="808080"/>
-              <w:right w:val="single" w:sz="4" w:color="808080"/>
-            </w:tcBorders>
-          </w:tcPr>
-          <w:p>
-            <w:pPr>
-              <w:pStyle w:val="Compact"/>
-              <w:spacing w:after="20" w:before="20"/>
-              <w:jc w:val="left"/>
-            </w:pPr>
-            <w:r>
-              <w:rPr>
-                <w:rFonts w:ascii="Arial" w:hAnsi="Arial"/>
-                <w:sz w:val="17"/>
-              </w:rPr>
-              <w:t xml:space="preserve">Solo vistas de datos publicados; estadísticas con nombre solo con consentimiento de difusión.</w:t>
-            </w:r>
-          </w:p>
-        </w:tc>
-        <w:tc>
-          <w:tcPr>
-            <w:tcW w:type="dxa" w:w="1838"/>
-            <w:tcBorders>
-              <w:top w:val="single" w:sz="4" w:color="808080"/>
-              <w:left w:val="single" w:sz="4" w:color="808080"/>
-              <w:bottom w:val="single" w:sz="4" w:color="808080"/>
-              <w:right w:val="single" w:sz="4" w:color="808080"/>
-            </w:tcBorders>
-          </w:tcPr>
-          <w:p>
-            <w:pPr>
-              <w:pStyle w:val="Compact"/>
-              <w:spacing w:after="20" w:before="20"/>
-              <w:jc w:val="left"/>
-            </w:pPr>
-            <w:r>
-              <w:rPr>
-                <w:rFonts w:ascii="Arial" w:hAnsi="Arial"/>
-                <w:sz w:val="17"/>
-              </w:rPr>
-              <w:t xml:space="preserve">DP-006, RNF-012, RF-145</w:t>
+            <w:tcW w:type="dxa" w:w="2269"/>
+            <w:tcBorders>
+              <w:top w:val="single" w:sz="4" w:color="808080"/>
+              <w:left w:val="single" w:sz="4" w:color="808080"/>
+              <w:bottom w:val="single" w:sz="4" w:color="808080"/>
+              <w:right w:val="single" w:sz="4" w:color="808080"/>
+            </w:tcBorders>
+          </w:tcPr>
+          <w:p>
+            <w:pPr>
+              <w:pStyle w:val="Compact"/>
+              <w:spacing w:after="20" w:before="20"/>
+              <w:jc w:val="left"/>
+            </w:pPr>
+            <w:r>
+              <w:rPr>
+                <w:rFonts w:ascii="Arial" w:hAnsi="Arial"/>
+                <w:sz w:val="17"/>
+              </w:rPr>
+              <w:t xml:space="preserve">Fuga de documentos</w:t>
+            </w:r>
+          </w:p>
+        </w:tc>
+        <w:tc>
+          <w:tcPr>
+            <w:tcW w:type="dxa" w:w="5381"/>
+            <w:tcBorders>
+              <w:top w:val="single" w:sz="4" w:color="808080"/>
+              <w:left w:val="single" w:sz="4" w:color="808080"/>
+              <w:bottom w:val="single" w:sz="4" w:color="808080"/>
+              <w:right w:val="single" w:sz="4" w:color="808080"/>
+            </w:tcBorders>
+          </w:tcPr>
+          <w:p>
+            <w:pPr>
+              <w:pStyle w:val="Compact"/>
+              <w:spacing w:after="20" w:before="20"/>
+              <w:jc w:val="left"/>
+            </w:pPr>
+            <w:r>
+              <w:rPr>
+                <w:rFonts w:ascii="Arial" w:hAnsi="Arial"/>
+                <w:sz w:val="17"/>
+              </w:rPr>
+              <w:t xml:space="preserve">Bucket S3 privado con</w:t>
+            </w:r>
+            <w:r>
+              <w:rPr>
+                <w:rFonts w:ascii="Arial" w:hAnsi="Arial"/>
+                <w:sz w:val="17"/>
+              </w:rPr>
+              <w:t xml:space="preserve"> </w:t>
+            </w:r>
+            <w:r>
+              <w:rPr>
+                <w:iCs/>
+                <w:rFonts w:ascii="Arial" w:hAnsi="Arial"/>
+                <w:i/>
+                <w:sz w:val="17"/>
+              </w:rPr>
+              <w:t xml:space="preserve">Block Public Access</w:t>
+            </w:r>
+            <w:r>
+              <w:rPr>
+                <w:rFonts w:ascii="Arial" w:hAnsi="Arial"/>
+                <w:sz w:val="17"/>
+              </w:rPr>
+              <w:t xml:space="preserve">, cifrado y usuario IAM de mínimo privilegio; URL prefirmadas de 60 s; claves sin datos personales.</w:t>
+            </w:r>
+          </w:p>
+        </w:tc>
+        <w:tc>
+          <w:tcPr>
+            <w:tcW w:type="dxa" w:w="1756"/>
+            <w:tcBorders>
+              <w:top w:val="single" w:sz="4" w:color="808080"/>
+              <w:left w:val="single" w:sz="4" w:color="808080"/>
+              <w:bottom w:val="single" w:sz="4" w:color="808080"/>
+              <w:right w:val="single" w:sz="4" w:color="808080"/>
+            </w:tcBorders>
+          </w:tcPr>
+          <w:p>
+            <w:pPr>
+              <w:pStyle w:val="Compact"/>
+              <w:spacing w:after="20" w:before="20"/>
+              <w:jc w:val="left"/>
+            </w:pPr>
+            <w:r>
+              <w:rPr>
+                <w:rFonts w:ascii="Arial" w:hAnsi="Arial"/>
+                <w:sz w:val="17"/>
+              </w:rPr>
+              <w:t xml:space="preserve">ADR-0013, RNF-018</w:t>
             </w:r>
           </w:p>
         </w:tc>
@@ -16487,76 +16888,76 @@
       <w:tr>
         <w:tc>
           <w:tcPr>
-            <w:tcW w:type="dxa" w:w="2204"/>
-            <w:tcBorders>
-              <w:top w:val="single" w:sz="4" w:color="808080"/>
-              <w:left w:val="single" w:sz="4" w:color="808080"/>
-              <w:bottom w:val="single" w:sz="4" w:color="808080"/>
-              <w:right w:val="single" w:sz="4" w:color="808080"/>
-            </w:tcBorders>
-          </w:tcPr>
-          <w:p>
-            <w:pPr>
-              <w:pStyle w:val="Compact"/>
-              <w:spacing w:after="20" w:before="20"/>
-              <w:jc w:val="left"/>
-            </w:pPr>
-            <w:r>
-              <w:rPr>
-                <w:rFonts w:ascii="Arial" w:hAnsi="Arial"/>
-                <w:sz w:val="17"/>
-              </w:rPr>
-              <w:t xml:space="preserve">Manipulación de la auditoría</w:t>
-            </w:r>
-          </w:p>
-        </w:tc>
-        <w:tc>
-          <w:tcPr>
-            <w:tcW w:type="dxa" w:w="5364"/>
-            <w:tcBorders>
-              <w:top w:val="single" w:sz="4" w:color="808080"/>
-              <w:left w:val="single" w:sz="4" w:color="808080"/>
-              <w:bottom w:val="single" w:sz="4" w:color="808080"/>
-              <w:right w:val="single" w:sz="4" w:color="808080"/>
-            </w:tcBorders>
-          </w:tcPr>
-          <w:p>
-            <w:pPr>
-              <w:pStyle w:val="Compact"/>
-              <w:spacing w:after="20" w:before="20"/>
-              <w:jc w:val="left"/>
-            </w:pPr>
-            <w:r>
-              <w:rPr>
-                <w:rFonts w:ascii="Arial" w:hAnsi="Arial"/>
-                <w:sz w:val="17"/>
-              </w:rPr>
-              <w:t xml:space="preserve">Tabla solo de inserción; la escriben servicios y triggers.</w:t>
-            </w:r>
-          </w:p>
-        </w:tc>
-        <w:tc>
-          <w:tcPr>
-            <w:tcW w:type="dxa" w:w="1838"/>
-            <w:tcBorders>
-              <w:top w:val="single" w:sz="4" w:color="808080"/>
-              <w:left w:val="single" w:sz="4" w:color="808080"/>
-              <w:bottom w:val="single" w:sz="4" w:color="808080"/>
-              <w:right w:val="single" w:sz="4" w:color="808080"/>
-            </w:tcBorders>
-          </w:tcPr>
-          <w:p>
-            <w:pPr>
-              <w:pStyle w:val="Compact"/>
-              <w:spacing w:after="20" w:before="20"/>
-              <w:jc w:val="left"/>
-            </w:pPr>
-            <w:r>
-              <w:rPr>
-                <w:rFonts w:ascii="Arial" w:hAnsi="Arial"/>
-                <w:sz w:val="17"/>
-              </w:rPr>
-              <w:t xml:space="preserve">RNF-015</w:t>
+            <w:tcW w:type="dxa" w:w="2269"/>
+            <w:tcBorders>
+              <w:top w:val="single" w:sz="4" w:color="808080"/>
+              <w:left w:val="single" w:sz="4" w:color="808080"/>
+              <w:bottom w:val="single" w:sz="4" w:color="808080"/>
+              <w:right w:val="single" w:sz="4" w:color="808080"/>
+            </w:tcBorders>
+          </w:tcPr>
+          <w:p>
+            <w:pPr>
+              <w:pStyle w:val="Compact"/>
+              <w:spacing w:after="20" w:before="20"/>
+              <w:jc w:val="left"/>
+            </w:pPr>
+            <w:r>
+              <w:rPr>
+                <w:rFonts w:ascii="Arial" w:hAnsi="Arial"/>
+                <w:sz w:val="17"/>
+              </w:rPr>
+              <w:t xml:space="preserve">Exposición en el portal</w:t>
+            </w:r>
+          </w:p>
+        </w:tc>
+        <w:tc>
+          <w:tcPr>
+            <w:tcW w:type="dxa" w:w="5381"/>
+            <w:tcBorders>
+              <w:top w:val="single" w:sz="4" w:color="808080"/>
+              <w:left w:val="single" w:sz="4" w:color="808080"/>
+              <w:bottom w:val="single" w:sz="4" w:color="808080"/>
+              <w:right w:val="single" w:sz="4" w:color="808080"/>
+            </w:tcBorders>
+          </w:tcPr>
+          <w:p>
+            <w:pPr>
+              <w:pStyle w:val="Compact"/>
+              <w:spacing w:after="20" w:before="20"/>
+              <w:jc w:val="left"/>
+            </w:pPr>
+            <w:r>
+              <w:rPr>
+                <w:rFonts w:ascii="Arial" w:hAnsi="Arial"/>
+                <w:sz w:val="17"/>
+              </w:rPr>
+              <w:t xml:space="preserve">Solo vistas de datos publicados; estadísticas con nombre solo con consentimiento de difusión.</w:t>
+            </w:r>
+          </w:p>
+        </w:tc>
+        <w:tc>
+          <w:tcPr>
+            <w:tcW w:type="dxa" w:w="1756"/>
+            <w:tcBorders>
+              <w:top w:val="single" w:sz="4" w:color="808080"/>
+              <w:left w:val="single" w:sz="4" w:color="808080"/>
+              <w:bottom w:val="single" w:sz="4" w:color="808080"/>
+              <w:right w:val="single" w:sz="4" w:color="808080"/>
+            </w:tcBorders>
+          </w:tcPr>
+          <w:p>
+            <w:pPr>
+              <w:pStyle w:val="Compact"/>
+              <w:spacing w:after="20" w:before="20"/>
+              <w:jc w:val="left"/>
+            </w:pPr>
+            <w:r>
+              <w:rPr>
+                <w:rFonts w:ascii="Arial" w:hAnsi="Arial"/>
+                <w:sz w:val="17"/>
+              </w:rPr>
+              <w:t xml:space="preserve">DP-006, RNF-012, RF-145</w:t>
             </w:r>
           </w:p>
         </w:tc>
@@ -16564,98 +16965,76 @@
       <w:tr>
         <w:tc>
           <w:tcPr>
-            <w:tcW w:type="dxa" w:w="2204"/>
-            <w:tcBorders>
-              <w:top w:val="single" w:sz="4" w:color="808080"/>
-              <w:left w:val="single" w:sz="4" w:color="808080"/>
-              <w:bottom w:val="single" w:sz="4" w:color="808080"/>
-              <w:right w:val="single" w:sz="4" w:color="808080"/>
-            </w:tcBorders>
-          </w:tcPr>
-          <w:p>
-            <w:pPr>
-              <w:pStyle w:val="Compact"/>
-              <w:spacing w:after="20" w:before="20"/>
-              <w:jc w:val="left"/>
-            </w:pPr>
-            <w:r>
-              <w:rPr>
-                <w:rFonts w:ascii="Arial" w:hAnsi="Arial"/>
-                <w:sz w:val="17"/>
-              </w:rPr>
-              <w:t xml:space="preserve">Intercepción</w:t>
-            </w:r>
-          </w:p>
-        </w:tc>
-        <w:tc>
-          <w:tcPr>
-            <w:tcW w:type="dxa" w:w="5364"/>
-            <w:tcBorders>
-              <w:top w:val="single" w:sz="4" w:color="808080"/>
-              <w:left w:val="single" w:sz="4" w:color="808080"/>
-              <w:bottom w:val="single" w:sz="4" w:color="808080"/>
-              <w:right w:val="single" w:sz="4" w:color="808080"/>
-            </w:tcBorders>
-          </w:tcPr>
-          <w:p>
-            <w:pPr>
-              <w:pStyle w:val="Compact"/>
-              <w:spacing w:after="20" w:before="20"/>
-              <w:jc w:val="left"/>
-            </w:pPr>
-            <w:r>
-              <w:rPr>
-                <w:rFonts w:ascii="Arial" w:hAnsi="Arial"/>
-                <w:sz w:val="17"/>
-              </w:rPr>
-              <w:t xml:space="preserve">HTTPS en navegador y API; JDBC con</w:t>
-            </w:r>
-            <w:r>
-              <w:rPr>
-                <w:rFonts w:ascii="Arial" w:hAnsi="Arial"/>
-                <w:sz w:val="17"/>
-              </w:rPr>
-              <w:t xml:space="preserve"> </w:t>
-            </w:r>
-            <w:r>
-              <w:rPr>
-                <w:rStyle w:val="VerbatimChar"/>
-                <w:rFonts w:ascii="Arial" w:hAnsi="Arial"/>
-                <w:sz w:val="17"/>
-              </w:rPr>
-              <w:t xml:space="preserve">sslmode=require</w:t>
-            </w:r>
-            <w:r>
-              <w:rPr>
-                <w:rFonts w:ascii="Arial" w:hAnsi="Arial"/>
-                <w:sz w:val="17"/>
-              </w:rPr>
-              <w:t xml:space="preserve">; SMTP con TLS.</w:t>
-            </w:r>
-          </w:p>
-        </w:tc>
-        <w:tc>
-          <w:tcPr>
-            <w:tcW w:type="dxa" w:w="1838"/>
-            <w:tcBorders>
-              <w:top w:val="single" w:sz="4" w:color="808080"/>
-              <w:left w:val="single" w:sz="4" w:color="808080"/>
-              <w:bottom w:val="single" w:sz="4" w:color="808080"/>
-              <w:right w:val="single" w:sz="4" w:color="808080"/>
-            </w:tcBorders>
-          </w:tcPr>
-          <w:p>
-            <w:pPr>
-              <w:pStyle w:val="Compact"/>
-              <w:spacing w:after="20" w:before="20"/>
-              <w:jc w:val="left"/>
-            </w:pPr>
-            <w:r>
-              <w:rPr>
-                <w:rFonts w:ascii="Arial" w:hAnsi="Arial"/>
-                <w:sz w:val="17"/>
-              </w:rPr>
-              <w:t xml:space="preserve">RNF-019</w:t>
+            <w:tcW w:type="dxa" w:w="2269"/>
+            <w:tcBorders>
+              <w:top w:val="single" w:sz="4" w:color="808080"/>
+              <w:left w:val="single" w:sz="4" w:color="808080"/>
+              <w:bottom w:val="single" w:sz="4" w:color="808080"/>
+              <w:right w:val="single" w:sz="4" w:color="808080"/>
+            </w:tcBorders>
+          </w:tcPr>
+          <w:p>
+            <w:pPr>
+              <w:pStyle w:val="Compact"/>
+              <w:spacing w:after="20" w:before="20"/>
+              <w:jc w:val="left"/>
+            </w:pPr>
+            <w:r>
+              <w:rPr>
+                <w:rFonts w:ascii="Arial" w:hAnsi="Arial"/>
+                <w:sz w:val="17"/>
+              </w:rPr>
+              <w:t xml:space="preserve">Manipulación de la auditoría</w:t>
+            </w:r>
+          </w:p>
+        </w:tc>
+        <w:tc>
+          <w:tcPr>
+            <w:tcW w:type="dxa" w:w="5381"/>
+            <w:tcBorders>
+              <w:top w:val="single" w:sz="4" w:color="808080"/>
+              <w:left w:val="single" w:sz="4" w:color="808080"/>
+              <w:bottom w:val="single" w:sz="4" w:color="808080"/>
+              <w:right w:val="single" w:sz="4" w:color="808080"/>
+            </w:tcBorders>
+          </w:tcPr>
+          <w:p>
+            <w:pPr>
+              <w:pStyle w:val="Compact"/>
+              <w:spacing w:after="20" w:before="20"/>
+              <w:jc w:val="left"/>
+            </w:pPr>
+            <w:r>
+              <w:rPr>
+                <w:rFonts w:ascii="Arial" w:hAnsi="Arial"/>
+                <w:sz w:val="17"/>
+              </w:rPr>
+              <w:t xml:space="preserve">Tabla solo de inserción; la escriben servicios y triggers.</w:t>
+            </w:r>
+          </w:p>
+        </w:tc>
+        <w:tc>
+          <w:tcPr>
+            <w:tcW w:type="dxa" w:w="1756"/>
+            <w:tcBorders>
+              <w:top w:val="single" w:sz="4" w:color="808080"/>
+              <w:left w:val="single" w:sz="4" w:color="808080"/>
+              <w:bottom w:val="single" w:sz="4" w:color="808080"/>
+              <w:right w:val="single" w:sz="4" w:color="808080"/>
+            </w:tcBorders>
+          </w:tcPr>
+          <w:p>
+            <w:pPr>
+              <w:pStyle w:val="Compact"/>
+              <w:spacing w:after="20" w:before="20"/>
+              <w:jc w:val="left"/>
+            </w:pPr>
+            <w:r>
+              <w:rPr>
+                <w:rFonts w:ascii="Arial" w:hAnsi="Arial"/>
+                <w:sz w:val="17"/>
+              </w:rPr>
+              <w:t xml:space="preserve">RNF-015</w:t>
             </w:r>
           </w:p>
         </w:tc>
@@ -16663,51 +17042,58 @@
       <w:tr>
         <w:tc>
           <w:tcPr>
-            <w:tcW w:type="dxa" w:w="2204"/>
-            <w:tcBorders>
-              <w:top w:val="single" w:sz="4" w:color="808080"/>
-              <w:left w:val="single" w:sz="4" w:color="808080"/>
-              <w:bottom w:val="single" w:sz="4" w:color="808080"/>
-              <w:right w:val="single" w:sz="4" w:color="808080"/>
-            </w:tcBorders>
-          </w:tcPr>
-          <w:p>
-            <w:pPr>
-              <w:pStyle w:val="Compact"/>
-              <w:spacing w:after="20" w:before="20"/>
-              <w:jc w:val="left"/>
-            </w:pPr>
-            <w:r>
-              <w:rPr>
-                <w:rFonts w:ascii="Arial" w:hAnsi="Arial"/>
-                <w:sz w:val="17"/>
-              </w:rPr>
-              <w:t xml:space="preserve">Inyección SQL</w:t>
-            </w:r>
-          </w:p>
-        </w:tc>
-        <w:tc>
-          <w:tcPr>
-            <w:tcW w:type="dxa" w:w="5364"/>
-            <w:tcBorders>
-              <w:top w:val="single" w:sz="4" w:color="808080"/>
-              <w:left w:val="single" w:sz="4" w:color="808080"/>
-              <w:bottom w:val="single" w:sz="4" w:color="808080"/>
-              <w:right w:val="single" w:sz="4" w:color="808080"/>
-            </w:tcBorders>
-          </w:tcPr>
-          <w:p>
-            <w:pPr>
-              <w:pStyle w:val="Compact"/>
-              <w:spacing w:after="20" w:before="20"/>
-              <w:jc w:val="left"/>
-            </w:pPr>
-            <w:r>
-              <w:rPr>
-                <w:rFonts w:ascii="Arial" w:hAnsi="Arial"/>
-                <w:sz w:val="17"/>
-              </w:rPr>
-              <w:t xml:space="preserve">Solo SQL parametrizado (</w:t>
+            <w:tcW w:type="dxa" w:w="2269"/>
+            <w:tcBorders>
+              <w:top w:val="single" w:sz="4" w:color="808080"/>
+              <w:left w:val="single" w:sz="4" w:color="808080"/>
+              <w:bottom w:val="single" w:sz="4" w:color="808080"/>
+              <w:right w:val="single" w:sz="4" w:color="808080"/>
+            </w:tcBorders>
+          </w:tcPr>
+          <w:p>
+            <w:pPr>
+              <w:pStyle w:val="Compact"/>
+              <w:spacing w:after="20" w:before="20"/>
+              <w:jc w:val="left"/>
+            </w:pPr>
+            <w:r>
+              <w:rPr>
+                <w:rFonts w:ascii="Arial" w:hAnsi="Arial"/>
+                <w:sz w:val="17"/>
+              </w:rPr>
+              <w:t xml:space="preserve">Intercepción</w:t>
+            </w:r>
+          </w:p>
+        </w:tc>
+        <w:tc>
+          <w:tcPr>
+            <w:tcW w:type="dxa" w:w="5381"/>
+            <w:tcBorders>
+              <w:top w:val="single" w:sz="4" w:color="808080"/>
+              <w:left w:val="single" w:sz="4" w:color="808080"/>
+              <w:bottom w:val="single" w:sz="4" w:color="808080"/>
+              <w:right w:val="single" w:sz="4" w:color="808080"/>
+            </w:tcBorders>
+          </w:tcPr>
+          <w:p>
+            <w:pPr>
+              <w:pStyle w:val="Compact"/>
+              <w:spacing w:after="20" w:before="20"/>
+              <w:jc w:val="left"/>
+            </w:pPr>
+            <w:r>
+              <w:rPr>
+                <w:rFonts w:ascii="Arial" w:hAnsi="Arial"/>
+                <w:sz w:val="17"/>
+              </w:rPr>
+              <w:t xml:space="preserve">HTTPS en navegador y API; JDBC con</w:t>
+            </w:r>
+            <w:r>
+              <w:rPr>
+                <w:rFonts w:ascii="Arial" w:hAnsi="Arial"/>
+                <w:sz w:val="17"/>
+              </w:rPr>
+              <w:t xml:space="preserve"> </w:t>
             </w:r>
             <w:r>
               <w:rPr>
@@ -16715,46 +17101,39 @@
                 <w:rFonts w:ascii="Arial" w:hAnsi="Arial"/>
                 <w:sz w:val="17"/>
               </w:rPr>
-              <w:t xml:space="preserve">JdbcClient</w:t>
-            </w:r>
-            <w:r>
-              <w:rPr>
-                <w:rFonts w:ascii="Arial" w:hAnsi="Arial"/>
-                <w:sz w:val="17"/>
-              </w:rPr>
-              <w:t xml:space="preserve"> </w:t>
-            </w:r>
-            <w:r>
-              <w:rPr>
-                <w:rFonts w:ascii="Arial" w:hAnsi="Arial"/>
-                <w:sz w:val="17"/>
-              </w:rPr>
-              <w:t xml:space="preserve">con parámetros con nombre).</w:t>
-            </w:r>
-          </w:p>
-        </w:tc>
-        <w:tc>
-          <w:tcPr>
-            <w:tcW w:type="dxa" w:w="1838"/>
-            <w:tcBorders>
-              <w:top w:val="single" w:sz="4" w:color="808080"/>
-              <w:left w:val="single" w:sz="4" w:color="808080"/>
-              <w:bottom w:val="single" w:sz="4" w:color="808080"/>
-              <w:right w:val="single" w:sz="4" w:color="808080"/>
-            </w:tcBorders>
-          </w:tcPr>
-          <w:p>
-            <w:pPr>
-              <w:pStyle w:val="Compact"/>
-              <w:spacing w:after="20" w:before="20"/>
-              <w:jc w:val="left"/>
-            </w:pPr>
-            <w:r>
-              <w:rPr>
-                <w:rFonts w:ascii="Arial" w:hAnsi="Arial"/>
-                <w:sz w:val="17"/>
-              </w:rPr>
-              <w:t xml:space="preserve">AGENTS.md §9</w:t>
+              <w:t xml:space="preserve">sslmode=require</w:t>
+            </w:r>
+            <w:r>
+              <w:rPr>
+                <w:rFonts w:ascii="Arial" w:hAnsi="Arial"/>
+                <w:sz w:val="17"/>
+              </w:rPr>
+              <w:t xml:space="preserve">; SMTP con TLS.</w:t>
+            </w:r>
+          </w:p>
+        </w:tc>
+        <w:tc>
+          <w:tcPr>
+            <w:tcW w:type="dxa" w:w="1756"/>
+            <w:tcBorders>
+              <w:top w:val="single" w:sz="4" w:color="808080"/>
+              <w:left w:val="single" w:sz="4" w:color="808080"/>
+              <w:bottom w:val="single" w:sz="4" w:color="808080"/>
+              <w:right w:val="single" w:sz="4" w:color="808080"/>
+            </w:tcBorders>
+          </w:tcPr>
+          <w:p>
+            <w:pPr>
+              <w:pStyle w:val="Compact"/>
+              <w:spacing w:after="20" w:before="20"/>
+              <w:jc w:val="left"/>
+            </w:pPr>
+            <w:r>
+              <w:rPr>
+                <w:rFonts w:ascii="Arial" w:hAnsi="Arial"/>
+                <w:sz w:val="17"/>
+              </w:rPr>
+              <w:t xml:space="preserve">RNF-019</w:t>
             </w:r>
           </w:p>
         </w:tc>
@@ -16762,52 +17141,59 @@
       <w:tr>
         <w:tc>
           <w:tcPr>
-            <w:tcW w:type="dxa" w:w="2204"/>
-            <w:tcBorders>
-              <w:top w:val="single" w:sz="4" w:color="808080"/>
-              <w:left w:val="single" w:sz="4" w:color="808080"/>
-              <w:bottom w:val="single" w:sz="4" w:color="808080"/>
-              <w:right w:val="single" w:sz="4" w:color="808080"/>
-            </w:tcBorders>
-          </w:tcPr>
-          <w:p>
-            <w:pPr>
-              <w:pStyle w:val="Compact"/>
-              <w:spacing w:after="20" w:before="20"/>
-              <w:jc w:val="left"/>
-            </w:pPr>
-            <w:r>
-              <w:rPr>
-                <w:rFonts w:ascii="Arial" w:hAnsi="Arial"/>
-                <w:sz w:val="17"/>
-              </w:rPr>
-              <w:t xml:space="preserve">Secretos</w:t>
-            </w:r>
-          </w:p>
-        </w:tc>
-        <w:tc>
-          <w:tcPr>
-            <w:tcW w:type="dxa" w:w="5364"/>
-            <w:tcBorders>
-              <w:top w:val="single" w:sz="4" w:color="808080"/>
-              <w:left w:val="single" w:sz="4" w:color="808080"/>
-              <w:bottom w:val="single" w:sz="4" w:color="808080"/>
-              <w:right w:val="single" w:sz="4" w:color="808080"/>
-            </w:tcBorders>
-          </w:tcPr>
-          <w:p>
-            <w:pPr>
-              <w:pStyle w:val="Compact"/>
-              <w:spacing w:after="20" w:before="20"/>
-              <w:jc w:val="left"/>
-            </w:pPr>
+            <w:tcW w:type="dxa" w:w="2269"/>
+            <w:tcBorders>
+              <w:top w:val="single" w:sz="4" w:color="808080"/>
+              <w:left w:val="single" w:sz="4" w:color="808080"/>
+              <w:bottom w:val="single" w:sz="4" w:color="808080"/>
+              <w:right w:val="single" w:sz="4" w:color="808080"/>
+            </w:tcBorders>
+          </w:tcPr>
+          <w:p>
+            <w:pPr>
+              <w:pStyle w:val="Compact"/>
+              <w:spacing w:after="20" w:before="20"/>
+              <w:jc w:val="left"/>
+            </w:pPr>
+            <w:r>
+              <w:rPr>
+                <w:rFonts w:ascii="Arial" w:hAnsi="Arial"/>
+                <w:sz w:val="17"/>
+              </w:rPr>
+              <w:t xml:space="preserve">Inyección SQL</w:t>
+            </w:r>
+          </w:p>
+        </w:tc>
+        <w:tc>
+          <w:tcPr>
+            <w:tcW w:type="dxa" w:w="5381"/>
+            <w:tcBorders>
+              <w:top w:val="single" w:sz="4" w:color="808080"/>
+              <w:left w:val="single" w:sz="4" w:color="808080"/>
+              <w:bottom w:val="single" w:sz="4" w:color="808080"/>
+              <w:right w:val="single" w:sz="4" w:color="808080"/>
+            </w:tcBorders>
+          </w:tcPr>
+          <w:p>
+            <w:pPr>
+              <w:pStyle w:val="Compact"/>
+              <w:spacing w:after="20" w:before="20"/>
+              <w:jc w:val="left"/>
+            </w:pPr>
+            <w:r>
+              <w:rPr>
+                <w:rFonts w:ascii="Arial" w:hAnsi="Arial"/>
+                <w:sz w:val="17"/>
+              </w:rPr>
+              <w:t xml:space="preserve">Solo SQL parametrizado (</w:t>
+            </w:r>
             <w:r>
               <w:rPr>
                 <w:rStyle w:val="VerbatimChar"/>
                 <w:rFonts w:ascii="Arial" w:hAnsi="Arial"/>
                 <w:sz w:val="17"/>
               </w:rPr>
-              <w:t xml:space="preserve">backend/.env</w:t>
+              <w:t xml:space="preserve">JdbcClient</w:t>
             </w:r>
             <w:r>
               <w:rPr>
@@ -16821,42 +17207,13 @@
                 <w:rFonts w:ascii="Arial" w:hAnsi="Arial"/>
                 <w:sz w:val="17"/>
               </w:rPr>
-              <w:t xml:space="preserve">y</w:t>
-            </w:r>
-            <w:r>
-              <w:rPr>
-                <w:rFonts w:ascii="Arial" w:hAnsi="Arial"/>
-                <w:sz w:val="17"/>
-              </w:rPr>
-              <w:t xml:space="preserve"> </w:t>
-            </w:r>
-            <w:r>
-              <w:rPr>
-                <w:rStyle w:val="VerbatimChar"/>
-                <w:rFonts w:ascii="Arial" w:hAnsi="Arial"/>
-                <w:sz w:val="17"/>
-              </w:rPr>
-              <w:t xml:space="preserve">frontend/.env.local</w:t>
-            </w:r>
-            <w:r>
-              <w:rPr>
-                <w:rFonts w:ascii="Arial" w:hAnsi="Arial"/>
-                <w:sz w:val="17"/>
-              </w:rPr>
-              <w:t xml:space="preserve"> </w:t>
-            </w:r>
-            <w:r>
-              <w:rPr>
-                <w:rFonts w:ascii="Arial" w:hAnsi="Arial"/>
-                <w:sz w:val="17"/>
-              </w:rPr>
-              <w:t xml:space="preserve">fuera de git; la clave secreta de Supabase solo en el backend.</w:t>
-            </w:r>
-          </w:p>
-        </w:tc>
-        <w:tc>
-          <w:tcPr>
-            <w:tcW w:type="dxa" w:w="1838"/>
+              <w:t xml:space="preserve">con parámetros con nombre).</w:t>
+            </w:r>
+          </w:p>
+        </w:tc>
+        <w:tc>
+          <w:tcPr>
+            <w:tcW w:type="dxa" w:w="1756"/>
             <w:tcBorders>
               <w:top w:val="single" w:sz="4" w:color="808080"/>
               <w:left w:val="single" w:sz="4" w:color="808080"/>
@@ -16883,76 +17240,120 @@
       <w:tr>
         <w:tc>
           <w:tcPr>
-            <w:tcW w:type="dxa" w:w="2204"/>
-            <w:tcBorders>
-              <w:top w:val="single" w:sz="4" w:color="808080"/>
-              <w:left w:val="single" w:sz="4" w:color="808080"/>
-              <w:bottom w:val="single" w:sz="4" w:color="808080"/>
-              <w:right w:val="single" w:sz="4" w:color="808080"/>
-            </w:tcBorders>
-          </w:tcPr>
-          <w:p>
-            <w:pPr>
-              <w:pStyle w:val="Compact"/>
-              <w:spacing w:after="20" w:before="20"/>
-              <w:jc w:val="left"/>
-            </w:pPr>
-            <w:r>
-              <w:rPr>
-                <w:rFonts w:ascii="Arial" w:hAnsi="Arial"/>
-                <w:sz w:val="17"/>
-              </w:rPr>
-              <w:t xml:space="preserve">Datos de menores</w:t>
-            </w:r>
-          </w:p>
-        </w:tc>
-        <w:tc>
-          <w:tcPr>
-            <w:tcW w:type="dxa" w:w="5364"/>
-            <w:tcBorders>
-              <w:top w:val="single" w:sz="4" w:color="808080"/>
-              <w:left w:val="single" w:sz="4" w:color="808080"/>
-              <w:bottom w:val="single" w:sz="4" w:color="808080"/>
-              <w:right w:val="single" w:sz="4" w:color="808080"/>
-            </w:tcBorders>
-          </w:tcPr>
-          <w:p>
-            <w:pPr>
-              <w:pStyle w:val="Compact"/>
-              <w:spacing w:after="20" w:before="20"/>
-              <w:jc w:val="left"/>
-            </w:pPr>
-            <w:r>
-              <w:rPr>
-                <w:rFonts w:ascii="Arial" w:hAnsi="Arial"/>
-                <w:sz w:val="17"/>
-              </w:rPr>
-              <w:t xml:space="preserve">Consentimiento expreso e INE del tutor; el menor no tiene credenciales; el tutor consulta.</w:t>
-            </w:r>
-          </w:p>
-        </w:tc>
-        <w:tc>
-          <w:tcPr>
-            <w:tcW w:type="dxa" w:w="1838"/>
-            <w:tcBorders>
-              <w:top w:val="single" w:sz="4" w:color="808080"/>
-              <w:left w:val="single" w:sz="4" w:color="808080"/>
-              <w:bottom w:val="single" w:sz="4" w:color="808080"/>
-              <w:right w:val="single" w:sz="4" w:color="808080"/>
-            </w:tcBorders>
-          </w:tcPr>
-          <w:p>
-            <w:pPr>
-              <w:pStyle w:val="Compact"/>
-              <w:spacing w:after="20" w:before="20"/>
-              <w:jc w:val="left"/>
-            </w:pPr>
-            <w:r>
-              <w:rPr>
-                <w:rFonts w:ascii="Arial" w:hAnsi="Arial"/>
-                <w:sz w:val="17"/>
-              </w:rPr>
-              <w:t xml:space="preserve">RN-055, RF-097, RF-106</w:t>
+            <w:tcW w:type="dxa" w:w="2269"/>
+            <w:tcBorders>
+              <w:top w:val="single" w:sz="4" w:color="808080"/>
+              <w:left w:val="single" w:sz="4" w:color="808080"/>
+              <w:bottom w:val="single" w:sz="4" w:color="808080"/>
+              <w:right w:val="single" w:sz="4" w:color="808080"/>
+            </w:tcBorders>
+          </w:tcPr>
+          <w:p>
+            <w:pPr>
+              <w:pStyle w:val="Compact"/>
+              <w:spacing w:after="20" w:before="20"/>
+              <w:jc w:val="left"/>
+            </w:pPr>
+            <w:r>
+              <w:rPr>
+                <w:rFonts w:ascii="Arial" w:hAnsi="Arial"/>
+                <w:sz w:val="17"/>
+              </w:rPr>
+              <w:t xml:space="preserve">Secretos</w:t>
+            </w:r>
+          </w:p>
+        </w:tc>
+        <w:tc>
+          <w:tcPr>
+            <w:tcW w:type="dxa" w:w="5381"/>
+            <w:tcBorders>
+              <w:top w:val="single" w:sz="4" w:color="808080"/>
+              <w:left w:val="single" w:sz="4" w:color="808080"/>
+              <w:bottom w:val="single" w:sz="4" w:color="808080"/>
+              <w:right w:val="single" w:sz="4" w:color="808080"/>
+            </w:tcBorders>
+          </w:tcPr>
+          <w:p>
+            <w:pPr>
+              <w:pStyle w:val="Compact"/>
+              <w:spacing w:after="20" w:before="20"/>
+              <w:jc w:val="left"/>
+            </w:pPr>
+            <w:r>
+              <w:rPr>
+                <w:rStyle w:val="VerbatimChar"/>
+                <w:rFonts w:ascii="Arial" w:hAnsi="Arial"/>
+                <w:sz w:val="17"/>
+              </w:rPr>
+              <w:t xml:space="preserve">backend/.env</w:t>
+            </w:r>
+            <w:r>
+              <w:rPr>
+                <w:rFonts w:ascii="Arial" w:hAnsi="Arial"/>
+                <w:sz w:val="17"/>
+              </w:rPr>
+              <w:t xml:space="preserve"> </w:t>
+            </w:r>
+            <w:r>
+              <w:rPr>
+                <w:rFonts w:ascii="Arial" w:hAnsi="Arial"/>
+                <w:sz w:val="17"/>
+              </w:rPr>
+              <w:t xml:space="preserve">y</w:t>
+            </w:r>
+            <w:r>
+              <w:rPr>
+                <w:rFonts w:ascii="Arial" w:hAnsi="Arial"/>
+                <w:sz w:val="17"/>
+              </w:rPr>
+              <w:t xml:space="preserve"> </w:t>
+            </w:r>
+            <w:r>
+              <w:rPr>
+                <w:rStyle w:val="VerbatimChar"/>
+                <w:rFonts w:ascii="Arial" w:hAnsi="Arial"/>
+                <w:sz w:val="17"/>
+              </w:rPr>
+              <w:t xml:space="preserve">frontend/.env.local</w:t>
+            </w:r>
+            <w:r>
+              <w:rPr>
+                <w:rFonts w:ascii="Arial" w:hAnsi="Arial"/>
+                <w:sz w:val="17"/>
+              </w:rPr>
+              <w:t xml:space="preserve"> </w:t>
+            </w:r>
+            <w:r>
+              <w:rPr>
+                <w:rFonts w:ascii="Arial" w:hAnsi="Arial"/>
+                <w:sz w:val="17"/>
+              </w:rPr>
+              <w:t xml:space="preserve">fuera de git; la clave secreta de Supabase solo en el backend.</w:t>
+            </w:r>
+          </w:p>
+        </w:tc>
+        <w:tc>
+          <w:tcPr>
+            <w:tcW w:type="dxa" w:w="1756"/>
+            <w:tcBorders>
+              <w:top w:val="single" w:sz="4" w:color="808080"/>
+              <w:left w:val="single" w:sz="4" w:color="808080"/>
+              <w:bottom w:val="single" w:sz="4" w:color="808080"/>
+              <w:right w:val="single" w:sz="4" w:color="808080"/>
+            </w:tcBorders>
+          </w:tcPr>
+          <w:p>
+            <w:pPr>
+              <w:pStyle w:val="Compact"/>
+              <w:spacing w:after="20" w:before="20"/>
+              <w:jc w:val="left"/>
+            </w:pPr>
+            <w:r>
+              <w:rPr>
+                <w:rFonts w:ascii="Arial" w:hAnsi="Arial"/>
+                <w:sz w:val="17"/>
+              </w:rPr>
+              <w:t xml:space="preserve">AGENTS.md §9</w:t>
             </w:r>
           </w:p>
         </w:tc>
@@ -16960,7 +17361,84 @@
       <w:tr>
         <w:tc>
           <w:tcPr>
-            <w:tcW w:type="dxa" w:w="2204"/>
+            <w:tcW w:type="dxa" w:w="2269"/>
+            <w:tcBorders>
+              <w:top w:val="single" w:sz="4" w:color="808080"/>
+              <w:left w:val="single" w:sz="4" w:color="808080"/>
+              <w:bottom w:val="single" w:sz="4" w:color="808080"/>
+              <w:right w:val="single" w:sz="4" w:color="808080"/>
+            </w:tcBorders>
+          </w:tcPr>
+          <w:p>
+            <w:pPr>
+              <w:pStyle w:val="Compact"/>
+              <w:spacing w:after="20" w:before="20"/>
+              <w:jc w:val="left"/>
+            </w:pPr>
+            <w:r>
+              <w:rPr>
+                <w:rFonts w:ascii="Arial" w:hAnsi="Arial"/>
+                <w:sz w:val="17"/>
+              </w:rPr>
+              <w:t xml:space="preserve">Datos de menores</w:t>
+            </w:r>
+          </w:p>
+        </w:tc>
+        <w:tc>
+          <w:tcPr>
+            <w:tcW w:type="dxa" w:w="5381"/>
+            <w:tcBorders>
+              <w:top w:val="single" w:sz="4" w:color="808080"/>
+              <w:left w:val="single" w:sz="4" w:color="808080"/>
+              <w:bottom w:val="single" w:sz="4" w:color="808080"/>
+              <w:right w:val="single" w:sz="4" w:color="808080"/>
+            </w:tcBorders>
+          </w:tcPr>
+          <w:p>
+            <w:pPr>
+              <w:pStyle w:val="Compact"/>
+              <w:spacing w:after="20" w:before="20"/>
+              <w:jc w:val="left"/>
+            </w:pPr>
+            <w:r>
+              <w:rPr>
+                <w:rFonts w:ascii="Arial" w:hAnsi="Arial"/>
+                <w:sz w:val="17"/>
+              </w:rPr>
+              <w:t xml:space="preserve">Consentimiento expreso e INE del tutor; el menor no tiene credenciales; el tutor consulta.</w:t>
+            </w:r>
+          </w:p>
+        </w:tc>
+        <w:tc>
+          <w:tcPr>
+            <w:tcW w:type="dxa" w:w="1756"/>
+            <w:tcBorders>
+              <w:top w:val="single" w:sz="4" w:color="808080"/>
+              <w:left w:val="single" w:sz="4" w:color="808080"/>
+              <w:bottom w:val="single" w:sz="4" w:color="808080"/>
+              <w:right w:val="single" w:sz="4" w:color="808080"/>
+            </w:tcBorders>
+          </w:tcPr>
+          <w:p>
+            <w:pPr>
+              <w:pStyle w:val="Compact"/>
+              <w:spacing w:after="20" w:before="20"/>
+              <w:jc w:val="left"/>
+            </w:pPr>
+            <w:r>
+              <w:rPr>
+                <w:rFonts w:ascii="Arial" w:hAnsi="Arial"/>
+                <w:sz w:val="17"/>
+              </w:rPr>
+              <w:t xml:space="preserve">RN-055, RF-097, RF-106</w:t>
+            </w:r>
+          </w:p>
+        </w:tc>
+      </w:tr>
+      <w:tr>
+        <w:tc>
+          <w:tcPr>
+            <w:tcW w:type="dxa" w:w="2269"/>
             <w:tcBorders>
               <w:top w:val="single" w:sz="4" w:color="808080"/>
               <w:left w:val="single" w:sz="4" w:color="808080"/>
@@ -16985,7 +17463,7 @@
         </w:tc>
         <w:tc>
           <w:tcPr>
-            <w:tcW w:type="dxa" w:w="5364"/>
+            <w:tcW w:type="dxa" w:w="5381"/>
             <w:tcBorders>
               <w:top w:val="single" w:sz="4" w:color="808080"/>
               <w:left w:val="single" w:sz="4" w:color="808080"/>
@@ -17010,7 +17488,7 @@
         </w:tc>
         <w:tc>
           <w:tcPr>
-            <w:tcW w:type="dxa" w:w="1838"/>
+            <w:tcW w:type="dxa" w:w="1756"/>
             <w:tcBorders>
               <w:top w:val="single" w:sz="4" w:color="808080"/>
               <w:left w:val="single" w:sz="4" w:color="808080"/>
@@ -17077,10 +17555,10 @@
         <w:tblLayout w:type="fixed"/>
       </w:tblPr>
       <w:tblGrid>
-        <w:gridCol w:w="2337"/>
-        <w:gridCol w:w="2323"/>
-        <w:gridCol w:w="3834"/>
-        <w:gridCol w:w="909"/>
+        <w:gridCol w:w="2341"/>
+        <w:gridCol w:w="2328"/>
+        <w:gridCol w:w="3825"/>
+        <w:gridCol w:w="910"/>
       </w:tblGrid>
       <w:tr>
         <w:trPr>
@@ -17089,7 +17567,7 @@
         </w:trPr>
         <w:tc>
           <w:tcPr>
-            <w:tcW w:type="dxa" w:w="2337"/>
+            <w:tcW w:type="dxa" w:w="2341"/>
             <w:tcBorders>
               <w:top w:val="single" w:sz="4" w:color="808080"/>
               <w:left w:val="single" w:sz="4" w:color="808080"/>
@@ -17116,7 +17594,7 @@
         </w:tc>
         <w:tc>
           <w:tcPr>
-            <w:tcW w:type="dxa" w:w="2324"/>
+            <w:tcW w:type="dxa" w:w="2329"/>
             <w:tcBorders>
               <w:top w:val="single" w:sz="4" w:color="808080"/>
               <w:left w:val="single" w:sz="4" w:color="808080"/>
@@ -17143,7 +17621,7 @@
         </w:tc>
         <w:tc>
           <w:tcPr>
-            <w:tcW w:type="dxa" w:w="3834"/>
+            <w:tcW w:type="dxa" w:w="3825"/>
             <w:tcBorders>
               <w:top w:val="single" w:sz="4" w:color="808080"/>
               <w:left w:val="single" w:sz="4" w:color="808080"/>
@@ -17199,7 +17677,7 @@
       <w:tr>
         <w:tc>
           <w:tcPr>
-            <w:tcW w:type="dxa" w:w="2337"/>
+            <w:tcW w:type="dxa" w:w="2341"/>
             <w:tcBorders>
               <w:top w:val="single" w:sz="4" w:color="808080"/>
               <w:left w:val="single" w:sz="4" w:color="808080"/>
@@ -17224,7 +17702,7 @@
         </w:tc>
         <w:tc>
           <w:tcPr>
-            <w:tcW w:type="dxa" w:w="2324"/>
+            <w:tcW w:type="dxa" w:w="2329"/>
             <w:tcBorders>
               <w:top w:val="single" w:sz="4" w:color="808080"/>
               <w:left w:val="single" w:sz="4" w:color="808080"/>
@@ -17249,7 +17727,7 @@
         </w:tc>
         <w:tc>
           <w:tcPr>
-            <w:tcW w:type="dxa" w:w="3834"/>
+            <w:tcW w:type="dxa" w:w="3825"/>
             <w:tcBorders>
               <w:top w:val="single" w:sz="4" w:color="808080"/>
               <w:left w:val="single" w:sz="4" w:color="808080"/>
@@ -17301,7 +17779,7 @@
       <w:tr>
         <w:tc>
           <w:tcPr>
-            <w:tcW w:type="dxa" w:w="2337"/>
+            <w:tcW w:type="dxa" w:w="2341"/>
             <w:tcBorders>
               <w:top w:val="single" w:sz="4" w:color="808080"/>
               <w:left w:val="single" w:sz="4" w:color="808080"/>
@@ -17326,7 +17804,7 @@
         </w:tc>
         <w:tc>
           <w:tcPr>
-            <w:tcW w:type="dxa" w:w="2324"/>
+            <w:tcW w:type="dxa" w:w="2329"/>
             <w:tcBorders>
               <w:top w:val="single" w:sz="4" w:color="808080"/>
               <w:left w:val="single" w:sz="4" w:color="808080"/>
@@ -17351,7 +17829,7 @@
         </w:tc>
         <w:tc>
           <w:tcPr>
-            <w:tcW w:type="dxa" w:w="3834"/>
+            <w:tcW w:type="dxa" w:w="3825"/>
             <w:tcBorders>
               <w:top w:val="single" w:sz="4" w:color="808080"/>
               <w:left w:val="single" w:sz="4" w:color="808080"/>
@@ -17455,7 +17933,7 @@
       <w:tr>
         <w:tc>
           <w:tcPr>
-            <w:tcW w:type="dxa" w:w="2337"/>
+            <w:tcW w:type="dxa" w:w="2341"/>
             <w:tcBorders>
               <w:top w:val="single" w:sz="4" w:color="808080"/>
               <w:left w:val="single" w:sz="4" w:color="808080"/>
@@ -17480,7 +17958,7 @@
         </w:tc>
         <w:tc>
           <w:tcPr>
-            <w:tcW w:type="dxa" w:w="2324"/>
+            <w:tcW w:type="dxa" w:w="2329"/>
             <w:tcBorders>
               <w:top w:val="single" w:sz="4" w:color="808080"/>
               <w:left w:val="single" w:sz="4" w:color="808080"/>
@@ -17505,7 +17983,7 @@
         </w:tc>
         <w:tc>
           <w:tcPr>
-            <w:tcW w:type="dxa" w:w="3834"/>
+            <w:tcW w:type="dxa" w:w="3825"/>
             <w:tcBorders>
               <w:top w:val="single" w:sz="4" w:color="808080"/>
               <w:left w:val="single" w:sz="4" w:color="808080"/>
@@ -17557,7 +18035,7 @@
       <w:tr>
         <w:tc>
           <w:tcPr>
-            <w:tcW w:type="dxa" w:w="2337"/>
+            <w:tcW w:type="dxa" w:w="2341"/>
             <w:tcBorders>
               <w:top w:val="single" w:sz="4" w:color="808080"/>
               <w:left w:val="single" w:sz="4" w:color="808080"/>
@@ -17582,7 +18060,7 @@
         </w:tc>
         <w:tc>
           <w:tcPr>
-            <w:tcW w:type="dxa" w:w="2324"/>
+            <w:tcW w:type="dxa" w:w="2329"/>
             <w:tcBorders>
               <w:top w:val="single" w:sz="4" w:color="808080"/>
               <w:left w:val="single" w:sz="4" w:color="808080"/>
@@ -17607,7 +18085,7 @@
         </w:tc>
         <w:tc>
           <w:tcPr>
-            <w:tcW w:type="dxa" w:w="3834"/>
+            <w:tcW w:type="dxa" w:w="3825"/>
             <w:tcBorders>
               <w:top w:val="single" w:sz="4" w:color="808080"/>
               <w:left w:val="single" w:sz="4" w:color="808080"/>
@@ -17659,7 +18137,7 @@
       <w:tr>
         <w:tc>
           <w:tcPr>
-            <w:tcW w:type="dxa" w:w="2337"/>
+            <w:tcW w:type="dxa" w:w="2341"/>
             <w:tcBorders>
               <w:top w:val="single" w:sz="4" w:color="808080"/>
               <w:left w:val="single" w:sz="4" w:color="808080"/>
@@ -17684,7 +18162,7 @@
         </w:tc>
         <w:tc>
           <w:tcPr>
-            <w:tcW w:type="dxa" w:w="2324"/>
+            <w:tcW w:type="dxa" w:w="2329"/>
             <w:tcBorders>
               <w:top w:val="single" w:sz="4" w:color="808080"/>
               <w:left w:val="single" w:sz="4" w:color="808080"/>
@@ -17709,7 +18187,7 @@
         </w:tc>
         <w:tc>
           <w:tcPr>
-            <w:tcW w:type="dxa" w:w="3834"/>
+            <w:tcW w:type="dxa" w:w="3825"/>
             <w:tcBorders>
               <w:top w:val="single" w:sz="4" w:color="808080"/>
               <w:left w:val="single" w:sz="4" w:color="808080"/>
@@ -17761,7 +18239,7 @@
       <w:tr>
         <w:tc>
           <w:tcPr>
-            <w:tcW w:type="dxa" w:w="2337"/>
+            <w:tcW w:type="dxa" w:w="2341"/>
             <w:tcBorders>
               <w:top w:val="single" w:sz="4" w:color="808080"/>
               <w:left w:val="single" w:sz="4" w:color="808080"/>
@@ -17786,7 +18264,7 @@
         </w:tc>
         <w:tc>
           <w:tcPr>
-            <w:tcW w:type="dxa" w:w="2324"/>
+            <w:tcW w:type="dxa" w:w="2329"/>
             <w:tcBorders>
               <w:top w:val="single" w:sz="4" w:color="808080"/>
               <w:left w:val="single" w:sz="4" w:color="808080"/>
@@ -17811,7 +18289,7 @@
         </w:tc>
         <w:tc>
           <w:tcPr>
-            <w:tcW w:type="dxa" w:w="3834"/>
+            <w:tcW w:type="dxa" w:w="3825"/>
             <w:tcBorders>
               <w:top w:val="single" w:sz="4" w:color="808080"/>
               <w:left w:val="single" w:sz="4" w:color="808080"/>
@@ -17885,7 +18363,7 @@
       <w:tr>
         <w:tc>
           <w:tcPr>
-            <w:tcW w:type="dxa" w:w="2337"/>
+            <w:tcW w:type="dxa" w:w="2341"/>
             <w:tcBorders>
               <w:top w:val="single" w:sz="4" w:color="808080"/>
               <w:left w:val="single" w:sz="4" w:color="808080"/>
@@ -17910,7 +18388,7 @@
         </w:tc>
         <w:tc>
           <w:tcPr>
-            <w:tcW w:type="dxa" w:w="2324"/>
+            <w:tcW w:type="dxa" w:w="2329"/>
             <w:tcBorders>
               <w:top w:val="single" w:sz="4" w:color="808080"/>
               <w:left w:val="single" w:sz="4" w:color="808080"/>
@@ -17935,7 +18413,7 @@
         </w:tc>
         <w:tc>
           <w:tcPr>
-            <w:tcW w:type="dxa" w:w="3834"/>
+            <w:tcW w:type="dxa" w:w="3825"/>
             <w:tcBorders>
               <w:top w:val="single" w:sz="4" w:color="808080"/>
               <w:left w:val="single" w:sz="4" w:color="808080"/>
@@ -17987,7 +18465,7 @@
       <w:tr>
         <w:tc>
           <w:tcPr>
-            <w:tcW w:type="dxa" w:w="2337"/>
+            <w:tcW w:type="dxa" w:w="2341"/>
             <w:tcBorders>
               <w:top w:val="single" w:sz="4" w:color="808080"/>
               <w:left w:val="single" w:sz="4" w:color="808080"/>
@@ -18012,7 +18490,7 @@
         </w:tc>
         <w:tc>
           <w:tcPr>
-            <w:tcW w:type="dxa" w:w="2324"/>
+            <w:tcW w:type="dxa" w:w="2329"/>
             <w:tcBorders>
               <w:top w:val="single" w:sz="4" w:color="808080"/>
               <w:left w:val="single" w:sz="4" w:color="808080"/>
@@ -18037,7 +18515,7 @@
         </w:tc>
         <w:tc>
           <w:tcPr>
-            <w:tcW w:type="dxa" w:w="3834"/>
+            <w:tcW w:type="dxa" w:w="3825"/>
             <w:tcBorders>
               <w:top w:val="single" w:sz="4" w:color="808080"/>
               <w:left w:val="single" w:sz="4" w:color="808080"/>
@@ -18104,7 +18582,7 @@
       <w:tr>
         <w:tc>
           <w:tcPr>
-            <w:tcW w:type="dxa" w:w="2337"/>
+            <w:tcW w:type="dxa" w:w="2341"/>
             <w:tcBorders>
               <w:top w:val="single" w:sz="4" w:color="808080"/>
               <w:left w:val="single" w:sz="4" w:color="808080"/>
@@ -18129,7 +18607,7 @@
         </w:tc>
         <w:tc>
           <w:tcPr>
-            <w:tcW w:type="dxa" w:w="2324"/>
+            <w:tcW w:type="dxa" w:w="2329"/>
             <w:tcBorders>
               <w:top w:val="single" w:sz="4" w:color="808080"/>
               <w:left w:val="single" w:sz="4" w:color="808080"/>
@@ -18154,7 +18632,7 @@
         </w:tc>
         <w:tc>
           <w:tcPr>
-            <w:tcW w:type="dxa" w:w="3834"/>
+            <w:tcW w:type="dxa" w:w="3825"/>
             <w:tcBorders>
               <w:top w:val="single" w:sz="4" w:color="808080"/>
               <w:left w:val="single" w:sz="4" w:color="808080"/>
@@ -18206,7 +18684,7 @@
       <w:tr>
         <w:tc>
           <w:tcPr>
-            <w:tcW w:type="dxa" w:w="2337"/>
+            <w:tcW w:type="dxa" w:w="2341"/>
             <w:tcBorders>
               <w:top w:val="single" w:sz="4" w:color="808080"/>
               <w:left w:val="single" w:sz="4" w:color="808080"/>
@@ -18231,7 +18709,7 @@
         </w:tc>
         <w:tc>
           <w:tcPr>
-            <w:tcW w:type="dxa" w:w="2324"/>
+            <w:tcW w:type="dxa" w:w="2329"/>
             <w:tcBorders>
               <w:top w:val="single" w:sz="4" w:color="808080"/>
               <w:left w:val="single" w:sz="4" w:color="808080"/>
@@ -18256,7 +18734,7 @@
         </w:tc>
         <w:tc>
           <w:tcPr>
-            <w:tcW w:type="dxa" w:w="3834"/>
+            <w:tcW w:type="dxa" w:w="3825"/>
             <w:tcBorders>
               <w:top w:val="single" w:sz="4" w:color="808080"/>
               <w:left w:val="single" w:sz="4" w:color="808080"/>
@@ -18308,7 +18786,7 @@
       <w:tr>
         <w:tc>
           <w:tcPr>
-            <w:tcW w:type="dxa" w:w="2337"/>
+            <w:tcW w:type="dxa" w:w="2341"/>
             <w:tcBorders>
               <w:top w:val="single" w:sz="4" w:color="808080"/>
               <w:left w:val="single" w:sz="4" w:color="808080"/>
@@ -18333,7 +18811,7 @@
         </w:tc>
         <w:tc>
           <w:tcPr>
-            <w:tcW w:type="dxa" w:w="2324"/>
+            <w:tcW w:type="dxa" w:w="2329"/>
             <w:tcBorders>
               <w:top w:val="single" w:sz="4" w:color="808080"/>
               <w:left w:val="single" w:sz="4" w:color="808080"/>
@@ -18358,7 +18836,7 @@
         </w:tc>
         <w:tc>
           <w:tcPr>
-            <w:tcW w:type="dxa" w:w="3834"/>
+            <w:tcW w:type="dxa" w:w="3825"/>
             <w:tcBorders>
               <w:top w:val="single" w:sz="4" w:color="808080"/>
               <w:left w:val="single" w:sz="4" w:color="808080"/>
@@ -18410,7 +18888,7 @@
       <w:tr>
         <w:tc>
           <w:tcPr>
-            <w:tcW w:type="dxa" w:w="2337"/>
+            <w:tcW w:type="dxa" w:w="2341"/>
             <w:tcBorders>
               <w:top w:val="single" w:sz="4" w:color="808080"/>
               <w:left w:val="single" w:sz="4" w:color="808080"/>
@@ -18435,7 +18913,7 @@
         </w:tc>
         <w:tc>
           <w:tcPr>
-            <w:tcW w:type="dxa" w:w="2324"/>
+            <w:tcW w:type="dxa" w:w="2329"/>
             <w:tcBorders>
               <w:top w:val="single" w:sz="4" w:color="808080"/>
               <w:left w:val="single" w:sz="4" w:color="808080"/>
@@ -18460,7 +18938,7 @@
         </w:tc>
         <w:tc>
           <w:tcPr>
-            <w:tcW w:type="dxa" w:w="3834"/>
+            <w:tcW w:type="dxa" w:w="3825"/>
             <w:tcBorders>
               <w:top w:val="single" w:sz="4" w:color="808080"/>
               <w:left w:val="single" w:sz="4" w:color="808080"/>
@@ -18535,7 +19013,7 @@
       <w:tr>
         <w:tc>
           <w:tcPr>
-            <w:tcW w:type="dxa" w:w="2337"/>
+            <w:tcW w:type="dxa" w:w="2341"/>
             <w:tcBorders>
               <w:top w:val="single" w:sz="4" w:color="808080"/>
               <w:left w:val="single" w:sz="4" w:color="808080"/>
@@ -18560,7 +19038,7 @@
         </w:tc>
         <w:tc>
           <w:tcPr>
-            <w:tcW w:type="dxa" w:w="2324"/>
+            <w:tcW w:type="dxa" w:w="2329"/>
             <w:tcBorders>
               <w:top w:val="single" w:sz="4" w:color="808080"/>
               <w:left w:val="single" w:sz="4" w:color="808080"/>
@@ -18585,26 +19063,26 @@
         </w:tc>
         <w:tc>
           <w:tcPr>
-            <w:tcW w:type="dxa" w:w="3834"/>
-            <w:tcBorders>
-              <w:top w:val="single" w:sz="4" w:color="808080"/>
-              <w:left w:val="single" w:sz="4" w:color="808080"/>
-              <w:bottom w:val="single" w:sz="4" w:color="808080"/>
-              <w:right w:val="single" w:sz="4" w:color="808080"/>
-            </w:tcBorders>
-          </w:tcPr>
-          <w:p>
-            <w:pPr>
-              <w:pStyle w:val="Compact"/>
-              <w:spacing w:after="20" w:before="20"/>
-              <w:jc w:val="left"/>
-            </w:pPr>
-            <w:r>
-              <w:rPr>
-                <w:rFonts w:ascii="Arial" w:hAnsi="Arial"/>
-                <w:sz w:val="17"/>
-              </w:rPr>
-              <w:t xml:space="preserve">Índices y paginación; capacidad de Storage según ADR-0008.</w:t>
+            <w:tcW w:type="dxa" w:w="3825"/>
+            <w:tcBorders>
+              <w:top w:val="single" w:sz="4" w:color="808080"/>
+              <w:left w:val="single" w:sz="4" w:color="808080"/>
+              <w:bottom w:val="single" w:sz="4" w:color="808080"/>
+              <w:right w:val="single" w:sz="4" w:color="808080"/>
+            </w:tcBorders>
+          </w:tcPr>
+          <w:p>
+            <w:pPr>
+              <w:pStyle w:val="Compact"/>
+              <w:spacing w:after="20" w:before="20"/>
+              <w:jc w:val="left"/>
+            </w:pPr>
+            <w:r>
+              <w:rPr>
+                <w:rFonts w:ascii="Arial" w:hAnsi="Arial"/>
+                <w:sz w:val="17"/>
+              </w:rPr>
+              <w:t xml:space="preserve">Índices y paginación; archivos en S3 (ADR-0013).</w:t>
             </w:r>
           </w:p>
         </w:tc>
@@ -18637,7 +19115,7 @@
       <w:tr>
         <w:tc>
           <w:tcPr>
-            <w:tcW w:type="dxa" w:w="2337"/>
+            <w:tcW w:type="dxa" w:w="2341"/>
             <w:tcBorders>
               <w:top w:val="single" w:sz="4" w:color="808080"/>
               <w:left w:val="single" w:sz="4" w:color="808080"/>
@@ -18662,7 +19140,7 @@
         </w:tc>
         <w:tc>
           <w:tcPr>
-            <w:tcW w:type="dxa" w:w="2324"/>
+            <w:tcW w:type="dxa" w:w="2329"/>
             <w:tcBorders>
               <w:top w:val="single" w:sz="4" w:color="808080"/>
               <w:left w:val="single" w:sz="4" w:color="808080"/>
@@ -18687,26 +19165,26 @@
         </w:tc>
         <w:tc>
           <w:tcPr>
-            <w:tcW w:type="dxa" w:w="3834"/>
-            <w:tcBorders>
-              <w:top w:val="single" w:sz="4" w:color="808080"/>
-              <w:left w:val="single" w:sz="4" w:color="808080"/>
-              <w:bottom w:val="single" w:sz="4" w:color="808080"/>
-              <w:right w:val="single" w:sz="4" w:color="808080"/>
-            </w:tcBorders>
-          </w:tcPr>
-          <w:p>
-            <w:pPr>
-              <w:pStyle w:val="Compact"/>
-              <w:spacing w:after="20" w:before="20"/>
-              <w:jc w:val="left"/>
-            </w:pPr>
-            <w:r>
-              <w:rPr>
-                <w:rFonts w:ascii="Arial" w:hAnsi="Arial"/>
-                <w:sz w:val="17"/>
-              </w:rPr>
-              <w:t xml:space="preserve">ADR-0008.</w:t>
+            <w:tcW w:type="dxa" w:w="3825"/>
+            <w:tcBorders>
+              <w:top w:val="single" w:sz="4" w:color="808080"/>
+              <w:left w:val="single" w:sz="4" w:color="808080"/>
+              <w:bottom w:val="single" w:sz="4" w:color="808080"/>
+              <w:right w:val="single" w:sz="4" w:color="808080"/>
+            </w:tcBorders>
+          </w:tcPr>
+          <w:p>
+            <w:pPr>
+              <w:pStyle w:val="Compact"/>
+              <w:spacing w:after="20" w:before="20"/>
+              <w:jc w:val="left"/>
+            </w:pPr>
+            <w:r>
+              <w:rPr>
+                <w:rFonts w:ascii="Arial" w:hAnsi="Arial"/>
+                <w:sz w:val="17"/>
+              </w:rPr>
+              <w:t xml:space="preserve">ADR-0013.</w:t>
             </w:r>
           </w:p>
         </w:tc>
@@ -18739,7 +19217,7 @@
       <w:tr>
         <w:tc>
           <w:tcPr>
-            <w:tcW w:type="dxa" w:w="2337"/>
+            <w:tcW w:type="dxa" w:w="2341"/>
             <w:tcBorders>
               <w:top w:val="single" w:sz="4" w:color="808080"/>
               <w:left w:val="single" w:sz="4" w:color="808080"/>
@@ -18764,7 +19242,7 @@
         </w:tc>
         <w:tc>
           <w:tcPr>
-            <w:tcW w:type="dxa" w:w="2324"/>
+            <w:tcW w:type="dxa" w:w="2329"/>
             <w:tcBorders>
               <w:top w:val="single" w:sz="4" w:color="808080"/>
               <w:left w:val="single" w:sz="4" w:color="808080"/>
@@ -18789,7 +19267,7 @@
         </w:tc>
         <w:tc>
           <w:tcPr>
-            <w:tcW w:type="dxa" w:w="3834"/>
+            <w:tcW w:type="dxa" w:w="3825"/>
             <w:tcBorders>
               <w:top w:val="single" w:sz="4" w:color="808080"/>
               <w:left w:val="single" w:sz="4" w:color="808080"/>
@@ -18841,7 +19319,7 @@
       <w:tr>
         <w:tc>
           <w:tcPr>
-            <w:tcW w:type="dxa" w:w="2337"/>
+            <w:tcW w:type="dxa" w:w="2341"/>
             <w:tcBorders>
               <w:top w:val="single" w:sz="4" w:color="808080"/>
               <w:left w:val="single" w:sz="4" w:color="808080"/>
@@ -18866,7 +19344,7 @@
         </w:tc>
         <w:tc>
           <w:tcPr>
-            <w:tcW w:type="dxa" w:w="2324"/>
+            <w:tcW w:type="dxa" w:w="2329"/>
             <w:tcBorders>
               <w:top w:val="single" w:sz="4" w:color="808080"/>
               <w:left w:val="single" w:sz="4" w:color="808080"/>
@@ -18891,7 +19369,7 @@
         </w:tc>
         <w:tc>
           <w:tcPr>
-            <w:tcW w:type="dxa" w:w="3834"/>
+            <w:tcW w:type="dxa" w:w="3825"/>
             <w:tcBorders>
               <w:top w:val="single" w:sz="4" w:color="808080"/>
               <w:left w:val="single" w:sz="4" w:color="808080"/>
@@ -19599,16 +20077,16 @@
           <w:bCs/>
           <w:b/>
         </w:rPr>
-        <w:t xml:space="preserve">no incluyen los archivos de Storage</w:t>
+        <w:t xml:space="preserve">no incluyen los archivos</w:t>
       </w:r>
       <w:r>
-        <w:t xml:space="preserve">: los documentos se copian aparte</w:t>
+        <w:t xml:space="preserve">: los documentos están en S3, con versionado</w:t>
       </w:r>
       <w:r>
         <w:t xml:space="preserve"> </w:t>
       </w:r>
       <w:r>
-        <w:t xml:space="preserve">con un script que descarga el bucket mediante la API.</w:t>
+        <w:t xml:space="preserve">activado (ADR-0013); si la Liga lo pide, se replica el bucket a otra región.</w:t>
       </w:r>
     </w:p>
     <w:p>
@@ -19683,10 +20161,10 @@
         <w:tblLayout w:type="fixed"/>
       </w:tblPr>
       <w:tblGrid>
-        <w:gridCol w:w="1177"/>
-        <w:gridCol w:w="2539"/>
-        <w:gridCol w:w="4521"/>
-        <w:gridCol w:w="1166"/>
+        <w:gridCol w:w="1175"/>
+        <w:gridCol w:w="2423"/>
+        <w:gridCol w:w="4612"/>
+        <w:gridCol w:w="1194"/>
       </w:tblGrid>
       <w:tr>
         <w:trPr>
@@ -19695,7 +20173,7 @@
         </w:trPr>
         <w:tc>
           <w:tcPr>
-            <w:tcW w:type="dxa" w:w="1177"/>
+            <w:tcW w:type="dxa" w:w="1175"/>
             <w:tcBorders>
               <w:top w:val="single" w:sz="4" w:color="808080"/>
               <w:left w:val="single" w:sz="4" w:color="808080"/>
@@ -19722,7 +20200,7 @@
         </w:tc>
         <w:tc>
           <w:tcPr>
-            <w:tcW w:type="dxa" w:w="2540"/>
+            <w:tcW w:type="dxa" w:w="2424"/>
             <w:tcBorders>
               <w:top w:val="single" w:sz="4" w:color="808080"/>
               <w:left w:val="single" w:sz="4" w:color="808080"/>
@@ -19749,7 +20227,7 @@
         </w:tc>
         <w:tc>
           <w:tcPr>
-            <w:tcW w:type="dxa" w:w="4522"/>
+            <w:tcW w:type="dxa" w:w="4612"/>
             <w:tcBorders>
               <w:top w:val="single" w:sz="4" w:color="808080"/>
               <w:left w:val="single" w:sz="4" w:color="808080"/>
@@ -19776,7 +20254,7 @@
         </w:tc>
         <w:tc>
           <w:tcPr>
-            <w:tcW w:type="dxa" w:w="1166"/>
+            <w:tcW w:type="dxa" w:w="1194"/>
             <w:tcBorders>
               <w:top w:val="single" w:sz="4" w:color="808080"/>
               <w:left w:val="single" w:sz="4" w:color="808080"/>
@@ -19805,7 +20283,7 @@
       <w:tr>
         <w:tc>
           <w:tcPr>
-            <w:tcW w:type="dxa" w:w="1177"/>
+            <w:tcW w:type="dxa" w:w="1175"/>
             <w:tcBorders>
               <w:top w:val="single" w:sz="4" w:color="808080"/>
               <w:left w:val="single" w:sz="4" w:color="808080"/>
@@ -19830,7 +20308,7 @@
         </w:tc>
         <w:tc>
           <w:tcPr>
-            <w:tcW w:type="dxa" w:w="2540"/>
+            <w:tcW w:type="dxa" w:w="2424"/>
             <w:tcBorders>
               <w:top w:val="single" w:sz="4" w:color="808080"/>
               <w:left w:val="single" w:sz="4" w:color="808080"/>
@@ -19855,7 +20333,7 @@
         </w:tc>
         <w:tc>
           <w:tcPr>
-            <w:tcW w:type="dxa" w:w="4522"/>
+            <w:tcW w:type="dxa" w:w="4612"/>
             <w:tcBorders>
               <w:top w:val="single" w:sz="4" w:color="808080"/>
               <w:left w:val="single" w:sz="4" w:color="808080"/>
@@ -19880,7 +20358,7 @@
         </w:tc>
         <w:tc>
           <w:tcPr>
-            <w:tcW w:type="dxa" w:w="1166"/>
+            <w:tcW w:type="dxa" w:w="1194"/>
             <w:tcBorders>
               <w:top w:val="single" w:sz="4" w:color="808080"/>
               <w:left w:val="single" w:sz="4" w:color="808080"/>
@@ -19907,7 +20385,7 @@
       <w:tr>
         <w:tc>
           <w:tcPr>
-            <w:tcW w:type="dxa" w:w="1177"/>
+            <w:tcW w:type="dxa" w:w="1175"/>
             <w:tcBorders>
               <w:top w:val="single" w:sz="4" w:color="808080"/>
               <w:left w:val="single" w:sz="4" w:color="808080"/>
@@ -19932,7 +20410,7 @@
         </w:tc>
         <w:tc>
           <w:tcPr>
-            <w:tcW w:type="dxa" w:w="2540"/>
+            <w:tcW w:type="dxa" w:w="2424"/>
             <w:tcBorders>
               <w:top w:val="single" w:sz="4" w:color="808080"/>
               <w:left w:val="single" w:sz="4" w:color="808080"/>
@@ -19957,7 +20435,7 @@
         </w:tc>
         <w:tc>
           <w:tcPr>
-            <w:tcW w:type="dxa" w:w="4522"/>
+            <w:tcW w:type="dxa" w:w="4612"/>
             <w:tcBorders>
               <w:top w:val="single" w:sz="4" w:color="808080"/>
               <w:left w:val="single" w:sz="4" w:color="808080"/>
@@ -19982,7 +20460,7 @@
         </w:tc>
         <w:tc>
           <w:tcPr>
-            <w:tcW w:type="dxa" w:w="1166"/>
+            <w:tcW w:type="dxa" w:w="1194"/>
             <w:tcBorders>
               <w:top w:val="single" w:sz="4" w:color="808080"/>
               <w:left w:val="single" w:sz="4" w:color="808080"/>
@@ -20009,7 +20487,7 @@
       <w:tr>
         <w:tc>
           <w:tcPr>
-            <w:tcW w:type="dxa" w:w="1177"/>
+            <w:tcW w:type="dxa" w:w="1175"/>
             <w:tcBorders>
               <w:top w:val="single" w:sz="4" w:color="808080"/>
               <w:left w:val="single" w:sz="4" w:color="808080"/>
@@ -20034,7 +20512,7 @@
         </w:tc>
         <w:tc>
           <w:tcPr>
-            <w:tcW w:type="dxa" w:w="2540"/>
+            <w:tcW w:type="dxa" w:w="2424"/>
             <w:tcBorders>
               <w:top w:val="single" w:sz="4" w:color="808080"/>
               <w:left w:val="single" w:sz="4" w:color="808080"/>
@@ -20059,7 +20537,7 @@
         </w:tc>
         <w:tc>
           <w:tcPr>
-            <w:tcW w:type="dxa" w:w="4522"/>
+            <w:tcW w:type="dxa" w:w="4612"/>
             <w:tcBorders>
               <w:top w:val="single" w:sz="4" w:color="808080"/>
               <w:left w:val="single" w:sz="4" w:color="808080"/>
@@ -20084,7 +20562,7 @@
         </w:tc>
         <w:tc>
           <w:tcPr>
-            <w:tcW w:type="dxa" w:w="1166"/>
+            <w:tcW w:type="dxa" w:w="1194"/>
             <w:tcBorders>
               <w:top w:val="single" w:sz="4" w:color="808080"/>
               <w:left w:val="single" w:sz="4" w:color="808080"/>
@@ -20111,101 +20589,101 @@
       <w:tr>
         <w:tc>
           <w:tcPr>
-            <w:tcW w:type="dxa" w:w="1177"/>
-            <w:tcBorders>
-              <w:top w:val="single" w:sz="4" w:color="808080"/>
-              <w:left w:val="single" w:sz="4" w:color="808080"/>
-              <w:bottom w:val="single" w:sz="4" w:color="808080"/>
-              <w:right w:val="single" w:sz="4" w:color="808080"/>
-            </w:tcBorders>
-          </w:tcPr>
-          <w:p>
-            <w:pPr>
-              <w:pStyle w:val="Compact"/>
-              <w:spacing w:after="20" w:before="20"/>
-              <w:jc w:val="left"/>
-            </w:pPr>
-            <w:r>
-              <w:rPr>
-                <w:rFonts w:ascii="Arial" w:hAnsi="Arial"/>
-                <w:sz w:val="17"/>
-              </w:rPr>
-              <w:t xml:space="preserve">PEN-040</w:t>
-            </w:r>
-          </w:p>
-        </w:tc>
-        <w:tc>
-          <w:tcPr>
-            <w:tcW w:type="dxa" w:w="2540"/>
-            <w:tcBorders>
-              <w:top w:val="single" w:sz="4" w:color="808080"/>
-              <w:left w:val="single" w:sz="4" w:color="808080"/>
-              <w:bottom w:val="single" w:sz="4" w:color="808080"/>
-              <w:right w:val="single" w:sz="4" w:color="808080"/>
-            </w:tcBorders>
-          </w:tcPr>
-          <w:p>
-            <w:pPr>
-              <w:pStyle w:val="Compact"/>
-              <w:spacing w:after="20" w:before="20"/>
-              <w:jc w:val="left"/>
-            </w:pPr>
-            <w:r>
-              <w:rPr>
-                <w:rFonts w:ascii="Arial" w:hAnsi="Arial"/>
-                <w:sz w:val="17"/>
-              </w:rPr>
-              <w:t xml:space="preserve">Retención de datos, documentos y auditoría</w:t>
-            </w:r>
-          </w:p>
-        </w:tc>
-        <w:tc>
-          <w:tcPr>
-            <w:tcW w:type="dxa" w:w="4522"/>
-            <w:tcBorders>
-              <w:top w:val="single" w:sz="4" w:color="808080"/>
-              <w:left w:val="single" w:sz="4" w:color="808080"/>
-              <w:bottom w:val="single" w:sz="4" w:color="808080"/>
-              <w:right w:val="single" w:sz="4" w:color="808080"/>
-            </w:tcBorders>
-          </w:tcPr>
-          <w:p>
-            <w:pPr>
-              <w:pStyle w:val="Compact"/>
-              <w:spacing w:after="20" w:before="20"/>
-              <w:jc w:val="left"/>
-            </w:pPr>
-            <w:r>
-              <w:rPr>
-                <w:rFonts w:ascii="Arial" w:hAnsi="Arial"/>
-                <w:sz w:val="17"/>
-              </w:rPr>
-              <w:t xml:space="preserve">Tareas de depuración y borrado definitivo en Storage.</w:t>
-            </w:r>
-          </w:p>
-        </w:tc>
-        <w:tc>
-          <w:tcPr>
-            <w:tcW w:type="dxa" w:w="1166"/>
-            <w:tcBorders>
-              <w:top w:val="single" w:sz="4" w:color="808080"/>
-              <w:left w:val="single" w:sz="4" w:color="808080"/>
-              <w:bottom w:val="single" w:sz="4" w:color="808080"/>
-              <w:right w:val="single" w:sz="4" w:color="808080"/>
-            </w:tcBorders>
-          </w:tcPr>
-          <w:p>
-            <w:pPr>
-              <w:pStyle w:val="Compact"/>
-              <w:spacing w:after="20" w:before="20"/>
-              <w:jc w:val="left"/>
-            </w:pPr>
-            <w:r>
-              <w:rPr>
-                <w:rFonts w:ascii="Arial" w:hAnsi="Arial"/>
-                <w:sz w:val="17"/>
-              </w:rPr>
-              <w:t xml:space="preserve">Liga y equipo</w:t>
+            <w:tcW w:type="dxa" w:w="1175"/>
+            <w:tcBorders>
+              <w:top w:val="single" w:sz="4" w:color="808080"/>
+              <w:left w:val="single" w:sz="4" w:color="808080"/>
+              <w:bottom w:val="single" w:sz="4" w:color="808080"/>
+              <w:right w:val="single" w:sz="4" w:color="808080"/>
+            </w:tcBorders>
+          </w:tcPr>
+          <w:p>
+            <w:pPr>
+              <w:pStyle w:val="Compact"/>
+              <w:spacing w:after="20" w:before="20"/>
+              <w:jc w:val="left"/>
+            </w:pPr>
+            <w:r>
+              <w:rPr>
+                <w:rFonts w:ascii="Arial" w:hAnsi="Arial"/>
+                <w:sz w:val="17"/>
+              </w:rPr>
+              <w:t xml:space="preserve">PEN-034</w:t>
+            </w:r>
+          </w:p>
+        </w:tc>
+        <w:tc>
+          <w:tcPr>
+            <w:tcW w:type="dxa" w:w="2424"/>
+            <w:tcBorders>
+              <w:top w:val="single" w:sz="4" w:color="808080"/>
+              <w:left w:val="single" w:sz="4" w:color="808080"/>
+              <w:bottom w:val="single" w:sz="4" w:color="808080"/>
+              <w:right w:val="single" w:sz="4" w:color="808080"/>
+            </w:tcBorders>
+          </w:tcPr>
+          <w:p>
+            <w:pPr>
+              <w:pStyle w:val="Compact"/>
+              <w:spacing w:after="20" w:before="20"/>
+              <w:jc w:val="left"/>
+            </w:pPr>
+            <w:r>
+              <w:rPr>
+                <w:rFonts w:ascii="Arial" w:hAnsi="Arial"/>
+                <w:sz w:val="17"/>
+              </w:rPr>
+              <w:t xml:space="preserve">Proveedor de correo</w:t>
+            </w:r>
+          </w:p>
+        </w:tc>
+        <w:tc>
+          <w:tcPr>
+            <w:tcW w:type="dxa" w:w="4612"/>
+            <w:tcBorders>
+              <w:top w:val="single" w:sz="4" w:color="808080"/>
+              <w:left w:val="single" w:sz="4" w:color="808080"/>
+              <w:bottom w:val="single" w:sz="4" w:color="808080"/>
+              <w:right w:val="single" w:sz="4" w:color="808080"/>
+            </w:tcBorders>
+          </w:tcPr>
+          <w:p>
+            <w:pPr>
+              <w:pStyle w:val="Compact"/>
+              <w:spacing w:after="20" w:before="20"/>
+              <w:jc w:val="left"/>
+            </w:pPr>
+            <w:r>
+              <w:rPr>
+                <w:rFonts w:ascii="Arial" w:hAnsi="Arial"/>
+                <w:sz w:val="17"/>
+              </w:rPr>
+              <w:t xml:space="preserve">El mecanismo está decidido (ADR-0010); el proveedor se elige más adelante porque el volumen inicial es bajo (DEC-46).</w:t>
+            </w:r>
+          </w:p>
+        </w:tc>
+        <w:tc>
+          <w:tcPr>
+            <w:tcW w:type="dxa" w:w="1194"/>
+            <w:tcBorders>
+              <w:top w:val="single" w:sz="4" w:color="808080"/>
+              <w:left w:val="single" w:sz="4" w:color="808080"/>
+              <w:bottom w:val="single" w:sz="4" w:color="808080"/>
+              <w:right w:val="single" w:sz="4" w:color="808080"/>
+            </w:tcBorders>
+          </w:tcPr>
+          <w:p>
+            <w:pPr>
+              <w:pStyle w:val="Compact"/>
+              <w:spacing w:after="20" w:before="20"/>
+              <w:jc w:val="left"/>
+            </w:pPr>
+            <w:r>
+              <w:rPr>
+                <w:rFonts w:ascii="Arial" w:hAnsi="Arial"/>
+                <w:sz w:val="17"/>
+              </w:rPr>
+              <w:t xml:space="preserve">Equipo</w:t>
             </w:r>
           </w:p>
         </w:tc>
@@ -20213,101 +20691,101 @@
       <w:tr>
         <w:tc>
           <w:tcPr>
-            <w:tcW w:type="dxa" w:w="1177"/>
-            <w:tcBorders>
-              <w:top w:val="single" w:sz="4" w:color="808080"/>
-              <w:left w:val="single" w:sz="4" w:color="808080"/>
-              <w:bottom w:val="single" w:sz="4" w:color="808080"/>
-              <w:right w:val="single" w:sz="4" w:color="808080"/>
-            </w:tcBorders>
-          </w:tcPr>
-          <w:p>
-            <w:pPr>
-              <w:pStyle w:val="Compact"/>
-              <w:spacing w:after="20" w:before="20"/>
-              <w:jc w:val="left"/>
-            </w:pPr>
-            <w:r>
-              <w:rPr>
-                <w:rFonts w:ascii="Arial" w:hAnsi="Arial"/>
-                <w:sz w:val="17"/>
-              </w:rPr>
-              <w:t xml:space="preserve">—</w:t>
-            </w:r>
-          </w:p>
-        </w:tc>
-        <w:tc>
-          <w:tcPr>
-            <w:tcW w:type="dxa" w:w="2540"/>
-            <w:tcBorders>
-              <w:top w:val="single" w:sz="4" w:color="808080"/>
-              <w:left w:val="single" w:sz="4" w:color="808080"/>
-              <w:bottom w:val="single" w:sz="4" w:color="808080"/>
-              <w:right w:val="single" w:sz="4" w:color="808080"/>
-            </w:tcBorders>
-          </w:tcPr>
-          <w:p>
-            <w:pPr>
-              <w:pStyle w:val="Compact"/>
-              <w:spacing w:after="20" w:before="20"/>
-              <w:jc w:val="left"/>
-            </w:pPr>
-            <w:r>
-              <w:rPr>
-                <w:rFonts w:ascii="Arial" w:hAnsi="Arial"/>
-                <w:sz w:val="17"/>
-              </w:rPr>
-              <w:t xml:space="preserve">Plan de Supabase</w:t>
-            </w:r>
-          </w:p>
-        </w:tc>
-        <w:tc>
-          <w:tcPr>
-            <w:tcW w:type="dxa" w:w="4522"/>
-            <w:tcBorders>
-              <w:top w:val="single" w:sz="4" w:color="808080"/>
-              <w:left w:val="single" w:sz="4" w:color="808080"/>
-              <w:bottom w:val="single" w:sz="4" w:color="808080"/>
-              <w:right w:val="single" w:sz="4" w:color="808080"/>
-            </w:tcBorders>
-          </w:tcPr>
-          <w:p>
-            <w:pPr>
-              <w:pStyle w:val="Compact"/>
-              <w:spacing w:after="20" w:before="20"/>
-              <w:jc w:val="left"/>
-            </w:pPr>
-            <w:r>
-              <w:rPr>
-                <w:rFonts w:ascii="Arial" w:hAnsi="Arial"/>
-                <w:sz w:val="17"/>
-              </w:rPr>
-              <w:t xml:space="preserve">El plan gratuito no cumple RNF-001 ni RNF-010 y su capacidad de archivos (1 GB) no alcanza para una temporada real (ADR-0008).</w:t>
-            </w:r>
-          </w:p>
-        </w:tc>
-        <w:tc>
-          <w:tcPr>
-            <w:tcW w:type="dxa" w:w="1166"/>
-            <w:tcBorders>
-              <w:top w:val="single" w:sz="4" w:color="808080"/>
-              <w:left w:val="single" w:sz="4" w:color="808080"/>
-              <w:bottom w:val="single" w:sz="4" w:color="808080"/>
-              <w:right w:val="single" w:sz="4" w:color="808080"/>
-            </w:tcBorders>
-          </w:tcPr>
-          <w:p>
-            <w:pPr>
-              <w:pStyle w:val="Compact"/>
-              <w:spacing w:after="20" w:before="20"/>
-              <w:jc w:val="left"/>
-            </w:pPr>
-            <w:r>
-              <w:rPr>
-                <w:rFonts w:ascii="Arial" w:hAnsi="Arial"/>
-                <w:sz w:val="17"/>
-              </w:rPr>
-              <w:t xml:space="preserve">Liga</w:t>
+            <w:tcW w:type="dxa" w:w="1175"/>
+            <w:tcBorders>
+              <w:top w:val="single" w:sz="4" w:color="808080"/>
+              <w:left w:val="single" w:sz="4" w:color="808080"/>
+              <w:bottom w:val="single" w:sz="4" w:color="808080"/>
+              <w:right w:val="single" w:sz="4" w:color="808080"/>
+            </w:tcBorders>
+          </w:tcPr>
+          <w:p>
+            <w:pPr>
+              <w:pStyle w:val="Compact"/>
+              <w:spacing w:after="20" w:before="20"/>
+              <w:jc w:val="left"/>
+            </w:pPr>
+            <w:r>
+              <w:rPr>
+                <w:rFonts w:ascii="Arial" w:hAnsi="Arial"/>
+                <w:sz w:val="17"/>
+              </w:rPr>
+              <w:t xml:space="preserve">PEN-040</w:t>
+            </w:r>
+          </w:p>
+        </w:tc>
+        <w:tc>
+          <w:tcPr>
+            <w:tcW w:type="dxa" w:w="2424"/>
+            <w:tcBorders>
+              <w:top w:val="single" w:sz="4" w:color="808080"/>
+              <w:left w:val="single" w:sz="4" w:color="808080"/>
+              <w:bottom w:val="single" w:sz="4" w:color="808080"/>
+              <w:right w:val="single" w:sz="4" w:color="808080"/>
+            </w:tcBorders>
+          </w:tcPr>
+          <w:p>
+            <w:pPr>
+              <w:pStyle w:val="Compact"/>
+              <w:spacing w:after="20" w:before="20"/>
+              <w:jc w:val="left"/>
+            </w:pPr>
+            <w:r>
+              <w:rPr>
+                <w:rFonts w:ascii="Arial" w:hAnsi="Arial"/>
+                <w:sz w:val="17"/>
+              </w:rPr>
+              <w:t xml:space="preserve">Retención de datos, documentos y auditoría</w:t>
+            </w:r>
+          </w:p>
+        </w:tc>
+        <w:tc>
+          <w:tcPr>
+            <w:tcW w:type="dxa" w:w="4612"/>
+            <w:tcBorders>
+              <w:top w:val="single" w:sz="4" w:color="808080"/>
+              <w:left w:val="single" w:sz="4" w:color="808080"/>
+              <w:bottom w:val="single" w:sz="4" w:color="808080"/>
+              <w:right w:val="single" w:sz="4" w:color="808080"/>
+            </w:tcBorders>
+          </w:tcPr>
+          <w:p>
+            <w:pPr>
+              <w:pStyle w:val="Compact"/>
+              <w:spacing w:after="20" w:before="20"/>
+              <w:jc w:val="left"/>
+            </w:pPr>
+            <w:r>
+              <w:rPr>
+                <w:rFonts w:ascii="Arial" w:hAnsi="Arial"/>
+                <w:sz w:val="17"/>
+              </w:rPr>
+              <w:t xml:space="preserve">Tareas de depuración y reglas de ciclo de vida en S3.</w:t>
+            </w:r>
+          </w:p>
+        </w:tc>
+        <w:tc>
+          <w:tcPr>
+            <w:tcW w:type="dxa" w:w="1194"/>
+            <w:tcBorders>
+              <w:top w:val="single" w:sz="4" w:color="808080"/>
+              <w:left w:val="single" w:sz="4" w:color="808080"/>
+              <w:bottom w:val="single" w:sz="4" w:color="808080"/>
+              <w:right w:val="single" w:sz="4" w:color="808080"/>
+            </w:tcBorders>
+          </w:tcPr>
+          <w:p>
+            <w:pPr>
+              <w:pStyle w:val="Compact"/>
+              <w:spacing w:after="20" w:before="20"/>
+              <w:jc w:val="left"/>
+            </w:pPr>
+            <w:r>
+              <w:rPr>
+                <w:rFonts w:ascii="Arial" w:hAnsi="Arial"/>
+                <w:sz w:val="17"/>
+              </w:rPr>
+              <w:t xml:space="preserve">Liga y equipo</w:t>
             </w:r>
           </w:p>
         </w:tc>
@@ -20315,7 +20793,7 @@
       <w:tr>
         <w:tc>
           <w:tcPr>
-            <w:tcW w:type="dxa" w:w="1177"/>
+            <w:tcW w:type="dxa" w:w="1175"/>
             <w:tcBorders>
               <w:top w:val="single" w:sz="4" w:color="808080"/>
               <w:left w:val="single" w:sz="4" w:color="808080"/>
@@ -20340,57 +20818,57 @@
         </w:tc>
         <w:tc>
           <w:tcPr>
-            <w:tcW w:type="dxa" w:w="2540"/>
-            <w:tcBorders>
-              <w:top w:val="single" w:sz="4" w:color="808080"/>
-              <w:left w:val="single" w:sz="4" w:color="808080"/>
-              <w:bottom w:val="single" w:sz="4" w:color="808080"/>
-              <w:right w:val="single" w:sz="4" w:color="808080"/>
-            </w:tcBorders>
-          </w:tcPr>
-          <w:p>
-            <w:pPr>
-              <w:pStyle w:val="Compact"/>
-              <w:spacing w:after="20" w:before="20"/>
-              <w:jc w:val="left"/>
-            </w:pPr>
-            <w:r>
-              <w:rPr>
-                <w:rFonts w:ascii="Arial" w:hAnsi="Arial"/>
-                <w:sz w:val="17"/>
-              </w:rPr>
-              <w:t xml:space="preserve">Volumen de correo</w:t>
-            </w:r>
-          </w:p>
-        </w:tc>
-        <w:tc>
-          <w:tcPr>
-            <w:tcW w:type="dxa" w:w="4522"/>
-            <w:tcBorders>
-              <w:top w:val="single" w:sz="4" w:color="808080"/>
-              <w:left w:val="single" w:sz="4" w:color="808080"/>
-              <w:bottom w:val="single" w:sz="4" w:color="808080"/>
-              <w:right w:val="single" w:sz="4" w:color="808080"/>
-            </w:tcBorders>
-          </w:tcPr>
-          <w:p>
-            <w:pPr>
-              <w:pStyle w:val="Compact"/>
-              <w:spacing w:after="20" w:before="20"/>
-              <w:jc w:val="left"/>
-            </w:pPr>
-            <w:r>
-              <w:rPr>
-                <w:rFonts w:ascii="Arial" w:hAnsi="Arial"/>
-                <w:sz w:val="17"/>
-              </w:rPr>
-              <w:t xml:space="preserve">Los planes gratuitos no alcanzan para la operación real (ADR-0010).</w:t>
-            </w:r>
-          </w:p>
-        </w:tc>
-        <w:tc>
-          <w:tcPr>
-            <w:tcW w:type="dxa" w:w="1166"/>
+            <w:tcW w:type="dxa" w:w="2424"/>
+            <w:tcBorders>
+              <w:top w:val="single" w:sz="4" w:color="808080"/>
+              <w:left w:val="single" w:sz="4" w:color="808080"/>
+              <w:bottom w:val="single" w:sz="4" w:color="808080"/>
+              <w:right w:val="single" w:sz="4" w:color="808080"/>
+            </w:tcBorders>
+          </w:tcPr>
+          <w:p>
+            <w:pPr>
+              <w:pStyle w:val="Compact"/>
+              <w:spacing w:after="20" w:before="20"/>
+              <w:jc w:val="left"/>
+            </w:pPr>
+            <w:r>
+              <w:rPr>
+                <w:rFonts w:ascii="Arial" w:hAnsi="Arial"/>
+                <w:sz w:val="17"/>
+              </w:rPr>
+              <w:t xml:space="preserve">Plan de Supabase</w:t>
+            </w:r>
+          </w:p>
+        </w:tc>
+        <w:tc>
+          <w:tcPr>
+            <w:tcW w:type="dxa" w:w="4612"/>
+            <w:tcBorders>
+              <w:top w:val="single" w:sz="4" w:color="808080"/>
+              <w:left w:val="single" w:sz="4" w:color="808080"/>
+              <w:bottom w:val="single" w:sz="4" w:color="808080"/>
+              <w:right w:val="single" w:sz="4" w:color="808080"/>
+            </w:tcBorders>
+          </w:tcPr>
+          <w:p>
+            <w:pPr>
+              <w:pStyle w:val="Compact"/>
+              <w:spacing w:after="20" w:before="20"/>
+              <w:jc w:val="left"/>
+            </w:pPr>
+            <w:r>
+              <w:rPr>
+                <w:rFonts w:ascii="Arial" w:hAnsi="Arial"/>
+                <w:sz w:val="17"/>
+              </w:rPr>
+              <w:t xml:space="preserve">El plan gratuito no cumple RNF-001 ni RNF-010 (pausa por inactividad y sin respaldos automáticos).</w:t>
+            </w:r>
+          </w:p>
+        </w:tc>
+        <w:tc>
+          <w:tcPr>
+            <w:tcW w:type="dxa" w:w="1194"/>
             <w:tcBorders>
               <w:top w:val="single" w:sz="4" w:color="808080"/>
               <w:left w:val="single" w:sz="4" w:color="808080"/>
@@ -20417,7 +20895,109 @@
       <w:tr>
         <w:tc>
           <w:tcPr>
-            <w:tcW w:type="dxa" w:w="1177"/>
+            <w:tcW w:type="dxa" w:w="1175"/>
+            <w:tcBorders>
+              <w:top w:val="single" w:sz="4" w:color="808080"/>
+              <w:left w:val="single" w:sz="4" w:color="808080"/>
+              <w:bottom w:val="single" w:sz="4" w:color="808080"/>
+              <w:right w:val="single" w:sz="4" w:color="808080"/>
+            </w:tcBorders>
+          </w:tcPr>
+          <w:p>
+            <w:pPr>
+              <w:pStyle w:val="Compact"/>
+              <w:spacing w:after="20" w:before="20"/>
+              <w:jc w:val="left"/>
+            </w:pPr>
+            <w:r>
+              <w:rPr>
+                <w:rFonts w:ascii="Arial" w:hAnsi="Arial"/>
+                <w:sz w:val="17"/>
+              </w:rPr>
+              <w:t xml:space="preserve">—</w:t>
+            </w:r>
+          </w:p>
+        </w:tc>
+        <w:tc>
+          <w:tcPr>
+            <w:tcW w:type="dxa" w:w="2424"/>
+            <w:tcBorders>
+              <w:top w:val="single" w:sz="4" w:color="808080"/>
+              <w:left w:val="single" w:sz="4" w:color="808080"/>
+              <w:bottom w:val="single" w:sz="4" w:color="808080"/>
+              <w:right w:val="single" w:sz="4" w:color="808080"/>
+            </w:tcBorders>
+          </w:tcPr>
+          <w:p>
+            <w:pPr>
+              <w:pStyle w:val="Compact"/>
+              <w:spacing w:after="20" w:before="20"/>
+              <w:jc w:val="left"/>
+            </w:pPr>
+            <w:r>
+              <w:rPr>
+                <w:rFonts w:ascii="Arial" w:hAnsi="Arial"/>
+                <w:sz w:val="17"/>
+              </w:rPr>
+              <w:t xml:space="preserve">Cuenta de AWS</w:t>
+            </w:r>
+          </w:p>
+        </w:tc>
+        <w:tc>
+          <w:tcPr>
+            <w:tcW w:type="dxa" w:w="4612"/>
+            <w:tcBorders>
+              <w:top w:val="single" w:sz="4" w:color="808080"/>
+              <w:left w:val="single" w:sz="4" w:color="808080"/>
+              <w:bottom w:val="single" w:sz="4" w:color="808080"/>
+              <w:right w:val="single" w:sz="4" w:color="808080"/>
+            </w:tcBorders>
+          </w:tcPr>
+          <w:p>
+            <w:pPr>
+              <w:pStyle w:val="Compact"/>
+              <w:spacing w:after="20" w:before="20"/>
+              <w:jc w:val="left"/>
+            </w:pPr>
+            <w:r>
+              <w:rPr>
+                <w:rFonts w:ascii="Arial" w:hAnsi="Arial"/>
+                <w:sz w:val="17"/>
+              </w:rPr>
+              <w:t xml:space="preserve">Se necesita una cuenta de AWS de la Liga o del equipo para el bucket de S3 (ADR-0013).</w:t>
+            </w:r>
+          </w:p>
+        </w:tc>
+        <w:tc>
+          <w:tcPr>
+            <w:tcW w:type="dxa" w:w="1194"/>
+            <w:tcBorders>
+              <w:top w:val="single" w:sz="4" w:color="808080"/>
+              <w:left w:val="single" w:sz="4" w:color="808080"/>
+              <w:bottom w:val="single" w:sz="4" w:color="808080"/>
+              <w:right w:val="single" w:sz="4" w:color="808080"/>
+            </w:tcBorders>
+          </w:tcPr>
+          <w:p>
+            <w:pPr>
+              <w:pStyle w:val="Compact"/>
+              <w:spacing w:after="20" w:before="20"/>
+              <w:jc w:val="left"/>
+            </w:pPr>
+            <w:r>
+              <w:rPr>
+                <w:rFonts w:ascii="Arial" w:hAnsi="Arial"/>
+                <w:sz w:val="17"/>
+              </w:rPr>
+              <w:t xml:space="preserve">Liga y equipo</w:t>
+            </w:r>
+          </w:p>
+        </w:tc>
+      </w:tr>
+      <w:tr>
+        <w:tc>
+          <w:tcPr>
+            <w:tcW w:type="dxa" w:w="1175"/>
             <w:tcBorders>
               <w:top w:val="single" w:sz="4" w:color="808080"/>
               <w:left w:val="single" w:sz="4" w:color="808080"/>
@@ -20442,7 +21022,7 @@
         </w:tc>
         <w:tc>
           <w:tcPr>
-            <w:tcW w:type="dxa" w:w="2540"/>
+            <w:tcW w:type="dxa" w:w="2424"/>
             <w:tcBorders>
               <w:top w:val="single" w:sz="4" w:color="808080"/>
               <w:left w:val="single" w:sz="4" w:color="808080"/>
@@ -20467,7 +21047,7 @@
         </w:tc>
         <w:tc>
           <w:tcPr>
-            <w:tcW w:type="dxa" w:w="4522"/>
+            <w:tcW w:type="dxa" w:w="4612"/>
             <w:tcBorders>
               <w:top w:val="single" w:sz="4" w:color="808080"/>
               <w:left w:val="single" w:sz="4" w:color="808080"/>
@@ -20492,7 +21072,7 @@
         </w:tc>
         <w:tc>
           <w:tcPr>
-            <w:tcW w:type="dxa" w:w="1166"/>
+            <w:tcW w:type="dxa" w:w="1194"/>
             <w:tcBorders>
               <w:top w:val="single" w:sz="4" w:color="808080"/>
               <w:left w:val="single" w:sz="4" w:color="808080"/>
@@ -20536,10 +21116,10 @@
         <w:tblLayout w:type="fixed"/>
       </w:tblPr>
       <w:tblGrid>
-        <w:gridCol w:w="2069"/>
-        <w:gridCol w:w="3351"/>
-        <w:gridCol w:w="3058"/>
-        <w:gridCol w:w="925"/>
+        <w:gridCol w:w="2051"/>
+        <w:gridCol w:w="3394"/>
+        <w:gridCol w:w="3028"/>
+        <w:gridCol w:w="930"/>
       </w:tblGrid>
       <w:tr>
         <w:trPr>
@@ -20548,7 +21128,7 @@
         </w:trPr>
         <w:tc>
           <w:tcPr>
-            <w:tcW w:type="dxa" w:w="2070"/>
+            <w:tcW w:type="dxa" w:w="2052"/>
             <w:tcBorders>
               <w:top w:val="single" w:sz="4" w:color="808080"/>
               <w:left w:val="single" w:sz="4" w:color="808080"/>
@@ -20575,7 +21155,7 @@
         </w:tc>
         <w:tc>
           <w:tcPr>
-            <w:tcW w:type="dxa" w:w="3351"/>
+            <w:tcW w:type="dxa" w:w="3394"/>
             <w:tcBorders>
               <w:top w:val="single" w:sz="4" w:color="808080"/>
               <w:left w:val="single" w:sz="4" w:color="808080"/>
@@ -20602,7 +21182,7 @@
         </w:tc>
         <w:tc>
           <w:tcPr>
-            <w:tcW w:type="dxa" w:w="3058"/>
+            <w:tcW w:type="dxa" w:w="3029"/>
             <w:tcBorders>
               <w:top w:val="single" w:sz="4" w:color="808080"/>
               <w:left w:val="single" w:sz="4" w:color="808080"/>
@@ -20629,7 +21209,7 @@
         </w:tc>
         <w:tc>
           <w:tcPr>
-            <w:tcW w:type="dxa" w:w="926"/>
+            <w:tcW w:type="dxa" w:w="931"/>
             <w:tcBorders>
               <w:top w:val="single" w:sz="4" w:color="808080"/>
               <w:left w:val="single" w:sz="4" w:color="808080"/>
@@ -20658,7 +21238,7 @@
       <w:tr>
         <w:tc>
           <w:tcPr>
-            <w:tcW w:type="dxa" w:w="2070"/>
+            <w:tcW w:type="dxa" w:w="2052"/>
             <w:tcBorders>
               <w:top w:val="single" w:sz="4" w:color="808080"/>
               <w:left w:val="single" w:sz="4" w:color="808080"/>
@@ -20683,7 +21263,7 @@
         </w:tc>
         <w:tc>
           <w:tcPr>
-            <w:tcW w:type="dxa" w:w="3351"/>
+            <w:tcW w:type="dxa" w:w="3394"/>
             <w:tcBorders>
               <w:top w:val="single" w:sz="4" w:color="808080"/>
               <w:left w:val="single" w:sz="4" w:color="808080"/>
@@ -20796,7 +21376,7 @@
         </w:tc>
         <w:tc>
           <w:tcPr>
-            <w:tcW w:type="dxa" w:w="3058"/>
+            <w:tcW w:type="dxa" w:w="3029"/>
             <w:tcBorders>
               <w:top w:val="single" w:sz="4" w:color="808080"/>
               <w:left w:val="single" w:sz="4" w:color="808080"/>
@@ -20821,7 +21401,7 @@
         </w:tc>
         <w:tc>
           <w:tcPr>
-            <w:tcW w:type="dxa" w:w="926"/>
+            <w:tcW w:type="dxa" w:w="931"/>
             <w:tcBorders>
               <w:top w:val="single" w:sz="4" w:color="808080"/>
               <w:left w:val="single" w:sz="4" w:color="808080"/>
@@ -20848,7 +21428,7 @@
       <w:tr>
         <w:tc>
           <w:tcPr>
-            <w:tcW w:type="dxa" w:w="2070"/>
+            <w:tcW w:type="dxa" w:w="2052"/>
             <w:tcBorders>
               <w:top w:val="single" w:sz="4" w:color="808080"/>
               <w:left w:val="single" w:sz="4" w:color="808080"/>
@@ -20873,7 +21453,7 @@
         </w:tc>
         <w:tc>
           <w:tcPr>
-            <w:tcW w:type="dxa" w:w="3351"/>
+            <w:tcW w:type="dxa" w:w="3394"/>
             <w:tcBorders>
               <w:top w:val="single" w:sz="4" w:color="808080"/>
               <w:left w:val="single" w:sz="4" w:color="808080"/>
@@ -20898,7 +21478,7 @@
         </w:tc>
         <w:tc>
           <w:tcPr>
-            <w:tcW w:type="dxa" w:w="3058"/>
+            <w:tcW w:type="dxa" w:w="3029"/>
             <w:tcBorders>
               <w:top w:val="single" w:sz="4" w:color="808080"/>
               <w:left w:val="single" w:sz="4" w:color="808080"/>
@@ -20923,7 +21503,7 @@
         </w:tc>
         <w:tc>
           <w:tcPr>
-            <w:tcW w:type="dxa" w:w="926"/>
+            <w:tcW w:type="dxa" w:w="931"/>
             <w:tcBorders>
               <w:top w:val="single" w:sz="4" w:color="808080"/>
               <w:left w:val="single" w:sz="4" w:color="808080"/>
@@ -20950,7 +21530,7 @@
       <w:tr>
         <w:tc>
           <w:tcPr>
-            <w:tcW w:type="dxa" w:w="2070"/>
+            <w:tcW w:type="dxa" w:w="2052"/>
             <w:tcBorders>
               <w:top w:val="single" w:sz="4" w:color="808080"/>
               <w:left w:val="single" w:sz="4" w:color="808080"/>
@@ -20975,7 +21555,7 @@
         </w:tc>
         <w:tc>
           <w:tcPr>
-            <w:tcW w:type="dxa" w:w="3351"/>
+            <w:tcW w:type="dxa" w:w="3394"/>
             <w:tcBorders>
               <w:top w:val="single" w:sz="4" w:color="808080"/>
               <w:left w:val="single" w:sz="4" w:color="808080"/>
@@ -21000,7 +21580,7 @@
         </w:tc>
         <w:tc>
           <w:tcPr>
-            <w:tcW w:type="dxa" w:w="3058"/>
+            <w:tcW w:type="dxa" w:w="3029"/>
             <w:tcBorders>
               <w:top w:val="single" w:sz="4" w:color="808080"/>
               <w:left w:val="single" w:sz="4" w:color="808080"/>
@@ -21025,7 +21605,7 @@
         </w:tc>
         <w:tc>
           <w:tcPr>
-            <w:tcW w:type="dxa" w:w="926"/>
+            <w:tcW w:type="dxa" w:w="931"/>
             <w:tcBorders>
               <w:top w:val="single" w:sz="4" w:color="808080"/>
               <w:left w:val="single" w:sz="4" w:color="808080"/>
@@ -21052,7 +21632,7 @@
       <w:tr>
         <w:tc>
           <w:tcPr>
-            <w:tcW w:type="dxa" w:w="2070"/>
+            <w:tcW w:type="dxa" w:w="2052"/>
             <w:tcBorders>
               <w:top w:val="single" w:sz="4" w:color="808080"/>
               <w:left w:val="single" w:sz="4" w:color="808080"/>
@@ -21077,7 +21657,7 @@
         </w:tc>
         <w:tc>
           <w:tcPr>
-            <w:tcW w:type="dxa" w:w="3351"/>
+            <w:tcW w:type="dxa" w:w="3394"/>
             <w:tcBorders>
               <w:top w:val="single" w:sz="4" w:color="808080"/>
               <w:left w:val="single" w:sz="4" w:color="808080"/>
@@ -21102,7 +21682,7 @@
         </w:tc>
         <w:tc>
           <w:tcPr>
-            <w:tcW w:type="dxa" w:w="3058"/>
+            <w:tcW w:type="dxa" w:w="3029"/>
             <w:tcBorders>
               <w:top w:val="single" w:sz="4" w:color="808080"/>
               <w:left w:val="single" w:sz="4" w:color="808080"/>
@@ -21127,7 +21707,7 @@
         </w:tc>
         <w:tc>
           <w:tcPr>
-            <w:tcW w:type="dxa" w:w="926"/>
+            <w:tcW w:type="dxa" w:w="931"/>
             <w:tcBorders>
               <w:top w:val="single" w:sz="4" w:color="808080"/>
               <w:left w:val="single" w:sz="4" w:color="808080"/>
@@ -21154,7 +21734,7 @@
       <w:tr>
         <w:tc>
           <w:tcPr>
-            <w:tcW w:type="dxa" w:w="2070"/>
+            <w:tcW w:type="dxa" w:w="2052"/>
             <w:tcBorders>
               <w:top w:val="single" w:sz="4" w:color="808080"/>
               <w:left w:val="single" w:sz="4" w:color="808080"/>
@@ -21179,7 +21759,7 @@
         </w:tc>
         <w:tc>
           <w:tcPr>
-            <w:tcW w:type="dxa" w:w="3351"/>
+            <w:tcW w:type="dxa" w:w="3394"/>
             <w:tcBorders>
               <w:top w:val="single" w:sz="4" w:color="808080"/>
               <w:left w:val="single" w:sz="4" w:color="808080"/>
@@ -21204,7 +21784,7 @@
         </w:tc>
         <w:tc>
           <w:tcPr>
-            <w:tcW w:type="dxa" w:w="3058"/>
+            <w:tcW w:type="dxa" w:w="3029"/>
             <w:tcBorders>
               <w:top w:val="single" w:sz="4" w:color="808080"/>
               <w:left w:val="single" w:sz="4" w:color="808080"/>
@@ -21229,7 +21809,7 @@
         </w:tc>
         <w:tc>
           <w:tcPr>
-            <w:tcW w:type="dxa" w:w="926"/>
+            <w:tcW w:type="dxa" w:w="931"/>
             <w:tcBorders>
               <w:top w:val="single" w:sz="4" w:color="808080"/>
               <w:left w:val="single" w:sz="4" w:color="808080"/>
@@ -21256,7 +21836,7 @@
       <w:tr>
         <w:tc>
           <w:tcPr>
-            <w:tcW w:type="dxa" w:w="2070"/>
+            <w:tcW w:type="dxa" w:w="2052"/>
             <w:tcBorders>
               <w:top w:val="single" w:sz="4" w:color="808080"/>
               <w:left w:val="single" w:sz="4" w:color="808080"/>
@@ -21281,7 +21861,7 @@
         </w:tc>
         <w:tc>
           <w:tcPr>
-            <w:tcW w:type="dxa" w:w="3351"/>
+            <w:tcW w:type="dxa" w:w="3394"/>
             <w:tcBorders>
               <w:top w:val="single" w:sz="4" w:color="808080"/>
               <w:left w:val="single" w:sz="4" w:color="808080"/>
@@ -21306,7 +21886,7 @@
         </w:tc>
         <w:tc>
           <w:tcPr>
-            <w:tcW w:type="dxa" w:w="3058"/>
+            <w:tcW w:type="dxa" w:w="3029"/>
             <w:tcBorders>
               <w:top w:val="single" w:sz="4" w:color="808080"/>
               <w:left w:val="single" w:sz="4" w:color="808080"/>
@@ -21331,7 +21911,7 @@
         </w:tc>
         <w:tc>
           <w:tcPr>
-            <w:tcW w:type="dxa" w:w="926"/>
+            <w:tcW w:type="dxa" w:w="931"/>
             <w:tcBorders>
               <w:top w:val="single" w:sz="4" w:color="808080"/>
               <w:left w:val="single" w:sz="4" w:color="808080"/>
@@ -21358,7 +21938,7 @@
       <w:tr>
         <w:tc>
           <w:tcPr>
-            <w:tcW w:type="dxa" w:w="2070"/>
+            <w:tcW w:type="dxa" w:w="2052"/>
             <w:tcBorders>
               <w:top w:val="single" w:sz="4" w:color="808080"/>
               <w:left w:val="single" w:sz="4" w:color="808080"/>
@@ -21383,26 +21963,26 @@
         </w:tc>
         <w:tc>
           <w:tcPr>
-            <w:tcW w:type="dxa" w:w="3351"/>
-            <w:tcBorders>
-              <w:top w:val="single" w:sz="4" w:color="808080"/>
-              <w:left w:val="single" w:sz="4" w:color="808080"/>
-              <w:bottom w:val="single" w:sz="4" w:color="808080"/>
-              <w:right w:val="single" w:sz="4" w:color="808080"/>
-            </w:tcBorders>
-          </w:tcPr>
-          <w:p>
-            <w:pPr>
-              <w:pStyle w:val="Compact"/>
-              <w:spacing w:after="20" w:before="20"/>
-              <w:jc w:val="left"/>
-            </w:pPr>
-            <w:r>
-              <w:rPr>
-                <w:rFonts w:ascii="Arial" w:hAnsi="Arial"/>
-                <w:sz w:val="17"/>
-              </w:rPr>
-              <w:t xml:space="preserve">Claims y rol</w:t>
+            <w:tcW w:type="dxa" w:w="3394"/>
+            <w:tcBorders>
+              <w:top w:val="single" w:sz="4" w:color="808080"/>
+              <w:left w:val="single" w:sz="4" w:color="808080"/>
+              <w:bottom w:val="single" w:sz="4" w:color="808080"/>
+              <w:right w:val="single" w:sz="4" w:color="808080"/>
+            </w:tcBorders>
+          </w:tcPr>
+          <w:p>
+            <w:pPr>
+              <w:pStyle w:val="Compact"/>
+              <w:spacing w:after="20" w:before="20"/>
+              <w:jc w:val="left"/>
+            </w:pPr>
+            <w:r>
+              <w:rPr>
+                <w:rFonts w:ascii="Arial" w:hAnsi="Arial"/>
+                <w:sz w:val="17"/>
+              </w:rPr>
+              <w:t xml:space="preserve">Claims con</w:t>
             </w:r>
             <w:r>
               <w:rPr>
@@ -21417,7 +21997,14 @@
                 <w:rFonts w:ascii="Arial" w:hAnsi="Arial"/>
                 <w:sz w:val="17"/>
               </w:rPr>
-              <w:t xml:space="preserve">authenticated</w:t>
+              <w:t xml:space="preserve">perfil_id</w:t>
+            </w:r>
+            <w:r>
+              <w:rPr>
+                <w:rFonts w:ascii="Arial" w:hAnsi="Arial"/>
+                <w:sz w:val="17"/>
+              </w:rPr>
+              <w:t xml:space="preserve">, motivo y rol</w:t>
             </w:r>
             <w:r>
               <w:rPr>
@@ -21428,6 +22015,21 @@
             </w:r>
             <w:r>
               <w:rPr>
+                <w:rStyle w:val="VerbatimChar"/>
+                <w:rFonts w:ascii="Arial" w:hAnsi="Arial"/>
+                <w:sz w:val="17"/>
+              </w:rPr>
+              <w:t xml:space="preserve">siglim_app</w:t>
+            </w:r>
+            <w:r>
+              <w:rPr>
+                <w:rFonts w:ascii="Arial" w:hAnsi="Arial"/>
+                <w:sz w:val="17"/>
+              </w:rPr>
+              <w:t xml:space="preserve"> </w:t>
+            </w:r>
+            <w:r>
+              <w:rPr>
                 <w:rFonts w:ascii="Arial" w:hAnsi="Arial"/>
                 <w:sz w:val="17"/>
               </w:rPr>
@@ -21437,7 +22039,7 @@
         </w:tc>
         <w:tc>
           <w:tcPr>
-            <w:tcW w:type="dxa" w:w="3058"/>
+            <w:tcW w:type="dxa" w:w="3029"/>
             <w:tcBorders>
               <w:top w:val="single" w:sz="4" w:color="808080"/>
               <w:left w:val="single" w:sz="4" w:color="808080"/>
@@ -21462,26 +22064,26 @@
         </w:tc>
         <w:tc>
           <w:tcPr>
-            <w:tcW w:type="dxa" w:w="926"/>
-            <w:tcBorders>
-              <w:top w:val="single" w:sz="4" w:color="808080"/>
-              <w:left w:val="single" w:sz="4" w:color="808080"/>
-              <w:bottom w:val="single" w:sz="4" w:color="808080"/>
-              <w:right w:val="single" w:sz="4" w:color="808080"/>
-            </w:tcBorders>
-          </w:tcPr>
-          <w:p>
-            <w:pPr>
-              <w:pStyle w:val="Compact"/>
-              <w:spacing w:after="20" w:before="20"/>
-              <w:jc w:val="left"/>
-            </w:pPr>
-            <w:r>
-              <w:rPr>
-                <w:rFonts w:ascii="Arial" w:hAnsi="Arial"/>
-                <w:sz w:val="17"/>
-              </w:rPr>
-              <w:t xml:space="preserve">0005</w:t>
+            <w:tcW w:type="dxa" w:w="931"/>
+            <w:tcBorders>
+              <w:top w:val="single" w:sz="4" w:color="808080"/>
+              <w:left w:val="single" w:sz="4" w:color="808080"/>
+              <w:bottom w:val="single" w:sz="4" w:color="808080"/>
+              <w:right w:val="single" w:sz="4" w:color="808080"/>
+            </w:tcBorders>
+          </w:tcPr>
+          <w:p>
+            <w:pPr>
+              <w:pStyle w:val="Compact"/>
+              <w:spacing w:after="20" w:before="20"/>
+              <w:jc w:val="left"/>
+            </w:pPr>
+            <w:r>
+              <w:rPr>
+                <w:rFonts w:ascii="Arial" w:hAnsi="Arial"/>
+                <w:sz w:val="17"/>
+              </w:rPr>
+              <w:t xml:space="preserve">0005, 0014</w:t>
             </w:r>
           </w:p>
         </w:tc>
@@ -21489,101 +22091,130 @@
       <w:tr>
         <w:tc>
           <w:tcPr>
-            <w:tcW w:type="dxa" w:w="2070"/>
-            <w:tcBorders>
-              <w:top w:val="single" w:sz="4" w:color="808080"/>
-              <w:left w:val="single" w:sz="4" w:color="808080"/>
-              <w:bottom w:val="single" w:sz="4" w:color="808080"/>
-              <w:right w:val="single" w:sz="4" w:color="808080"/>
-            </w:tcBorders>
-          </w:tcPr>
-          <w:p>
-            <w:pPr>
-              <w:pStyle w:val="Compact"/>
-              <w:spacing w:after="20" w:before="20"/>
-              <w:jc w:val="left"/>
-            </w:pPr>
-            <w:r>
-              <w:rPr>
-                <w:rFonts w:ascii="Arial" w:hAnsi="Arial"/>
-                <w:sz w:val="17"/>
-              </w:rPr>
-              <w:t xml:space="preserve">Autorización</w:t>
-            </w:r>
-          </w:p>
-        </w:tc>
-        <w:tc>
-          <w:tcPr>
-            <w:tcW w:type="dxa" w:w="3351"/>
-            <w:tcBorders>
-              <w:top w:val="single" w:sz="4" w:color="808080"/>
-              <w:left w:val="single" w:sz="4" w:color="808080"/>
-              <w:bottom w:val="single" w:sz="4" w:color="808080"/>
-              <w:right w:val="single" w:sz="4" w:color="808080"/>
-            </w:tcBorders>
-          </w:tcPr>
-          <w:p>
-            <w:pPr>
-              <w:pStyle w:val="Compact"/>
-              <w:spacing w:after="20" w:before="20"/>
-              <w:jc w:val="left"/>
-            </w:pPr>
-            <w:r>
-              <w:rPr>
-                <w:rFonts w:ascii="Arial" w:hAnsi="Arial"/>
-                <w:sz w:val="17"/>
-              </w:rPr>
-              <w:t xml:space="preserve">Permiso y ámbito en servicios; RLS como defensa</w:t>
-            </w:r>
-          </w:p>
-        </w:tc>
-        <w:tc>
-          <w:tcPr>
-            <w:tcW w:type="dxa" w:w="3058"/>
-            <w:tcBorders>
-              <w:top w:val="single" w:sz="4" w:color="808080"/>
-              <w:left w:val="single" w:sz="4" w:color="808080"/>
-              <w:bottom w:val="single" w:sz="4" w:color="808080"/>
-              <w:right w:val="single" w:sz="4" w:color="808080"/>
-            </w:tcBorders>
-          </w:tcPr>
-          <w:p>
-            <w:pPr>
-              <w:pStyle w:val="Compact"/>
-              <w:spacing w:after="20" w:before="20"/>
-              <w:jc w:val="left"/>
-            </w:pPr>
-            <w:r>
-              <w:rPr>
-                <w:rFonts w:ascii="Arial" w:hAnsi="Arial"/>
-                <w:sz w:val="17"/>
-              </w:rPr>
-              <w:t xml:space="preserve">DD-009, DP-008, RN-053, RN-054.</w:t>
-            </w:r>
-          </w:p>
-        </w:tc>
-        <w:tc>
-          <w:tcPr>
-            <w:tcW w:type="dxa" w:w="926"/>
-            <w:tcBorders>
-              <w:top w:val="single" w:sz="4" w:color="808080"/>
-              <w:left w:val="single" w:sz="4" w:color="808080"/>
-              <w:bottom w:val="single" w:sz="4" w:color="808080"/>
-              <w:right w:val="single" w:sz="4" w:color="808080"/>
-            </w:tcBorders>
-          </w:tcPr>
-          <w:p>
-            <w:pPr>
-              <w:pStyle w:val="Compact"/>
-              <w:spacing w:after="20" w:before="20"/>
-              <w:jc w:val="left"/>
-            </w:pPr>
-            <w:r>
-              <w:rPr>
-                <w:rFonts w:ascii="Arial" w:hAnsi="Arial"/>
-                <w:sz w:val="17"/>
-              </w:rPr>
-              <w:t xml:space="preserve">0007</w:t>
+            <w:tcW w:type="dxa" w:w="2052"/>
+            <w:tcBorders>
+              <w:top w:val="single" w:sz="4" w:color="808080"/>
+              <w:left w:val="single" w:sz="4" w:color="808080"/>
+              <w:bottom w:val="single" w:sz="4" w:color="808080"/>
+              <w:right w:val="single" w:sz="4" w:color="808080"/>
+            </w:tcBorders>
+          </w:tcPr>
+          <w:p>
+            <w:pPr>
+              <w:pStyle w:val="Compact"/>
+              <w:spacing w:after="20" w:before="20"/>
+              <w:jc w:val="left"/>
+            </w:pPr>
+            <w:r>
+              <w:rPr>
+                <w:rFonts w:ascii="Arial" w:hAnsi="Arial"/>
+                <w:sz w:val="17"/>
+              </w:rPr>
+              <w:t xml:space="preserve">Exposición de datos</w:t>
+            </w:r>
+          </w:p>
+        </w:tc>
+        <w:tc>
+          <w:tcPr>
+            <w:tcW w:type="dxa" w:w="3394"/>
+            <w:tcBorders>
+              <w:top w:val="single" w:sz="4" w:color="808080"/>
+              <w:left w:val="single" w:sz="4" w:color="808080"/>
+              <w:bottom w:val="single" w:sz="4" w:color="808080"/>
+              <w:right w:val="single" w:sz="4" w:color="808080"/>
+            </w:tcBorders>
+          </w:tcPr>
+          <w:p>
+            <w:pPr>
+              <w:pStyle w:val="Compact"/>
+              <w:spacing w:after="20" w:before="20"/>
+              <w:jc w:val="left"/>
+            </w:pPr>
+            <w:r>
+              <w:rPr>
+                <w:rFonts w:ascii="Arial" w:hAnsi="Arial"/>
+                <w:sz w:val="17"/>
+              </w:rPr>
+              <w:t xml:space="preserve">Esquema</w:t>
+            </w:r>
+            <w:r>
+              <w:rPr>
+                <w:rFonts w:ascii="Arial" w:hAnsi="Arial"/>
+                <w:sz w:val="17"/>
+              </w:rPr>
+              <w:t xml:space="preserve"> </w:t>
+            </w:r>
+            <w:r>
+              <w:rPr>
+                <w:rStyle w:val="VerbatimChar"/>
+                <w:rFonts w:ascii="Arial" w:hAnsi="Arial"/>
+                <w:sz w:val="17"/>
+              </w:rPr>
+              <w:t xml:space="preserve">siglim</w:t>
+            </w:r>
+            <w:r>
+              <w:rPr>
+                <w:rFonts w:ascii="Arial" w:hAnsi="Arial"/>
+                <w:sz w:val="17"/>
+              </w:rPr>
+              <w:t xml:space="preserve"> </w:t>
+            </w:r>
+            <w:r>
+              <w:rPr>
+                <w:rFonts w:ascii="Arial" w:hAnsi="Arial"/>
+                <w:sz w:val="17"/>
+              </w:rPr>
+              <w:t xml:space="preserve">no expuesto por la API de Supabase</w:t>
+            </w:r>
+          </w:p>
+        </w:tc>
+        <w:tc>
+          <w:tcPr>
+            <w:tcW w:type="dxa" w:w="3029"/>
+            <w:tcBorders>
+              <w:top w:val="single" w:sz="4" w:color="808080"/>
+              <w:left w:val="single" w:sz="4" w:color="808080"/>
+              <w:bottom w:val="single" w:sz="4" w:color="808080"/>
+              <w:right w:val="single" w:sz="4" w:color="808080"/>
+            </w:tcBorders>
+          </w:tcPr>
+          <w:p>
+            <w:pPr>
+              <w:pStyle w:val="Compact"/>
+              <w:spacing w:after="20" w:before="20"/>
+              <w:jc w:val="left"/>
+            </w:pPr>
+            <w:r>
+              <w:rPr>
+                <w:rFonts w:ascii="Arial" w:hAnsi="Arial"/>
+                <w:sz w:val="17"/>
+              </w:rPr>
+              <w:t xml:space="preserve">Ningún dato accesible con la llave pública.</w:t>
+            </w:r>
+          </w:p>
+        </w:tc>
+        <w:tc>
+          <w:tcPr>
+            <w:tcW w:type="dxa" w:w="931"/>
+            <w:tcBorders>
+              <w:top w:val="single" w:sz="4" w:color="808080"/>
+              <w:left w:val="single" w:sz="4" w:color="808080"/>
+              <w:bottom w:val="single" w:sz="4" w:color="808080"/>
+              <w:right w:val="single" w:sz="4" w:color="808080"/>
+            </w:tcBorders>
+          </w:tcPr>
+          <w:p>
+            <w:pPr>
+              <w:pStyle w:val="Compact"/>
+              <w:spacing w:after="20" w:before="20"/>
+              <w:jc w:val="left"/>
+            </w:pPr>
+            <w:r>
+              <w:rPr>
+                <w:rFonts w:ascii="Arial" w:hAnsi="Arial"/>
+                <w:sz w:val="17"/>
+              </w:rPr>
+              <w:t xml:space="preserve">0014</w:t>
             </w:r>
           </w:p>
         </w:tc>
@@ -21591,101 +22222,101 @@
       <w:tr>
         <w:tc>
           <w:tcPr>
-            <w:tcW w:type="dxa" w:w="2070"/>
-            <w:tcBorders>
-              <w:top w:val="single" w:sz="4" w:color="808080"/>
-              <w:left w:val="single" w:sz="4" w:color="808080"/>
-              <w:bottom w:val="single" w:sz="4" w:color="808080"/>
-              <w:right w:val="single" w:sz="4" w:color="808080"/>
-            </w:tcBorders>
-          </w:tcPr>
-          <w:p>
-            <w:pPr>
-              <w:pStyle w:val="Compact"/>
-              <w:spacing w:after="20" w:before="20"/>
-              <w:jc w:val="left"/>
-            </w:pPr>
-            <w:r>
-              <w:rPr>
-                <w:rFonts w:ascii="Arial" w:hAnsi="Arial"/>
-                <w:sz w:val="17"/>
-              </w:rPr>
-              <w:t xml:space="preserve">Documentos</w:t>
-            </w:r>
-          </w:p>
-        </w:tc>
-        <w:tc>
-          <w:tcPr>
-            <w:tcW w:type="dxa" w:w="3351"/>
-            <w:tcBorders>
-              <w:top w:val="single" w:sz="4" w:color="808080"/>
-              <w:left w:val="single" w:sz="4" w:color="808080"/>
-              <w:bottom w:val="single" w:sz="4" w:color="808080"/>
-              <w:right w:val="single" w:sz="4" w:color="808080"/>
-            </w:tcBorders>
-          </w:tcPr>
-          <w:p>
-            <w:pPr>
-              <w:pStyle w:val="Compact"/>
-              <w:spacing w:after="20" w:before="20"/>
-              <w:jc w:val="left"/>
-            </w:pPr>
-            <w:r>
-              <w:rPr>
-                <w:rFonts w:ascii="Arial" w:hAnsi="Arial"/>
-                <w:sz w:val="17"/>
-              </w:rPr>
-              <w:t xml:space="preserve">Supabase Storage privado por el backend; URL firmadas</w:t>
-            </w:r>
-          </w:p>
-        </w:tc>
-        <w:tc>
-          <w:tcPr>
-            <w:tcW w:type="dxa" w:w="3058"/>
-            <w:tcBorders>
-              <w:top w:val="single" w:sz="4" w:color="808080"/>
-              <w:left w:val="single" w:sz="4" w:color="808080"/>
-              <w:bottom w:val="single" w:sz="4" w:color="808080"/>
-              <w:right w:val="single" w:sz="4" w:color="808080"/>
-            </w:tcBorders>
-          </w:tcPr>
-          <w:p>
-            <w:pPr>
-              <w:pStyle w:val="Compact"/>
-              <w:spacing w:after="20" w:before="20"/>
-              <w:jc w:val="left"/>
-            </w:pPr>
-            <w:r>
-              <w:rPr>
-                <w:rFonts w:ascii="Arial" w:hAnsi="Arial"/>
-                <w:sz w:val="17"/>
-              </w:rPr>
-              <w:t xml:space="preserve">RNF-018, DEC-10.</w:t>
-            </w:r>
-          </w:p>
-        </w:tc>
-        <w:tc>
-          <w:tcPr>
-            <w:tcW w:type="dxa" w:w="926"/>
-            <w:tcBorders>
-              <w:top w:val="single" w:sz="4" w:color="808080"/>
-              <w:left w:val="single" w:sz="4" w:color="808080"/>
-              <w:bottom w:val="single" w:sz="4" w:color="808080"/>
-              <w:right w:val="single" w:sz="4" w:color="808080"/>
-            </w:tcBorders>
-          </w:tcPr>
-          <w:p>
-            <w:pPr>
-              <w:pStyle w:val="Compact"/>
-              <w:spacing w:after="20" w:before="20"/>
-              <w:jc w:val="left"/>
-            </w:pPr>
-            <w:r>
-              <w:rPr>
-                <w:rFonts w:ascii="Arial" w:hAnsi="Arial"/>
-                <w:sz w:val="17"/>
-              </w:rPr>
-              <w:t xml:space="preserve">0008</w:t>
+            <w:tcW w:type="dxa" w:w="2052"/>
+            <w:tcBorders>
+              <w:top w:val="single" w:sz="4" w:color="808080"/>
+              <w:left w:val="single" w:sz="4" w:color="808080"/>
+              <w:bottom w:val="single" w:sz="4" w:color="808080"/>
+              <w:right w:val="single" w:sz="4" w:color="808080"/>
+            </w:tcBorders>
+          </w:tcPr>
+          <w:p>
+            <w:pPr>
+              <w:pStyle w:val="Compact"/>
+              <w:spacing w:after="20" w:before="20"/>
+              <w:jc w:val="left"/>
+            </w:pPr>
+            <w:r>
+              <w:rPr>
+                <w:rFonts w:ascii="Arial" w:hAnsi="Arial"/>
+                <w:sz w:val="17"/>
+              </w:rPr>
+              <w:t xml:space="preserve">Autorización</w:t>
+            </w:r>
+          </w:p>
+        </w:tc>
+        <w:tc>
+          <w:tcPr>
+            <w:tcW w:type="dxa" w:w="3394"/>
+            <w:tcBorders>
+              <w:top w:val="single" w:sz="4" w:color="808080"/>
+              <w:left w:val="single" w:sz="4" w:color="808080"/>
+              <w:bottom w:val="single" w:sz="4" w:color="808080"/>
+              <w:right w:val="single" w:sz="4" w:color="808080"/>
+            </w:tcBorders>
+          </w:tcPr>
+          <w:p>
+            <w:pPr>
+              <w:pStyle w:val="Compact"/>
+              <w:spacing w:after="20" w:before="20"/>
+              <w:jc w:val="left"/>
+            </w:pPr>
+            <w:r>
+              <w:rPr>
+                <w:rFonts w:ascii="Arial" w:hAnsi="Arial"/>
+                <w:sz w:val="17"/>
+              </w:rPr>
+              <w:t xml:space="preserve">Permiso y ámbito en servicios; RLS como defensa</w:t>
+            </w:r>
+          </w:p>
+        </w:tc>
+        <w:tc>
+          <w:tcPr>
+            <w:tcW w:type="dxa" w:w="3029"/>
+            <w:tcBorders>
+              <w:top w:val="single" w:sz="4" w:color="808080"/>
+              <w:left w:val="single" w:sz="4" w:color="808080"/>
+              <w:bottom w:val="single" w:sz="4" w:color="808080"/>
+              <w:right w:val="single" w:sz="4" w:color="808080"/>
+            </w:tcBorders>
+          </w:tcPr>
+          <w:p>
+            <w:pPr>
+              <w:pStyle w:val="Compact"/>
+              <w:spacing w:after="20" w:before="20"/>
+              <w:jc w:val="left"/>
+            </w:pPr>
+            <w:r>
+              <w:rPr>
+                <w:rFonts w:ascii="Arial" w:hAnsi="Arial"/>
+                <w:sz w:val="17"/>
+              </w:rPr>
+              <w:t xml:space="preserve">DD-009, DP-008, RN-053, RN-054.</w:t>
+            </w:r>
+          </w:p>
+        </w:tc>
+        <w:tc>
+          <w:tcPr>
+            <w:tcW w:type="dxa" w:w="931"/>
+            <w:tcBorders>
+              <w:top w:val="single" w:sz="4" w:color="808080"/>
+              <w:left w:val="single" w:sz="4" w:color="808080"/>
+              <w:bottom w:val="single" w:sz="4" w:color="808080"/>
+              <w:right w:val="single" w:sz="4" w:color="808080"/>
+            </w:tcBorders>
+          </w:tcPr>
+          <w:p>
+            <w:pPr>
+              <w:pStyle w:val="Compact"/>
+              <w:spacing w:after="20" w:before="20"/>
+              <w:jc w:val="left"/>
+            </w:pPr>
+            <w:r>
+              <w:rPr>
+                <w:rFonts w:ascii="Arial" w:hAnsi="Arial"/>
+                <w:sz w:val="17"/>
+              </w:rPr>
+              <w:t xml:space="preserve">0007</w:t>
             </w:r>
           </w:p>
         </w:tc>
@@ -21693,116 +22324,101 @@
       <w:tr>
         <w:tc>
           <w:tcPr>
-            <w:tcW w:type="dxa" w:w="2070"/>
-            <w:tcBorders>
-              <w:top w:val="single" w:sz="4" w:color="808080"/>
-              <w:left w:val="single" w:sz="4" w:color="808080"/>
-              <w:bottom w:val="single" w:sz="4" w:color="808080"/>
-              <w:right w:val="single" w:sz="4" w:color="808080"/>
-            </w:tcBorders>
-          </w:tcPr>
-          <w:p>
-            <w:pPr>
-              <w:pStyle w:val="Compact"/>
-              <w:spacing w:after="20" w:before="20"/>
-              <w:jc w:val="left"/>
-            </w:pPr>
-            <w:r>
-              <w:rPr>
-                <w:rFonts w:ascii="Arial" w:hAnsi="Arial"/>
-                <w:sz w:val="17"/>
-              </w:rPr>
-              <w:t xml:space="preserve">Procesos por tiempo</w:t>
-            </w:r>
-          </w:p>
-        </w:tc>
-        <w:tc>
-          <w:tcPr>
-            <w:tcW w:type="dxa" w:w="3351"/>
-            <w:tcBorders>
-              <w:top w:val="single" w:sz="4" w:color="808080"/>
-              <w:left w:val="single" w:sz="4" w:color="808080"/>
-              <w:bottom w:val="single" w:sz="4" w:color="808080"/>
-              <w:right w:val="single" w:sz="4" w:color="808080"/>
-            </w:tcBorders>
-          </w:tcPr>
-          <w:p>
-            <w:pPr>
-              <w:pStyle w:val="Compact"/>
-              <w:spacing w:after="20" w:before="20"/>
-              <w:jc w:val="left"/>
-            </w:pPr>
-            <w:r>
-              <w:rPr>
-                <w:rStyle w:val="VerbatimChar"/>
-                <w:rFonts w:ascii="Arial" w:hAnsi="Arial"/>
-                <w:sz w:val="17"/>
-              </w:rPr>
-              <w:t xml:space="preserve">@Scheduled</w:t>
-            </w:r>
-            <w:r>
-              <w:rPr>
-                <w:rFonts w:ascii="Arial" w:hAnsi="Arial"/>
-                <w:sz w:val="17"/>
-              </w:rPr>
-              <w:t xml:space="preserve"> </w:t>
-            </w:r>
-            <w:r>
-              <w:rPr>
-                <w:rFonts w:ascii="Arial" w:hAnsi="Arial"/>
-                <w:sz w:val="17"/>
-              </w:rPr>
-              <w:t xml:space="preserve">idempotente por estado</w:t>
-            </w:r>
-          </w:p>
-        </w:tc>
-        <w:tc>
-          <w:tcPr>
-            <w:tcW w:type="dxa" w:w="3058"/>
-            <w:tcBorders>
-              <w:top w:val="single" w:sz="4" w:color="808080"/>
-              <w:left w:val="single" w:sz="4" w:color="808080"/>
-              <w:bottom w:val="single" w:sz="4" w:color="808080"/>
-              <w:right w:val="single" w:sz="4" w:color="808080"/>
-            </w:tcBorders>
-          </w:tcPr>
-          <w:p>
-            <w:pPr>
-              <w:pStyle w:val="Compact"/>
-              <w:spacing w:after="20" w:before="20"/>
-              <w:jc w:val="left"/>
-            </w:pPr>
-            <w:r>
-              <w:rPr>
-                <w:rFonts w:ascii="Arial" w:hAnsi="Arial"/>
-                <w:sz w:val="17"/>
-              </w:rPr>
-              <w:t xml:space="preserve">DP-007; RF-124, RF-127, RF-141.</w:t>
-            </w:r>
-          </w:p>
-        </w:tc>
-        <w:tc>
-          <w:tcPr>
-            <w:tcW w:type="dxa" w:w="926"/>
-            <w:tcBorders>
-              <w:top w:val="single" w:sz="4" w:color="808080"/>
-              <w:left w:val="single" w:sz="4" w:color="808080"/>
-              <w:bottom w:val="single" w:sz="4" w:color="808080"/>
-              <w:right w:val="single" w:sz="4" w:color="808080"/>
-            </w:tcBorders>
-          </w:tcPr>
-          <w:p>
-            <w:pPr>
-              <w:pStyle w:val="Compact"/>
-              <w:spacing w:after="20" w:before="20"/>
-              <w:jc w:val="left"/>
-            </w:pPr>
-            <w:r>
-              <w:rPr>
-                <w:rFonts w:ascii="Arial" w:hAnsi="Arial"/>
-                <w:sz w:val="17"/>
-              </w:rPr>
-              <w:t xml:space="preserve">0009</w:t>
+            <w:tcW w:type="dxa" w:w="2052"/>
+            <w:tcBorders>
+              <w:top w:val="single" w:sz="4" w:color="808080"/>
+              <w:left w:val="single" w:sz="4" w:color="808080"/>
+              <w:bottom w:val="single" w:sz="4" w:color="808080"/>
+              <w:right w:val="single" w:sz="4" w:color="808080"/>
+            </w:tcBorders>
+          </w:tcPr>
+          <w:p>
+            <w:pPr>
+              <w:pStyle w:val="Compact"/>
+              <w:spacing w:after="20" w:before="20"/>
+              <w:jc w:val="left"/>
+            </w:pPr>
+            <w:r>
+              <w:rPr>
+                <w:rFonts w:ascii="Arial" w:hAnsi="Arial"/>
+                <w:sz w:val="17"/>
+              </w:rPr>
+              <w:t xml:space="preserve">Documentos</w:t>
+            </w:r>
+          </w:p>
+        </w:tc>
+        <w:tc>
+          <w:tcPr>
+            <w:tcW w:type="dxa" w:w="3394"/>
+            <w:tcBorders>
+              <w:top w:val="single" w:sz="4" w:color="808080"/>
+              <w:left w:val="single" w:sz="4" w:color="808080"/>
+              <w:bottom w:val="single" w:sz="4" w:color="808080"/>
+              <w:right w:val="single" w:sz="4" w:color="808080"/>
+            </w:tcBorders>
+          </w:tcPr>
+          <w:p>
+            <w:pPr>
+              <w:pStyle w:val="Compact"/>
+              <w:spacing w:after="20" w:before="20"/>
+              <w:jc w:val="left"/>
+            </w:pPr>
+            <w:r>
+              <w:rPr>
+                <w:rFonts w:ascii="Arial" w:hAnsi="Arial"/>
+                <w:sz w:val="17"/>
+              </w:rPr>
+              <w:t xml:space="preserve">AWS S3 privado por el backend; URL en Supabase; lectura con URL prefirmada</w:t>
+            </w:r>
+          </w:p>
+        </w:tc>
+        <w:tc>
+          <w:tcPr>
+            <w:tcW w:type="dxa" w:w="3029"/>
+            <w:tcBorders>
+              <w:top w:val="single" w:sz="4" w:color="808080"/>
+              <w:left w:val="single" w:sz="4" w:color="808080"/>
+              <w:bottom w:val="single" w:sz="4" w:color="808080"/>
+              <w:right w:val="single" w:sz="4" w:color="808080"/>
+            </w:tcBorders>
+          </w:tcPr>
+          <w:p>
+            <w:pPr>
+              <w:pStyle w:val="Compact"/>
+              <w:spacing w:after="20" w:before="20"/>
+              <w:jc w:val="left"/>
+            </w:pPr>
+            <w:r>
+              <w:rPr>
+                <w:rFonts w:ascii="Arial" w:hAnsi="Arial"/>
+                <w:sz w:val="17"/>
+              </w:rPr>
+              <w:t xml:space="preserve">RNF-018, DEC-10, DEC-45.</w:t>
+            </w:r>
+          </w:p>
+        </w:tc>
+        <w:tc>
+          <w:tcPr>
+            <w:tcW w:type="dxa" w:w="931"/>
+            <w:tcBorders>
+              <w:top w:val="single" w:sz="4" w:color="808080"/>
+              <w:left w:val="single" w:sz="4" w:color="808080"/>
+              <w:bottom w:val="single" w:sz="4" w:color="808080"/>
+              <w:right w:val="single" w:sz="4" w:color="808080"/>
+            </w:tcBorders>
+          </w:tcPr>
+          <w:p>
+            <w:pPr>
+              <w:pStyle w:val="Compact"/>
+              <w:spacing w:after="20" w:before="20"/>
+              <w:jc w:val="left"/>
+            </w:pPr>
+            <w:r>
+              <w:rPr>
+                <w:rFonts w:ascii="Arial" w:hAnsi="Arial"/>
+                <w:sz w:val="17"/>
+              </w:rPr>
+              <w:t xml:space="preserve">0013</w:t>
             </w:r>
           </w:p>
         </w:tc>
@@ -21810,101 +22426,116 @@
       <w:tr>
         <w:tc>
           <w:tcPr>
-            <w:tcW w:type="dxa" w:w="2070"/>
-            <w:tcBorders>
-              <w:top w:val="single" w:sz="4" w:color="808080"/>
-              <w:left w:val="single" w:sz="4" w:color="808080"/>
-              <w:bottom w:val="single" w:sz="4" w:color="808080"/>
-              <w:right w:val="single" w:sz="4" w:color="808080"/>
-            </w:tcBorders>
-          </w:tcPr>
-          <w:p>
-            <w:pPr>
-              <w:pStyle w:val="Compact"/>
-              <w:spacing w:after="20" w:before="20"/>
-              <w:jc w:val="left"/>
-            </w:pPr>
-            <w:r>
-              <w:rPr>
-                <w:rFonts w:ascii="Arial" w:hAnsi="Arial"/>
-                <w:sz w:val="17"/>
-              </w:rPr>
-              <w:t xml:space="preserve">Avisos y correo</w:t>
-            </w:r>
-          </w:p>
-        </w:tc>
-        <w:tc>
-          <w:tcPr>
-            <w:tcW w:type="dxa" w:w="3351"/>
-            <w:tcBorders>
-              <w:top w:val="single" w:sz="4" w:color="808080"/>
-              <w:left w:val="single" w:sz="4" w:color="808080"/>
-              <w:bottom w:val="single" w:sz="4" w:color="808080"/>
-              <w:right w:val="single" w:sz="4" w:color="808080"/>
-            </w:tcBorders>
-          </w:tcPr>
-          <w:p>
-            <w:pPr>
-              <w:pStyle w:val="Compact"/>
-              <w:spacing w:after="20" w:before="20"/>
-              <w:jc w:val="left"/>
-            </w:pPr>
-            <w:r>
-              <w:rPr>
-                <w:rFonts w:ascii="Arial" w:hAnsi="Arial"/>
-                <w:sz w:val="17"/>
-              </w:rPr>
-              <w:t xml:space="preserve">Avisos en la base; correo SMTP con bandeja de salida</w:t>
-            </w:r>
-          </w:p>
-        </w:tc>
-        <w:tc>
-          <w:tcPr>
-            <w:tcW w:type="dxa" w:w="3058"/>
-            <w:tcBorders>
-              <w:top w:val="single" w:sz="4" w:color="808080"/>
-              <w:left w:val="single" w:sz="4" w:color="808080"/>
-              <w:bottom w:val="single" w:sz="4" w:color="808080"/>
-              <w:right w:val="single" w:sz="4" w:color="808080"/>
-            </w:tcBorders>
-          </w:tcPr>
-          <w:p>
-            <w:pPr>
-              <w:pStyle w:val="Compact"/>
-              <w:spacing w:after="20" w:before="20"/>
-              <w:jc w:val="left"/>
-            </w:pPr>
-            <w:r>
-              <w:rPr>
-                <w:rFonts w:ascii="Arial" w:hAnsi="Arial"/>
-                <w:sz w:val="17"/>
-              </w:rPr>
-              <w:t xml:space="preserve">RF-142, RF-143, PEN-034.</w:t>
-            </w:r>
-          </w:p>
-        </w:tc>
-        <w:tc>
-          <w:tcPr>
-            <w:tcW w:type="dxa" w:w="926"/>
-            <w:tcBorders>
-              <w:top w:val="single" w:sz="4" w:color="808080"/>
-              <w:left w:val="single" w:sz="4" w:color="808080"/>
-              <w:bottom w:val="single" w:sz="4" w:color="808080"/>
-              <w:right w:val="single" w:sz="4" w:color="808080"/>
-            </w:tcBorders>
-          </w:tcPr>
-          <w:p>
-            <w:pPr>
-              <w:pStyle w:val="Compact"/>
-              <w:spacing w:after="20" w:before="20"/>
-              <w:jc w:val="left"/>
-            </w:pPr>
-            <w:r>
-              <w:rPr>
-                <w:rFonts w:ascii="Arial" w:hAnsi="Arial"/>
-                <w:sz w:val="17"/>
-              </w:rPr>
-              <w:t xml:space="preserve">0010</w:t>
+            <w:tcW w:type="dxa" w:w="2052"/>
+            <w:tcBorders>
+              <w:top w:val="single" w:sz="4" w:color="808080"/>
+              <w:left w:val="single" w:sz="4" w:color="808080"/>
+              <w:bottom w:val="single" w:sz="4" w:color="808080"/>
+              <w:right w:val="single" w:sz="4" w:color="808080"/>
+            </w:tcBorders>
+          </w:tcPr>
+          <w:p>
+            <w:pPr>
+              <w:pStyle w:val="Compact"/>
+              <w:spacing w:after="20" w:before="20"/>
+              <w:jc w:val="left"/>
+            </w:pPr>
+            <w:r>
+              <w:rPr>
+                <w:rFonts w:ascii="Arial" w:hAnsi="Arial"/>
+                <w:sz w:val="17"/>
+              </w:rPr>
+              <w:t xml:space="preserve">Procesos por tiempo</w:t>
+            </w:r>
+          </w:p>
+        </w:tc>
+        <w:tc>
+          <w:tcPr>
+            <w:tcW w:type="dxa" w:w="3394"/>
+            <w:tcBorders>
+              <w:top w:val="single" w:sz="4" w:color="808080"/>
+              <w:left w:val="single" w:sz="4" w:color="808080"/>
+              <w:bottom w:val="single" w:sz="4" w:color="808080"/>
+              <w:right w:val="single" w:sz="4" w:color="808080"/>
+            </w:tcBorders>
+          </w:tcPr>
+          <w:p>
+            <w:pPr>
+              <w:pStyle w:val="Compact"/>
+              <w:spacing w:after="20" w:before="20"/>
+              <w:jc w:val="left"/>
+            </w:pPr>
+            <w:r>
+              <w:rPr>
+                <w:rStyle w:val="VerbatimChar"/>
+                <w:rFonts w:ascii="Arial" w:hAnsi="Arial"/>
+                <w:sz w:val="17"/>
+              </w:rPr>
+              <w:t xml:space="preserve">@Scheduled</w:t>
+            </w:r>
+            <w:r>
+              <w:rPr>
+                <w:rFonts w:ascii="Arial" w:hAnsi="Arial"/>
+                <w:sz w:val="17"/>
+              </w:rPr>
+              <w:t xml:space="preserve"> </w:t>
+            </w:r>
+            <w:r>
+              <w:rPr>
+                <w:rFonts w:ascii="Arial" w:hAnsi="Arial"/>
+                <w:sz w:val="17"/>
+              </w:rPr>
+              <w:t xml:space="preserve">idempotente por estado</w:t>
+            </w:r>
+          </w:p>
+        </w:tc>
+        <w:tc>
+          <w:tcPr>
+            <w:tcW w:type="dxa" w:w="3029"/>
+            <w:tcBorders>
+              <w:top w:val="single" w:sz="4" w:color="808080"/>
+              <w:left w:val="single" w:sz="4" w:color="808080"/>
+              <w:bottom w:val="single" w:sz="4" w:color="808080"/>
+              <w:right w:val="single" w:sz="4" w:color="808080"/>
+            </w:tcBorders>
+          </w:tcPr>
+          <w:p>
+            <w:pPr>
+              <w:pStyle w:val="Compact"/>
+              <w:spacing w:after="20" w:before="20"/>
+              <w:jc w:val="left"/>
+            </w:pPr>
+            <w:r>
+              <w:rPr>
+                <w:rFonts w:ascii="Arial" w:hAnsi="Arial"/>
+                <w:sz w:val="17"/>
+              </w:rPr>
+              <w:t xml:space="preserve">DP-007; RF-124, RF-127, RF-141.</w:t>
+            </w:r>
+          </w:p>
+        </w:tc>
+        <w:tc>
+          <w:tcPr>
+            <w:tcW w:type="dxa" w:w="931"/>
+            <w:tcBorders>
+              <w:top w:val="single" w:sz="4" w:color="808080"/>
+              <w:left w:val="single" w:sz="4" w:color="808080"/>
+              <w:bottom w:val="single" w:sz="4" w:color="808080"/>
+              <w:right w:val="single" w:sz="4" w:color="808080"/>
+            </w:tcBorders>
+          </w:tcPr>
+          <w:p>
+            <w:pPr>
+              <w:pStyle w:val="Compact"/>
+              <w:spacing w:after="20" w:before="20"/>
+              <w:jc w:val="left"/>
+            </w:pPr>
+            <w:r>
+              <w:rPr>
+                <w:rFonts w:ascii="Arial" w:hAnsi="Arial"/>
+                <w:sz w:val="17"/>
+              </w:rPr>
+              <w:t xml:space="preserve">0009</w:t>
             </w:r>
           </w:p>
         </w:tc>
@@ -21912,130 +22543,101 @@
       <w:tr>
         <w:tc>
           <w:tcPr>
-            <w:tcW w:type="dxa" w:w="2070"/>
-            <w:tcBorders>
-              <w:top w:val="single" w:sz="4" w:color="808080"/>
-              <w:left w:val="single" w:sz="4" w:color="808080"/>
-              <w:bottom w:val="single" w:sz="4" w:color="808080"/>
-              <w:right w:val="single" w:sz="4" w:color="808080"/>
-            </w:tcBorders>
-          </w:tcPr>
-          <w:p>
-            <w:pPr>
-              <w:pStyle w:val="Compact"/>
-              <w:spacing w:after="20" w:before="20"/>
-              <w:jc w:val="left"/>
-            </w:pPr>
-            <w:r>
-              <w:rPr>
-                <w:rFonts w:ascii="Arial" w:hAnsi="Arial"/>
-                <w:sz w:val="17"/>
-              </w:rPr>
-              <w:t xml:space="preserve">Varias ligas</w:t>
-            </w:r>
-          </w:p>
-        </w:tc>
-        <w:tc>
-          <w:tcPr>
-            <w:tcW w:type="dxa" w:w="3351"/>
-            <w:tcBorders>
-              <w:top w:val="single" w:sz="4" w:color="808080"/>
-              <w:left w:val="single" w:sz="4" w:color="808080"/>
-              <w:bottom w:val="single" w:sz="4" w:color="808080"/>
-              <w:right w:val="single" w:sz="4" w:color="808080"/>
-            </w:tcBorders>
-          </w:tcPr>
-          <w:p>
-            <w:pPr>
-              <w:pStyle w:val="Compact"/>
-              <w:spacing w:after="20" w:before="20"/>
-              <w:jc w:val="left"/>
-            </w:pPr>
-            <w:r>
-              <w:rPr>
-                <w:rFonts w:ascii="Arial" w:hAnsi="Arial"/>
-                <w:sz w:val="17"/>
-              </w:rPr>
-              <w:t xml:space="preserve">Una liga con</w:t>
-            </w:r>
-            <w:r>
-              <w:rPr>
-                <w:rFonts w:ascii="Arial" w:hAnsi="Arial"/>
-                <w:sz w:val="17"/>
-              </w:rPr>
-              <w:t xml:space="preserve"> </w:t>
-            </w:r>
-            <w:r>
-              <w:rPr>
-                <w:rStyle w:val="VerbatimChar"/>
-                <w:rFonts w:ascii="Arial" w:hAnsi="Arial"/>
-                <w:sz w:val="17"/>
-              </w:rPr>
-              <w:t xml:space="preserve">liga_id</w:t>
-            </w:r>
-            <w:r>
-              <w:rPr>
-                <w:rFonts w:ascii="Arial" w:hAnsi="Arial"/>
-                <w:sz w:val="17"/>
-              </w:rPr>
-              <w:t xml:space="preserve"> </w:t>
-            </w:r>
-            <w:r>
-              <w:rPr>
-                <w:rFonts w:ascii="Arial" w:hAnsi="Arial"/>
-                <w:sz w:val="17"/>
-              </w:rPr>
-              <w:t xml:space="preserve">en entidades raíz</w:t>
-            </w:r>
-          </w:p>
-        </w:tc>
-        <w:tc>
-          <w:tcPr>
-            <w:tcW w:type="dxa" w:w="3058"/>
-            <w:tcBorders>
-              <w:top w:val="single" w:sz="4" w:color="808080"/>
-              <w:left w:val="single" w:sz="4" w:color="808080"/>
-              <w:bottom w:val="single" w:sz="4" w:color="808080"/>
-              <w:right w:val="single" w:sz="4" w:color="808080"/>
-            </w:tcBorders>
-          </w:tcPr>
-          <w:p>
-            <w:pPr>
-              <w:pStyle w:val="Compact"/>
-              <w:spacing w:after="20" w:before="20"/>
-              <w:jc w:val="left"/>
-            </w:pPr>
-            <w:r>
-              <w:rPr>
-                <w:rFonts w:ascii="Arial" w:hAnsi="Arial"/>
-                <w:sz w:val="17"/>
-              </w:rPr>
-              <w:t xml:space="preserve">DD-011, DEC-07.</w:t>
-            </w:r>
-          </w:p>
-        </w:tc>
-        <w:tc>
-          <w:tcPr>
-            <w:tcW w:type="dxa" w:w="926"/>
-            <w:tcBorders>
-              <w:top w:val="single" w:sz="4" w:color="808080"/>
-              <w:left w:val="single" w:sz="4" w:color="808080"/>
-              <w:bottom w:val="single" w:sz="4" w:color="808080"/>
-              <w:right w:val="single" w:sz="4" w:color="808080"/>
-            </w:tcBorders>
-          </w:tcPr>
-          <w:p>
-            <w:pPr>
-              <w:pStyle w:val="Compact"/>
-              <w:spacing w:after="20" w:before="20"/>
-              <w:jc w:val="left"/>
-            </w:pPr>
-            <w:r>
-              <w:rPr>
-                <w:rFonts w:ascii="Arial" w:hAnsi="Arial"/>
-                <w:sz w:val="17"/>
-              </w:rPr>
-              <w:t xml:space="preserve">0011</w:t>
+            <w:tcW w:type="dxa" w:w="2052"/>
+            <w:tcBorders>
+              <w:top w:val="single" w:sz="4" w:color="808080"/>
+              <w:left w:val="single" w:sz="4" w:color="808080"/>
+              <w:bottom w:val="single" w:sz="4" w:color="808080"/>
+              <w:right w:val="single" w:sz="4" w:color="808080"/>
+            </w:tcBorders>
+          </w:tcPr>
+          <w:p>
+            <w:pPr>
+              <w:pStyle w:val="Compact"/>
+              <w:spacing w:after="20" w:before="20"/>
+              <w:jc w:val="left"/>
+            </w:pPr>
+            <w:r>
+              <w:rPr>
+                <w:rFonts w:ascii="Arial" w:hAnsi="Arial"/>
+                <w:sz w:val="17"/>
+              </w:rPr>
+              <w:t xml:space="preserve">Avisos y correo</w:t>
+            </w:r>
+          </w:p>
+        </w:tc>
+        <w:tc>
+          <w:tcPr>
+            <w:tcW w:type="dxa" w:w="3394"/>
+            <w:tcBorders>
+              <w:top w:val="single" w:sz="4" w:color="808080"/>
+              <w:left w:val="single" w:sz="4" w:color="808080"/>
+              <w:bottom w:val="single" w:sz="4" w:color="808080"/>
+              <w:right w:val="single" w:sz="4" w:color="808080"/>
+            </w:tcBorders>
+          </w:tcPr>
+          <w:p>
+            <w:pPr>
+              <w:pStyle w:val="Compact"/>
+              <w:spacing w:after="20" w:before="20"/>
+              <w:jc w:val="left"/>
+            </w:pPr>
+            <w:r>
+              <w:rPr>
+                <w:rFonts w:ascii="Arial" w:hAnsi="Arial"/>
+                <w:sz w:val="17"/>
+              </w:rPr>
+              <w:t xml:space="preserve">Avisos en la base; correo SMTP con bandeja de salida; proveedor pendiente</w:t>
+            </w:r>
+          </w:p>
+        </w:tc>
+        <w:tc>
+          <w:tcPr>
+            <w:tcW w:type="dxa" w:w="3029"/>
+            <w:tcBorders>
+              <w:top w:val="single" w:sz="4" w:color="808080"/>
+              <w:left w:val="single" w:sz="4" w:color="808080"/>
+              <w:bottom w:val="single" w:sz="4" w:color="808080"/>
+              <w:right w:val="single" w:sz="4" w:color="808080"/>
+            </w:tcBorders>
+          </w:tcPr>
+          <w:p>
+            <w:pPr>
+              <w:pStyle w:val="Compact"/>
+              <w:spacing w:after="20" w:before="20"/>
+              <w:jc w:val="left"/>
+            </w:pPr>
+            <w:r>
+              <w:rPr>
+                <w:rFonts w:ascii="Arial" w:hAnsi="Arial"/>
+                <w:sz w:val="17"/>
+              </w:rPr>
+              <w:t xml:space="preserve">RF-142, RF-143, PEN-034, DEC-46.</w:t>
+            </w:r>
+          </w:p>
+        </w:tc>
+        <w:tc>
+          <w:tcPr>
+            <w:tcW w:type="dxa" w:w="931"/>
+            <w:tcBorders>
+              <w:top w:val="single" w:sz="4" w:color="808080"/>
+              <w:left w:val="single" w:sz="4" w:color="808080"/>
+              <w:bottom w:val="single" w:sz="4" w:color="808080"/>
+              <w:right w:val="single" w:sz="4" w:color="808080"/>
+            </w:tcBorders>
+          </w:tcPr>
+          <w:p>
+            <w:pPr>
+              <w:pStyle w:val="Compact"/>
+              <w:spacing w:after="20" w:before="20"/>
+              <w:jc w:val="left"/>
+            </w:pPr>
+            <w:r>
+              <w:rPr>
+                <w:rFonts w:ascii="Arial" w:hAnsi="Arial"/>
+                <w:sz w:val="17"/>
+              </w:rPr>
+              <w:t xml:space="preserve">0010</w:t>
             </w:r>
           </w:p>
         </w:tc>
@@ -22043,101 +22645,130 @@
       <w:tr>
         <w:tc>
           <w:tcPr>
-            <w:tcW w:type="dxa" w:w="2070"/>
-            <w:tcBorders>
-              <w:top w:val="single" w:sz="4" w:color="808080"/>
-              <w:left w:val="single" w:sz="4" w:color="808080"/>
-              <w:bottom w:val="single" w:sz="4" w:color="808080"/>
-              <w:right w:val="single" w:sz="4" w:color="808080"/>
-            </w:tcBorders>
-          </w:tcPr>
-          <w:p>
-            <w:pPr>
-              <w:pStyle w:val="Compact"/>
-              <w:spacing w:after="20" w:before="20"/>
-              <w:jc w:val="left"/>
-            </w:pPr>
-            <w:r>
-              <w:rPr>
-                <w:rFonts w:ascii="Arial" w:hAnsi="Arial"/>
-                <w:sz w:val="17"/>
-              </w:rPr>
-              <w:t xml:space="preserve">Pagos</w:t>
-            </w:r>
-          </w:p>
-        </w:tc>
-        <w:tc>
-          <w:tcPr>
-            <w:tcW w:type="dxa" w:w="3351"/>
-            <w:tcBorders>
-              <w:top w:val="single" w:sz="4" w:color="808080"/>
-              <w:left w:val="single" w:sz="4" w:color="808080"/>
-              <w:bottom w:val="single" w:sz="4" w:color="808080"/>
-              <w:right w:val="single" w:sz="4" w:color="808080"/>
-            </w:tcBorders>
-          </w:tcPr>
-          <w:p>
-            <w:pPr>
-              <w:pStyle w:val="Compact"/>
-              <w:spacing w:after="20" w:before="20"/>
-              <w:jc w:val="left"/>
-            </w:pPr>
-            <w:r>
-              <w:rPr>
-                <w:rFonts w:ascii="Arial" w:hAnsi="Arial"/>
-                <w:sz w:val="17"/>
-              </w:rPr>
-              <w:t xml:space="preserve">Pasarela simulada detrás de una interfaz</w:t>
-            </w:r>
-          </w:p>
-        </w:tc>
-        <w:tc>
-          <w:tcPr>
-            <w:tcW w:type="dxa" w:w="3058"/>
-            <w:tcBorders>
-              <w:top w:val="single" w:sz="4" w:color="808080"/>
-              <w:left w:val="single" w:sz="4" w:color="808080"/>
-              <w:bottom w:val="single" w:sz="4" w:color="808080"/>
-              <w:right w:val="single" w:sz="4" w:color="808080"/>
-            </w:tcBorders>
-          </w:tcPr>
-          <w:p>
-            <w:pPr>
-              <w:pStyle w:val="Compact"/>
-              <w:spacing w:after="20" w:before="20"/>
-              <w:jc w:val="left"/>
-            </w:pPr>
-            <w:r>
-              <w:rPr>
-                <w:rFonts w:ascii="Arial" w:hAnsi="Arial"/>
-                <w:sz w:val="17"/>
-              </w:rPr>
-              <w:t xml:space="preserve">DEC-37.</w:t>
-            </w:r>
-          </w:p>
-        </w:tc>
-        <w:tc>
-          <w:tcPr>
-            <w:tcW w:type="dxa" w:w="926"/>
-            <w:tcBorders>
-              <w:top w:val="single" w:sz="4" w:color="808080"/>
-              <w:left w:val="single" w:sz="4" w:color="808080"/>
-              <w:bottom w:val="single" w:sz="4" w:color="808080"/>
-              <w:right w:val="single" w:sz="4" w:color="808080"/>
-            </w:tcBorders>
-          </w:tcPr>
-          <w:p>
-            <w:pPr>
-              <w:pStyle w:val="Compact"/>
-              <w:spacing w:after="20" w:before="20"/>
-              <w:jc w:val="left"/>
-            </w:pPr>
-            <w:r>
-              <w:rPr>
-                <w:rFonts w:ascii="Arial" w:hAnsi="Arial"/>
-                <w:sz w:val="17"/>
-              </w:rPr>
-              <w:t xml:space="preserve">0012</w:t>
+            <w:tcW w:type="dxa" w:w="2052"/>
+            <w:tcBorders>
+              <w:top w:val="single" w:sz="4" w:color="808080"/>
+              <w:left w:val="single" w:sz="4" w:color="808080"/>
+              <w:bottom w:val="single" w:sz="4" w:color="808080"/>
+              <w:right w:val="single" w:sz="4" w:color="808080"/>
+            </w:tcBorders>
+          </w:tcPr>
+          <w:p>
+            <w:pPr>
+              <w:pStyle w:val="Compact"/>
+              <w:spacing w:after="20" w:before="20"/>
+              <w:jc w:val="left"/>
+            </w:pPr>
+            <w:r>
+              <w:rPr>
+                <w:rFonts w:ascii="Arial" w:hAnsi="Arial"/>
+                <w:sz w:val="17"/>
+              </w:rPr>
+              <w:t xml:space="preserve">Varias ligas</w:t>
+            </w:r>
+          </w:p>
+        </w:tc>
+        <w:tc>
+          <w:tcPr>
+            <w:tcW w:type="dxa" w:w="3394"/>
+            <w:tcBorders>
+              <w:top w:val="single" w:sz="4" w:color="808080"/>
+              <w:left w:val="single" w:sz="4" w:color="808080"/>
+              <w:bottom w:val="single" w:sz="4" w:color="808080"/>
+              <w:right w:val="single" w:sz="4" w:color="808080"/>
+            </w:tcBorders>
+          </w:tcPr>
+          <w:p>
+            <w:pPr>
+              <w:pStyle w:val="Compact"/>
+              <w:spacing w:after="20" w:before="20"/>
+              <w:jc w:val="left"/>
+            </w:pPr>
+            <w:r>
+              <w:rPr>
+                <w:rFonts w:ascii="Arial" w:hAnsi="Arial"/>
+                <w:sz w:val="17"/>
+              </w:rPr>
+              <w:t xml:space="preserve">Una liga con</w:t>
+            </w:r>
+            <w:r>
+              <w:rPr>
+                <w:rFonts w:ascii="Arial" w:hAnsi="Arial"/>
+                <w:sz w:val="17"/>
+              </w:rPr>
+              <w:t xml:space="preserve"> </w:t>
+            </w:r>
+            <w:r>
+              <w:rPr>
+                <w:rStyle w:val="VerbatimChar"/>
+                <w:rFonts w:ascii="Arial" w:hAnsi="Arial"/>
+                <w:sz w:val="17"/>
+              </w:rPr>
+              <w:t xml:space="preserve">liga_id</w:t>
+            </w:r>
+            <w:r>
+              <w:rPr>
+                <w:rFonts w:ascii="Arial" w:hAnsi="Arial"/>
+                <w:sz w:val="17"/>
+              </w:rPr>
+              <w:t xml:space="preserve"> </w:t>
+            </w:r>
+            <w:r>
+              <w:rPr>
+                <w:rFonts w:ascii="Arial" w:hAnsi="Arial"/>
+                <w:sz w:val="17"/>
+              </w:rPr>
+              <w:t xml:space="preserve">en entidades raíz</w:t>
+            </w:r>
+          </w:p>
+        </w:tc>
+        <w:tc>
+          <w:tcPr>
+            <w:tcW w:type="dxa" w:w="3029"/>
+            <w:tcBorders>
+              <w:top w:val="single" w:sz="4" w:color="808080"/>
+              <w:left w:val="single" w:sz="4" w:color="808080"/>
+              <w:bottom w:val="single" w:sz="4" w:color="808080"/>
+              <w:right w:val="single" w:sz="4" w:color="808080"/>
+            </w:tcBorders>
+          </w:tcPr>
+          <w:p>
+            <w:pPr>
+              <w:pStyle w:val="Compact"/>
+              <w:spacing w:after="20" w:before="20"/>
+              <w:jc w:val="left"/>
+            </w:pPr>
+            <w:r>
+              <w:rPr>
+                <w:rFonts w:ascii="Arial" w:hAnsi="Arial"/>
+                <w:sz w:val="17"/>
+              </w:rPr>
+              <w:t xml:space="preserve">DD-011, DEC-07.</w:t>
+            </w:r>
+          </w:p>
+        </w:tc>
+        <w:tc>
+          <w:tcPr>
+            <w:tcW w:type="dxa" w:w="931"/>
+            <w:tcBorders>
+              <w:top w:val="single" w:sz="4" w:color="808080"/>
+              <w:left w:val="single" w:sz="4" w:color="808080"/>
+              <w:bottom w:val="single" w:sz="4" w:color="808080"/>
+              <w:right w:val="single" w:sz="4" w:color="808080"/>
+            </w:tcBorders>
+          </w:tcPr>
+          <w:p>
+            <w:pPr>
+              <w:pStyle w:val="Compact"/>
+              <w:spacing w:after="20" w:before="20"/>
+              <w:jc w:val="left"/>
+            </w:pPr>
+            <w:r>
+              <w:rPr>
+                <w:rFonts w:ascii="Arial" w:hAnsi="Arial"/>
+                <w:sz w:val="17"/>
+              </w:rPr>
+              <w:t xml:space="preserve">0011</w:t>
             </w:r>
           </w:p>
         </w:tc>
@@ -22145,7 +22776,109 @@
       <w:tr>
         <w:tc>
           <w:tcPr>
-            <w:tcW w:type="dxa" w:w="2070"/>
+            <w:tcW w:type="dxa" w:w="2052"/>
+            <w:tcBorders>
+              <w:top w:val="single" w:sz="4" w:color="808080"/>
+              <w:left w:val="single" w:sz="4" w:color="808080"/>
+              <w:bottom w:val="single" w:sz="4" w:color="808080"/>
+              <w:right w:val="single" w:sz="4" w:color="808080"/>
+            </w:tcBorders>
+          </w:tcPr>
+          <w:p>
+            <w:pPr>
+              <w:pStyle w:val="Compact"/>
+              <w:spacing w:after="20" w:before="20"/>
+              <w:jc w:val="left"/>
+            </w:pPr>
+            <w:r>
+              <w:rPr>
+                <w:rFonts w:ascii="Arial" w:hAnsi="Arial"/>
+                <w:sz w:val="17"/>
+              </w:rPr>
+              <w:t xml:space="preserve">Pagos</w:t>
+            </w:r>
+          </w:p>
+        </w:tc>
+        <w:tc>
+          <w:tcPr>
+            <w:tcW w:type="dxa" w:w="3394"/>
+            <w:tcBorders>
+              <w:top w:val="single" w:sz="4" w:color="808080"/>
+              <w:left w:val="single" w:sz="4" w:color="808080"/>
+              <w:bottom w:val="single" w:sz="4" w:color="808080"/>
+              <w:right w:val="single" w:sz="4" w:color="808080"/>
+            </w:tcBorders>
+          </w:tcPr>
+          <w:p>
+            <w:pPr>
+              <w:pStyle w:val="Compact"/>
+              <w:spacing w:after="20" w:before="20"/>
+              <w:jc w:val="left"/>
+            </w:pPr>
+            <w:r>
+              <w:rPr>
+                <w:rFonts w:ascii="Arial" w:hAnsi="Arial"/>
+                <w:sz w:val="17"/>
+              </w:rPr>
+              <w:t xml:space="preserve">Pasarela simulada detrás de una interfaz</w:t>
+            </w:r>
+          </w:p>
+        </w:tc>
+        <w:tc>
+          <w:tcPr>
+            <w:tcW w:type="dxa" w:w="3029"/>
+            <w:tcBorders>
+              <w:top w:val="single" w:sz="4" w:color="808080"/>
+              <w:left w:val="single" w:sz="4" w:color="808080"/>
+              <w:bottom w:val="single" w:sz="4" w:color="808080"/>
+              <w:right w:val="single" w:sz="4" w:color="808080"/>
+            </w:tcBorders>
+          </w:tcPr>
+          <w:p>
+            <w:pPr>
+              <w:pStyle w:val="Compact"/>
+              <w:spacing w:after="20" w:before="20"/>
+              <w:jc w:val="left"/>
+            </w:pPr>
+            <w:r>
+              <w:rPr>
+                <w:rFonts w:ascii="Arial" w:hAnsi="Arial"/>
+                <w:sz w:val="17"/>
+              </w:rPr>
+              <w:t xml:space="preserve">DEC-37.</w:t>
+            </w:r>
+          </w:p>
+        </w:tc>
+        <w:tc>
+          <w:tcPr>
+            <w:tcW w:type="dxa" w:w="931"/>
+            <w:tcBorders>
+              <w:top w:val="single" w:sz="4" w:color="808080"/>
+              <w:left w:val="single" w:sz="4" w:color="808080"/>
+              <w:bottom w:val="single" w:sz="4" w:color="808080"/>
+              <w:right w:val="single" w:sz="4" w:color="808080"/>
+            </w:tcBorders>
+          </w:tcPr>
+          <w:p>
+            <w:pPr>
+              <w:pStyle w:val="Compact"/>
+              <w:spacing w:after="20" w:before="20"/>
+              <w:jc w:val="left"/>
+            </w:pPr>
+            <w:r>
+              <w:rPr>
+                <w:rFonts w:ascii="Arial" w:hAnsi="Arial"/>
+                <w:sz w:val="17"/>
+              </w:rPr>
+              <w:t xml:space="preserve">0012</w:t>
+            </w:r>
+          </w:p>
+        </w:tc>
+      </w:tr>
+      <w:tr>
+        <w:tc>
+          <w:tcPr>
+            <w:tcW w:type="dxa" w:w="2052"/>
             <w:tcBorders>
               <w:top w:val="single" w:sz="4" w:color="808080"/>
               <w:left w:val="single" w:sz="4" w:color="808080"/>
@@ -22170,7 +22903,7 @@
         </w:tc>
         <w:tc>
           <w:tcPr>
-            <w:tcW w:type="dxa" w:w="3351"/>
+            <w:tcW w:type="dxa" w:w="3394"/>
             <w:tcBorders>
               <w:top w:val="single" w:sz="4" w:color="808080"/>
               <w:left w:val="single" w:sz="4" w:color="808080"/>
@@ -22195,7 +22928,7 @@
         </w:tc>
         <w:tc>
           <w:tcPr>
-            <w:tcW w:type="dxa" w:w="3058"/>
+            <w:tcW w:type="dxa" w:w="3029"/>
             <w:tcBorders>
               <w:top w:val="single" w:sz="4" w:color="808080"/>
               <w:left w:val="single" w:sz="4" w:color="808080"/>
@@ -22220,7 +22953,7 @@
         </w:tc>
         <w:tc>
           <w:tcPr>
-            <w:tcW w:type="dxa" w:w="926"/>
+            <w:tcW w:type="dxa" w:w="931"/>
             <w:tcBorders>
               <w:top w:val="single" w:sz="4" w:color="808080"/>
               <w:left w:val="single" w:sz="4" w:color="808080"/>
@@ -22264,9 +22997,9 @@
         <w:tblLayout w:type="fixed"/>
       </w:tblPr>
       <w:tblGrid>
-        <w:gridCol w:w="1849"/>
-        <w:gridCol w:w="3244"/>
-        <w:gridCol w:w="4312"/>
+        <w:gridCol w:w="1843"/>
+        <w:gridCol w:w="3225"/>
+        <w:gridCol w:w="4336"/>
       </w:tblGrid>
       <w:tr>
         <w:trPr>
@@ -22275,7 +23008,7 @@
         </w:trPr>
         <w:tc>
           <w:tcPr>
-            <w:tcW w:type="dxa" w:w="1849"/>
+            <w:tcW w:type="dxa" w:w="1844"/>
             <w:tcBorders>
               <w:top w:val="single" w:sz="4" w:color="808080"/>
               <w:left w:val="single" w:sz="4" w:color="808080"/>
@@ -22302,7 +23035,7 @@
         </w:tc>
         <w:tc>
           <w:tcPr>
-            <w:tcW w:type="dxa" w:w="3244"/>
+            <w:tcW w:type="dxa" w:w="3225"/>
             <w:tcBorders>
               <w:top w:val="single" w:sz="4" w:color="808080"/>
               <w:left w:val="single" w:sz="4" w:color="808080"/>
@@ -22329,7 +23062,7 @@
         </w:tc>
         <w:tc>
           <w:tcPr>
-            <w:tcW w:type="dxa" w:w="4312"/>
+            <w:tcW w:type="dxa" w:w="4336"/>
             <w:tcBorders>
               <w:top w:val="single" w:sz="4" w:color="808080"/>
               <w:left w:val="single" w:sz="4" w:color="808080"/>
@@ -22358,7 +23091,7 @@
       <w:tr>
         <w:tc>
           <w:tcPr>
-            <w:tcW w:type="dxa" w:w="1849"/>
+            <w:tcW w:type="dxa" w:w="1844"/>
             <w:tcBorders>
               <w:top w:val="single" w:sz="4" w:color="808080"/>
               <w:left w:val="single" w:sz="4" w:color="808080"/>
@@ -22383,7 +23116,7 @@
         </w:tc>
         <w:tc>
           <w:tcPr>
-            <w:tcW w:type="dxa" w:w="3244"/>
+            <w:tcW w:type="dxa" w:w="3225"/>
             <w:tcBorders>
               <w:top w:val="single" w:sz="4" w:color="808080"/>
               <w:left w:val="single" w:sz="4" w:color="808080"/>
@@ -22408,7 +23141,7 @@
         </w:tc>
         <w:tc>
           <w:tcPr>
-            <w:tcW w:type="dxa" w:w="4312"/>
+            <w:tcW w:type="dxa" w:w="4336"/>
             <w:tcBorders>
               <w:top w:val="single" w:sz="4" w:color="808080"/>
               <w:left w:val="single" w:sz="4" w:color="808080"/>
@@ -22435,7 +23168,7 @@
       <w:tr>
         <w:tc>
           <w:tcPr>
-            <w:tcW w:type="dxa" w:w="1849"/>
+            <w:tcW w:type="dxa" w:w="1844"/>
             <w:tcBorders>
               <w:top w:val="single" w:sz="4" w:color="808080"/>
               <w:left w:val="single" w:sz="4" w:color="808080"/>
@@ -22460,7 +23193,7 @@
         </w:tc>
         <w:tc>
           <w:tcPr>
-            <w:tcW w:type="dxa" w:w="3244"/>
+            <w:tcW w:type="dxa" w:w="3225"/>
             <w:tcBorders>
               <w:top w:val="single" w:sz="4" w:color="808080"/>
               <w:left w:val="single" w:sz="4" w:color="808080"/>
@@ -22485,7 +23218,7 @@
         </w:tc>
         <w:tc>
           <w:tcPr>
-            <w:tcW w:type="dxa" w:w="4312"/>
+            <w:tcW w:type="dxa" w:w="4336"/>
             <w:tcBorders>
               <w:top w:val="single" w:sz="4" w:color="808080"/>
               <w:left w:val="single" w:sz="4" w:color="808080"/>
@@ -22512,7 +23245,7 @@
       <w:tr>
         <w:tc>
           <w:tcPr>
-            <w:tcW w:type="dxa" w:w="1849"/>
+            <w:tcW w:type="dxa" w:w="1844"/>
             <w:tcBorders>
               <w:top w:val="single" w:sz="4" w:color="808080"/>
               <w:left w:val="single" w:sz="4" w:color="808080"/>
@@ -22537,7 +23270,7 @@
         </w:tc>
         <w:tc>
           <w:tcPr>
-            <w:tcW w:type="dxa" w:w="3244"/>
+            <w:tcW w:type="dxa" w:w="3225"/>
             <w:tcBorders>
               <w:top w:val="single" w:sz="4" w:color="808080"/>
               <w:left w:val="single" w:sz="4" w:color="808080"/>
@@ -22562,7 +23295,7 @@
         </w:tc>
         <w:tc>
           <w:tcPr>
-            <w:tcW w:type="dxa" w:w="4312"/>
+            <w:tcW w:type="dxa" w:w="4336"/>
             <w:tcBorders>
               <w:top w:val="single" w:sz="4" w:color="808080"/>
               <w:left w:val="single" w:sz="4" w:color="808080"/>
@@ -22589,7 +23322,7 @@
       <w:tr>
         <w:tc>
           <w:tcPr>
-            <w:tcW w:type="dxa" w:w="1849"/>
+            <w:tcW w:type="dxa" w:w="1844"/>
             <w:tcBorders>
               <w:top w:val="single" w:sz="4" w:color="808080"/>
               <w:left w:val="single" w:sz="4" w:color="808080"/>
@@ -22614,7 +23347,7 @@
         </w:tc>
         <w:tc>
           <w:tcPr>
-            <w:tcW w:type="dxa" w:w="3244"/>
+            <w:tcW w:type="dxa" w:w="3225"/>
             <w:tcBorders>
               <w:top w:val="single" w:sz="4" w:color="808080"/>
               <w:left w:val="single" w:sz="4" w:color="808080"/>
@@ -22639,7 +23372,7 @@
         </w:tc>
         <w:tc>
           <w:tcPr>
-            <w:tcW w:type="dxa" w:w="4312"/>
+            <w:tcW w:type="dxa" w:w="4336"/>
             <w:tcBorders>
               <w:top w:val="single" w:sz="4" w:color="808080"/>
               <w:left w:val="single" w:sz="4" w:color="808080"/>
@@ -22666,7 +23399,7 @@
       <w:tr>
         <w:tc>
           <w:tcPr>
-            <w:tcW w:type="dxa" w:w="1849"/>
+            <w:tcW w:type="dxa" w:w="1844"/>
             <w:tcBorders>
               <w:top w:val="single" w:sz="4" w:color="808080"/>
               <w:left w:val="single" w:sz="4" w:color="808080"/>
@@ -22691,7 +23424,7 @@
         </w:tc>
         <w:tc>
           <w:tcPr>
-            <w:tcW w:type="dxa" w:w="3244"/>
+            <w:tcW w:type="dxa" w:w="3225"/>
             <w:tcBorders>
               <w:top w:val="single" w:sz="4" w:color="808080"/>
               <w:left w:val="single" w:sz="4" w:color="808080"/>
@@ -22716,7 +23449,7 @@
         </w:tc>
         <w:tc>
           <w:tcPr>
-            <w:tcW w:type="dxa" w:w="4312"/>
+            <w:tcW w:type="dxa" w:w="4336"/>
             <w:tcBorders>
               <w:top w:val="single" w:sz="4" w:color="808080"/>
               <w:left w:val="single" w:sz="4" w:color="808080"/>
@@ -22743,7 +23476,7 @@
       <w:tr>
         <w:tc>
           <w:tcPr>
-            <w:tcW w:type="dxa" w:w="1849"/>
+            <w:tcW w:type="dxa" w:w="1844"/>
             <w:tcBorders>
               <w:top w:val="single" w:sz="4" w:color="808080"/>
               <w:left w:val="single" w:sz="4" w:color="808080"/>
@@ -22768,7 +23501,7 @@
         </w:tc>
         <w:tc>
           <w:tcPr>
-            <w:tcW w:type="dxa" w:w="3244"/>
+            <w:tcW w:type="dxa" w:w="3225"/>
             <w:tcBorders>
               <w:top w:val="single" w:sz="4" w:color="808080"/>
               <w:left w:val="single" w:sz="4" w:color="808080"/>
@@ -22793,26 +23526,26 @@
         </w:tc>
         <w:tc>
           <w:tcPr>
-            <w:tcW w:type="dxa" w:w="4312"/>
-            <w:tcBorders>
-              <w:top w:val="single" w:sz="4" w:color="808080"/>
-              <w:left w:val="single" w:sz="4" w:color="808080"/>
-              <w:bottom w:val="single" w:sz="4" w:color="808080"/>
-              <w:right w:val="single" w:sz="4" w:color="808080"/>
-            </w:tcBorders>
-          </w:tcPr>
-          <w:p>
-            <w:pPr>
-              <w:pStyle w:val="Compact"/>
-              <w:spacing w:after="20" w:before="20"/>
-              <w:jc w:val="left"/>
-            </w:pPr>
-            <w:r>
-              <w:rPr>
-                <w:rFonts w:ascii="Arial" w:hAnsi="Arial"/>
-                <w:sz w:val="17"/>
-              </w:rPr>
-              <w:t xml:space="preserve">ADR-0001 a ADR-0012; PEN-024 a PEN-026, PEN-030, PEN-031 y PEN-034 resueltos.</w:t>
+            <w:tcW w:type="dxa" w:w="4336"/>
+            <w:tcBorders>
+              <w:top w:val="single" w:sz="4" w:color="808080"/>
+              <w:left w:val="single" w:sz="4" w:color="808080"/>
+              <w:bottom w:val="single" w:sz="4" w:color="808080"/>
+              <w:right w:val="single" w:sz="4" w:color="808080"/>
+            </w:tcBorders>
+          </w:tcPr>
+          <w:p>
+            <w:pPr>
+              <w:pStyle w:val="Compact"/>
+              <w:spacing w:after="20" w:before="20"/>
+              <w:jc w:val="left"/>
+            </w:pPr>
+            <w:r>
+              <w:rPr>
+                <w:rFonts w:ascii="Arial" w:hAnsi="Arial"/>
+                <w:sz w:val="17"/>
+              </w:rPr>
+              <w:t xml:space="preserve">ADR-0001 a ADR-0014; PEN-024 a PEN-026, PEN-030 y PEN-031 resueltos; PEN-034 pendiente.</w:t>
             </w:r>
           </w:p>
         </w:tc>
@@ -22890,7 +23623,7 @@
         <w:color w:val="555555"/>
         <w:sz w:val="16"/>
       </w:rPr>
-      <w:t>Arquitectura y diseño jerárquico · SIGLIM · Versión 2.0</w:t>
+      <w:t>Arquitectura y diseño jerárquico · SIGLIM · Versión 2.1</w:t>
     </w:r>
   </w:p>
 </w:hdr>
